--- a/CA1-Strategic Thinking- Thaís Dantas Gramacho_final.docx
+++ b/CA1-Strategic Thinking- Thaís Dantas Gramacho_final.docx
@@ -100,12 +100,6 @@
         </w:tblBorders>
         <w:shd w:val="clear" w:color="auto" w:fill="CED7E7"/>
         <w:tblLayout w:type="fixed"/>
-        <w:tblCellMar>
-          <w:top w:w="0" w:type="dxa"/>
-          <w:left w:w="0" w:type="dxa"/>
-          <w:bottom w:w="0" w:type="dxa"/>
-          <w:right w:w="0" w:type="dxa"/>
-        </w:tblCellMar>
         <w:tblLook w:val="04A0" w:firstRow="1" w:lastRow="0" w:firstColumn="1" w:lastColumn="0" w:noHBand="0" w:noVBand="1"/>
       </w:tblPr>
       <w:tblGrid>
@@ -113,14 +107,6 @@
         <w:gridCol w:w="6438"/>
       </w:tblGrid>
       <w:tr>
-        <w:tblPrEx>
-          <w:tblCellMar>
-            <w:top w:w="0" w:type="dxa"/>
-            <w:left w:w="0" w:type="dxa"/>
-            <w:bottom w:w="0" w:type="dxa"/>
-            <w:right w:w="0" w:type="dxa"/>
-          </w:tblCellMar>
-        </w:tblPrEx>
         <w:trPr>
           <w:trHeight w:val="221"/>
         </w:trPr>
@@ -197,14 +183,6 @@
         </w:tc>
       </w:tr>
       <w:tr>
-        <w:tblPrEx>
-          <w:tblCellMar>
-            <w:top w:w="0" w:type="dxa"/>
-            <w:left w:w="0" w:type="dxa"/>
-            <w:bottom w:w="0" w:type="dxa"/>
-            <w:right w:w="0" w:type="dxa"/>
-          </w:tblCellMar>
-        </w:tblPrEx>
         <w:trPr>
           <w:trHeight w:val="221"/>
         </w:trPr>
@@ -281,14 +259,6 @@
         </w:tc>
       </w:tr>
       <w:tr>
-        <w:tblPrEx>
-          <w:tblCellMar>
-            <w:top w:w="0" w:type="dxa"/>
-            <w:left w:w="0" w:type="dxa"/>
-            <w:bottom w:w="0" w:type="dxa"/>
-            <w:right w:w="0" w:type="dxa"/>
-          </w:tblCellMar>
-        </w:tblPrEx>
         <w:trPr>
           <w:trHeight w:val="221"/>
         </w:trPr>
@@ -365,14 +335,6 @@
         </w:tc>
       </w:tr>
       <w:tr>
-        <w:tblPrEx>
-          <w:tblCellMar>
-            <w:top w:w="0" w:type="dxa"/>
-            <w:left w:w="0" w:type="dxa"/>
-            <w:bottom w:w="0" w:type="dxa"/>
-            <w:right w:w="0" w:type="dxa"/>
-          </w:tblCellMar>
-        </w:tblPrEx>
         <w:trPr>
           <w:trHeight w:val="221"/>
         </w:trPr>
@@ -452,14 +414,6 @@
         </w:tc>
       </w:tr>
       <w:tr>
-        <w:tblPrEx>
-          <w:tblCellMar>
-            <w:top w:w="0" w:type="dxa"/>
-            <w:left w:w="0" w:type="dxa"/>
-            <w:bottom w:w="0" w:type="dxa"/>
-            <w:right w:w="0" w:type="dxa"/>
-          </w:tblCellMar>
-        </w:tblPrEx>
         <w:trPr>
           <w:trHeight w:val="221"/>
         </w:trPr>
@@ -545,14 +499,6 @@
         </w:tc>
       </w:tr>
       <w:tr>
-        <w:tblPrEx>
-          <w:tblCellMar>
-            <w:top w:w="0" w:type="dxa"/>
-            <w:left w:w="0" w:type="dxa"/>
-            <w:bottom w:w="0" w:type="dxa"/>
-            <w:right w:w="0" w:type="dxa"/>
-          </w:tblCellMar>
-        </w:tblPrEx>
         <w:trPr>
           <w:trHeight w:val="221"/>
         </w:trPr>
@@ -623,34 +569,12 @@
                 <w:sz w:val="24"/>
                 <w:szCs w:val="24"/>
               </w:rPr>
-              <w:t xml:space="preserve">Sunday, </w:t>
-            </w:r>
-            <w:r>
-              <w:rPr>
-                <w:sz w:val="24"/>
-                <w:szCs w:val="24"/>
-              </w:rPr>
-              <w:t>25 October</w:t>
-            </w:r>
-            <w:r>
-              <w:rPr>
-                <w:sz w:val="24"/>
-                <w:szCs w:val="24"/>
-              </w:rPr>
-              <w:t xml:space="preserve"> 2026</w:t>
+              <w:t>Sunday, 25 October 2026</w:t>
             </w:r>
           </w:p>
         </w:tc>
       </w:tr>
       <w:tr>
-        <w:tblPrEx>
-          <w:tblCellMar>
-            <w:top w:w="0" w:type="dxa"/>
-            <w:left w:w="0" w:type="dxa"/>
-            <w:bottom w:w="0" w:type="dxa"/>
-            <w:right w:w="0" w:type="dxa"/>
-          </w:tblCellMar>
-        </w:tblPrEx>
         <w:trPr>
           <w:trHeight w:val="221"/>
         </w:trPr>
@@ -794,12 +718,6 @@
         </w:tblBorders>
         <w:shd w:val="clear" w:color="auto" w:fill="CED7E7"/>
         <w:tblLayout w:type="fixed"/>
-        <w:tblCellMar>
-          <w:top w:w="0" w:type="dxa"/>
-          <w:left w:w="0" w:type="dxa"/>
-          <w:bottom w:w="0" w:type="dxa"/>
-          <w:right w:w="0" w:type="dxa"/>
-        </w:tblCellMar>
         <w:tblLook w:val="04A0" w:firstRow="1" w:lastRow="0" w:firstColumn="1" w:lastColumn="0" w:noHBand="0" w:noVBand="1"/>
       </w:tblPr>
       <w:tblGrid>
@@ -807,14 +725,6 @@
         <w:gridCol w:w="4819"/>
       </w:tblGrid>
       <w:tr>
-        <w:tblPrEx>
-          <w:tblCellMar>
-            <w:top w:w="0" w:type="dxa"/>
-            <w:left w:w="0" w:type="dxa"/>
-            <w:bottom w:w="0" w:type="dxa"/>
-            <w:right w:w="0" w:type="dxa"/>
-          </w:tblCellMar>
-        </w:tblPrEx>
         <w:trPr>
           <w:trHeight w:val="801"/>
         </w:trPr>
@@ -956,14 +866,6 @@
         </w:tc>
       </w:tr>
       <w:tr>
-        <w:tblPrEx>
-          <w:tblCellMar>
-            <w:top w:w="0" w:type="dxa"/>
-            <w:left w:w="0" w:type="dxa"/>
-            <w:bottom w:w="0" w:type="dxa"/>
-            <w:right w:w="0" w:type="dxa"/>
-          </w:tblCellMar>
-        </w:tblPrEx>
         <w:trPr>
           <w:trHeight w:val="801"/>
         </w:trPr>
@@ -1389,12 +1291,6 @@
         </w:tblBorders>
         <w:shd w:val="clear" w:color="auto" w:fill="4F81BD"/>
         <w:tblLayout w:type="fixed"/>
-        <w:tblCellMar>
-          <w:top w:w="0" w:type="dxa"/>
-          <w:left w:w="0" w:type="dxa"/>
-          <w:bottom w:w="0" w:type="dxa"/>
-          <w:right w:w="0" w:type="dxa"/>
-        </w:tblCellMar>
         <w:tblLook w:val="04A0" w:firstRow="1" w:lastRow="0" w:firstColumn="1" w:lastColumn="0" w:noHBand="0" w:noVBand="1"/>
       </w:tblPr>
       <w:tblGrid>
@@ -1404,14 +1300,6 @@
         <w:gridCol w:w="2464"/>
       </w:tblGrid>
       <w:tr>
-        <w:tblPrEx>
-          <w:tblCellMar>
-            <w:top w:w="0" w:type="dxa"/>
-            <w:left w:w="0" w:type="dxa"/>
-            <w:bottom w:w="0" w:type="dxa"/>
-            <w:right w:w="0" w:type="dxa"/>
-          </w:tblCellMar>
-        </w:tblPrEx>
         <w:trPr>
           <w:trHeight w:val="486"/>
           <w:tblHeader/>
@@ -1580,12 +1468,6 @@
       <w:tr>
         <w:tblPrEx>
           <w:shd w:val="clear" w:color="auto" w:fill="CED7E7"/>
-          <w:tblCellMar>
-            <w:top w:w="0" w:type="dxa"/>
-            <w:left w:w="0" w:type="dxa"/>
-            <w:bottom w:w="0" w:type="dxa"/>
-            <w:right w:w="0" w:type="dxa"/>
-          </w:tblCellMar>
         </w:tblPrEx>
         <w:trPr>
           <w:trHeight w:val="1531"/>
@@ -1790,12 +1672,6 @@
       <w:tr>
         <w:tblPrEx>
           <w:shd w:val="clear" w:color="auto" w:fill="CED7E7"/>
-          <w:tblCellMar>
-            <w:top w:w="0" w:type="dxa"/>
-            <w:left w:w="0" w:type="dxa"/>
-            <w:bottom w:w="0" w:type="dxa"/>
-            <w:right w:w="0" w:type="dxa"/>
-          </w:tblCellMar>
         </w:tblPrEx>
         <w:trPr>
           <w:trHeight w:val="2051"/>
@@ -1964,7 +1840,12 @@
                 <w:ilvl w:val="0"/>
                 <w:numId w:val="35"/>
               </w:numPr>
+              <w:tabs>
+                <w:tab w:val="clear" w:pos="720"/>
+                <w:tab w:val="num" w:pos="590"/>
+              </w:tabs>
               <w:spacing w:after="60"/>
+              <w:ind w:left="306" w:hanging="283"/>
               <w:rPr>
                 <w:rFonts w:cs="Times New Roman"/>
                 <w:i/>
@@ -1985,7 +1866,7 @@
                 <w:szCs w:val="24"/>
                 <w:u w:color="EE0000"/>
               </w:rPr>
-              <w:t>"Improve the grammar and academic writing of this section."</w:t>
+              <w:t>Improve the grammar and academic writing of this section.</w:t>
             </w:r>
           </w:p>
           <w:p>
@@ -1995,7 +1876,12 @@
                 <w:ilvl w:val="0"/>
                 <w:numId w:val="35"/>
               </w:numPr>
+              <w:tabs>
+                <w:tab w:val="clear" w:pos="720"/>
+                <w:tab w:val="num" w:pos="590"/>
+              </w:tabs>
               <w:spacing w:after="60"/>
+              <w:ind w:left="306" w:hanging="283"/>
               <w:rPr>
                 <w:rFonts w:cs="Times New Roman"/>
                 <w:i/>
@@ -2016,7 +1902,7 @@
                 <w:szCs w:val="24"/>
                 <w:u w:color="EE0000"/>
               </w:rPr>
-              <w:t>"Rewrite this paragraph in a more professional style."</w:t>
+              <w:t xml:space="preserve">Rewrite this paragraph in a more professional style." </w:t>
             </w:r>
           </w:p>
           <w:p>
@@ -2026,7 +1912,12 @@
                 <w:ilvl w:val="0"/>
                 <w:numId w:val="35"/>
               </w:numPr>
+              <w:tabs>
+                <w:tab w:val="clear" w:pos="720"/>
+                <w:tab w:val="num" w:pos="590"/>
+              </w:tabs>
               <w:spacing w:after="60"/>
+              <w:ind w:left="306" w:hanging="283"/>
               <w:rPr>
                 <w:rFonts w:cs="Times New Roman"/>
                 <w:i/>
@@ -2047,7 +1938,7 @@
                 <w:szCs w:val="24"/>
                 <w:u w:color="EE0000"/>
               </w:rPr>
-              <w:t>"Suggest ways to prepare Jira data using Pandas."</w:t>
+              <w:t>Suggest ways to prepare Jira data using Pandas.</w:t>
             </w:r>
           </w:p>
           <w:p>
@@ -2057,7 +1948,12 @@
                 <w:ilvl w:val="0"/>
                 <w:numId w:val="35"/>
               </w:numPr>
+              <w:tabs>
+                <w:tab w:val="clear" w:pos="720"/>
+                <w:tab w:val="num" w:pos="590"/>
+              </w:tabs>
               <w:spacing w:after="60"/>
+              <w:ind w:left="306" w:hanging="283"/>
               <w:rPr>
                 <w:rFonts w:cs="Times New Roman"/>
                 <w:i/>
@@ -2078,39 +1974,7 @@
                 <w:szCs w:val="24"/>
                 <w:u w:color="EE0000"/>
               </w:rPr>
-              <w:t>"How can I visualise ticket resolution delays in Python?"</w:t>
-            </w:r>
-          </w:p>
-          <w:p>
-            <w:pPr>
-              <w:pStyle w:val="Body"/>
-              <w:numPr>
-                <w:ilvl w:val="0"/>
-                <w:numId w:val="35"/>
-              </w:numPr>
-              <w:spacing w:after="60"/>
-              <w:rPr>
-                <w:rFonts w:cs="Times New Roman"/>
-                <w:i/>
-                <w:iCs/>
-                <w:color w:val="EE0000"/>
-                <w:sz w:val="24"/>
-                <w:szCs w:val="24"/>
-                <w:u w:color="EE0000"/>
-              </w:rPr>
-            </w:pPr>
-            <w:r>
-              <w:rPr>
-                <w:rFonts w:cs="Times New Roman"/>
-                <w:i/>
-                <w:iCs/>
-                <w:color w:val="EE0000"/>
-                <w:sz w:val="24"/>
-                <w:szCs w:val="24"/>
-                <w:u w:color="EE0000"/>
-              </w:rPr>
-              <w:lastRenderedPageBreak/>
-              <w:t xml:space="preserve">"Explain the difference between Random Forest and </w:t>
+              <w:t xml:space="preserve">Explain the difference between Random Forest and </w:t>
             </w:r>
             <w:proofErr w:type="spellStart"/>
             <w:r>
@@ -2126,45 +1990,6 @@
               <w:t>XGBoost</w:t>
             </w:r>
             <w:proofErr w:type="spellEnd"/>
-            <w:r>
-              <w:rPr>
-                <w:rFonts w:cs="Times New Roman"/>
-                <w:i/>
-                <w:iCs/>
-                <w:color w:val="EE0000"/>
-                <w:sz w:val="24"/>
-                <w:szCs w:val="24"/>
-                <w:u w:color="EE0000"/>
-              </w:rPr>
-              <w:t>."</w:t>
-            </w:r>
-          </w:p>
-          <w:p>
-            <w:pPr>
-              <w:pStyle w:val="Body"/>
-              <w:spacing w:after="60"/>
-              <w:rPr>
-                <w:rFonts w:cs="Times New Roman"/>
-                <w:i/>
-                <w:iCs/>
-                <w:color w:val="EE0000"/>
-                <w:sz w:val="24"/>
-                <w:szCs w:val="24"/>
-                <w:u w:color="EE0000"/>
-              </w:rPr>
-            </w:pPr>
-            <w:r>
-              <w:rPr>
-                <w:rFonts w:cs="Times New Roman"/>
-                <w:i/>
-                <w:iCs/>
-                <w:color w:val="EE0000"/>
-                <w:sz w:val="24"/>
-                <w:szCs w:val="24"/>
-                <w:u w:color="EE0000"/>
-              </w:rPr>
-              <w:t>I often refined my prompts to obtain more relevant explanations and examples for my project context.</w:t>
-            </w:r>
           </w:p>
           <w:p>
             <w:pPr>
@@ -2182,12 +2007,6 @@
       <w:tr>
         <w:tblPrEx>
           <w:shd w:val="clear" w:color="auto" w:fill="CED7E7"/>
-          <w:tblCellMar>
-            <w:top w:w="0" w:type="dxa"/>
-            <w:left w:w="0" w:type="dxa"/>
-            <w:bottom w:w="0" w:type="dxa"/>
-            <w:right w:w="0" w:type="dxa"/>
-          </w:tblCellMar>
         </w:tblPrEx>
         <w:trPr>
           <w:trHeight w:val="2051"/>
@@ -2393,12 +2212,6 @@
       <w:tr>
         <w:tblPrEx>
           <w:shd w:val="clear" w:color="auto" w:fill="CED7E7"/>
-          <w:tblCellMar>
-            <w:top w:w="0" w:type="dxa"/>
-            <w:left w:w="0" w:type="dxa"/>
-            <w:bottom w:w="0" w:type="dxa"/>
-            <w:right w:w="0" w:type="dxa"/>
-          </w:tblCellMar>
         </w:tblPrEx>
         <w:trPr>
           <w:trHeight w:val="2051"/>
@@ -2618,7 +2431,7 @@
                 <w:szCs w:val="24"/>
                 <w:u w:color="EE0000"/>
               </w:rPr>
-              <w:t xml:space="preserve">I used Microsoft Copilot, ChatGPT, Python, and Pandas during this assessment. AI was used as a support tool for writing, research, coding guidance, and project planning. No confidential company information, personal </w:t>
+              <w:t xml:space="preserve">I used Microsoft Copilot, ChatGPT, Python, and Pandas during this assessment. AI was used as a support tool for writing, research, coding guidance, and project planning. No confidential company information, personal data, employee names, email addresses, or sensitive business information were shared with AI tools. All project decisions, interpretations, and proposed approaches remain my responsibility. I ensured that any AI-generated content was </w:t>
             </w:r>
             <w:r>
               <w:rPr>
@@ -2631,7 +2444,7 @@
                 <w:u w:color="EE0000"/>
               </w:rPr>
               <w:lastRenderedPageBreak/>
-              <w:t>data, employee names, email addresses, or sensitive business information were shared with AI tools. All project decisions, interpretations, and proposed approaches remain my responsibility. I ensured that any AI-generated content was reviewed and adapted before inclusion in the final submission.</w:t>
+              <w:t>reviewed and adapted before inclusion in the final submission.</w:t>
             </w:r>
           </w:p>
           <w:p>
@@ -2890,13 +2703,58 @@
           <w:lang w:val="en-US"/>
         </w:rPr>
       </w:pPr>
-      <w:r>
+    </w:p>
+    <w:p>
+      <w:pPr>
+        <w:jc w:val="both"/>
         <w:rPr>
           <w:rFonts w:ascii="Times New Roman" w:hAnsi="Times New Roman" w:cs="Times New Roman"/>
           <w:sz w:val="24"/>
           <w:szCs w:val="24"/>
           <w:lang w:val="en-US"/>
         </w:rPr>
+      </w:pPr>
+    </w:p>
+    <w:p>
+      <w:pPr>
+        <w:jc w:val="both"/>
+        <w:rPr>
+          <w:rFonts w:ascii="Times New Roman" w:hAnsi="Times New Roman" w:cs="Times New Roman"/>
+          <w:sz w:val="24"/>
+          <w:szCs w:val="24"/>
+          <w:lang w:val="en-US"/>
+        </w:rPr>
+      </w:pPr>
+    </w:p>
+    <w:p>
+      <w:pPr>
+        <w:jc w:val="both"/>
+        <w:rPr>
+          <w:rFonts w:ascii="Times New Roman" w:hAnsi="Times New Roman" w:cs="Times New Roman"/>
+          <w:sz w:val="24"/>
+          <w:szCs w:val="24"/>
+          <w:lang w:val="en-US"/>
+        </w:rPr>
+      </w:pPr>
+    </w:p>
+    <w:p>
+      <w:pPr>
+        <w:jc w:val="both"/>
+        <w:rPr>
+          <w:rFonts w:ascii="Times New Roman" w:hAnsi="Times New Roman" w:cs="Times New Roman"/>
+          <w:sz w:val="24"/>
+          <w:szCs w:val="24"/>
+          <w:lang w:val="en-US"/>
+        </w:rPr>
+      </w:pPr>
+      <w:r>
+        <w:rPr>
+          <w:rFonts w:ascii="Times New Roman" w:hAnsi="Times New Roman" w:cs="Times New Roman"/>
+          <w:sz w:val="24"/>
+          <w:szCs w:val="24"/>
+          <w:lang w:val="en-US"/>
+        </w:rPr>
+        <w:lastRenderedPageBreak/>
         <w:t>Predicting Ticket Resolution Delays Across IT Support Queues Using Historical Service Desk Data</w:t>
       </w:r>
     </w:p>
@@ -3189,7 +3047,16 @@
           <w:szCs w:val="24"/>
           <w:lang w:val="en-US"/>
         </w:rPr>
-        <w:t>October 2025</w:t>
+        <w:t>October 202</w:t>
+      </w:r>
+      <w:r>
+        <w:rPr>
+          <w:rFonts w:ascii="Times New Roman" w:hAnsi="Times New Roman" w:cs="Times New Roman"/>
+          <w:sz w:val="24"/>
+          <w:szCs w:val="24"/>
+          <w:lang w:val="en-US"/>
+        </w:rPr>
+        <w:t>6</w:t>
       </w:r>
     </w:p>
     <w:p>
@@ -3813,9 +3680,15 @@
       <w:pPr>
         <w:pStyle w:val="NormalWeb"/>
         <w:jc w:val="both"/>
-      </w:pPr>
-      <w:r>
-        <w:t>Clearly define the business problem or challenge you intend to address. Explain its impact and how data analytics and predictive modelling can contribute towards addressing the problem.</w:t>
+        <w:rPr>
+          <w:lang w:val="en-US"/>
+        </w:rPr>
+      </w:pPr>
+      <w:r>
+        <w:rPr>
+          <w:lang w:val="en-US"/>
+        </w:rPr>
+        <w:t>The impact of ticket delays extends far beyond the support team itself. When employees experience issues accessing systems, applications or business tools, their productivity can be significantly affected. A single unresolved ticket may prevent an employee from completing daily tasks, participating in projects or providing services to customers.</w:t>
       </w:r>
     </w:p>
     <w:p>
@@ -3830,7 +3703,21 @@
         <w:rPr>
           <w:lang w:val="en-US"/>
         </w:rPr>
-        <w:t>The impact of ticket delays extends far beyond the support team itself. When employees experience issues accessing systems, applications or business tools, their productivity can be significantly affected. A single unresolved ticket may prevent an employee from completing daily tasks, participating in projects or providing services to customers.</w:t>
+        <w:t xml:space="preserve">In my </w:t>
+      </w:r>
+      <w:proofErr w:type="spellStart"/>
+      <w:r>
+        <w:rPr>
+          <w:lang w:val="en-US"/>
+        </w:rPr>
+        <w:t>organisation</w:t>
+      </w:r>
+      <w:proofErr w:type="spellEnd"/>
+      <w:r>
+        <w:rPr>
+          <w:lang w:val="en-US"/>
+        </w:rPr>
+        <w:t>, support teams manage a large number of requests across different operational queues. When tickets accumulate, the workload on support analysts increases substantially. Analysts spend time reviewing ageing tickets, sending follow-up communications and monitoring SLA performance instead of focusing solely on issue resolution.</w:t>
       </w:r>
     </w:p>
     <w:p>
@@ -3845,21 +3732,7 @@
         <w:rPr>
           <w:lang w:val="en-US"/>
         </w:rPr>
-        <w:t xml:space="preserve">In my </w:t>
-      </w:r>
-      <w:proofErr w:type="spellStart"/>
-      <w:r>
-        <w:rPr>
-          <w:lang w:val="en-US"/>
-        </w:rPr>
-        <w:t>organisation</w:t>
-      </w:r>
-      <w:proofErr w:type="spellEnd"/>
-      <w:r>
-        <w:rPr>
-          <w:lang w:val="en-US"/>
-        </w:rPr>
-        <w:t>, support teams manage a large number of requests across different operational queues. When tickets accumulate, the workload on support analysts increases substantially. Analysts spend time reviewing ageing tickets, sending follow-up communications and monitoring SLA performance instead of focusing solely on issue resolution.</w:t>
+        <w:t>For example, if a user reports a problem with an application but fails to provide sufficient details, analysts may need to contact the user multiple times to obtain the required information. During this period, the ticket remains open and contributes to the overall backlog. Similar situations occur regularly across different support queues.</w:t>
       </w:r>
     </w:p>
     <w:p>
@@ -3874,7 +3747,7 @@
         <w:rPr>
           <w:lang w:val="en-US"/>
         </w:rPr>
-        <w:t>For example, if a user reports a problem with an application but fails to provide sufficient details, analysts may need to contact the user multiple times to obtain the required information. During this period, the ticket remains open and contributes to the overall backlog. Similar situations occur regularly across different support queues.</w:t>
+        <w:t>Delays also affect management teams. Supervisors must continuously monitor support performance, identify bottlenecks and allocate resources to areas experiencing high demand. Without predictive insights, this process is largely reactive and often occurs after SLA performance has already been impacted.</w:t>
       </w:r>
     </w:p>
     <w:p>
@@ -3889,42 +3762,27 @@
         <w:rPr>
           <w:lang w:val="en-US"/>
         </w:rPr>
-        <w:t>Delays also affect management teams. Supervisors must continuously monitor support performance, identify bottlenecks and allocate resources to areas experiencing high demand. Without predictive insights, this process is largely reactive and often occurs after SLA performance has already been impacted.</w:t>
+        <w:t xml:space="preserve">By identifying tickets that are likely to experience delays, the </w:t>
+      </w:r>
+      <w:proofErr w:type="spellStart"/>
+      <w:r>
+        <w:rPr>
+          <w:lang w:val="en-US"/>
+        </w:rPr>
+        <w:t>organisation</w:t>
+      </w:r>
+      <w:proofErr w:type="spellEnd"/>
+      <w:r>
+        <w:rPr>
+          <w:lang w:val="en-US"/>
+        </w:rPr>
+        <w:t xml:space="preserve"> could take proactive actions earlier, improve service quality and reduce operational inefficiencies.</w:t>
       </w:r>
     </w:p>
     <w:p>
       <w:pPr>
         <w:pStyle w:val="NormalWeb"/>
         <w:jc w:val="both"/>
-        <w:rPr>
-          <w:lang w:val="en-US"/>
-        </w:rPr>
-      </w:pPr>
-      <w:r>
-        <w:rPr>
-          <w:lang w:val="en-US"/>
-        </w:rPr>
-        <w:t xml:space="preserve">By identifying tickets that are likely to experience delays, the </w:t>
-      </w:r>
-      <w:proofErr w:type="spellStart"/>
-      <w:r>
-        <w:rPr>
-          <w:lang w:val="en-US"/>
-        </w:rPr>
-        <w:t>organisation</w:t>
-      </w:r>
-      <w:proofErr w:type="spellEnd"/>
-      <w:r>
-        <w:rPr>
-          <w:lang w:val="en-US"/>
-        </w:rPr>
-        <w:t xml:space="preserve"> could take proactive actions earlier, improve service quality and reduce operational inefficiencies.</w:t>
-      </w:r>
-    </w:p>
-    <w:p>
-      <w:pPr>
-        <w:pStyle w:val="NormalWeb"/>
-        <w:jc w:val="both"/>
       </w:pPr>
     </w:p>
     <w:p>
@@ -3943,6 +3801,7 @@
           <w:sz w:val="24"/>
           <w:szCs w:val="24"/>
         </w:rPr>
+        <w:lastRenderedPageBreak/>
         <w:t>4. Aim and Objectives</w:t>
       </w:r>
     </w:p>
@@ -3954,17 +3813,17 @@
           <w:rFonts w:ascii="Times New Roman" w:eastAsia="Times New Roman" w:hAnsi="Times New Roman" w:cs="Times New Roman"/>
           <w:sz w:val="24"/>
           <w:szCs w:val="24"/>
-          <w:lang w:val="en-US" w:eastAsia="zh-TW"/>
-        </w:rPr>
-      </w:pPr>
-      <w:r>
-        <w:rPr>
-          <w:rFonts w:ascii="Times New Roman" w:eastAsia="Times New Roman" w:hAnsi="Times New Roman" w:cs="Times New Roman"/>
-          <w:sz w:val="24"/>
-          <w:szCs w:val="24"/>
-          <w:lang w:val="en-US" w:eastAsia="zh-TW"/>
-        </w:rPr>
-        <w:t>To develop a predictive analytics solution capable of identifying Jira tickets that have a high risk of delayed resolution or SLA breach</w:t>
+          <w:lang w:eastAsia="zh-TW"/>
+        </w:rPr>
+      </w:pPr>
+      <w:r>
+        <w:rPr>
+          <w:rFonts w:ascii="Times New Roman" w:eastAsia="Times New Roman" w:hAnsi="Times New Roman" w:cs="Times New Roman"/>
+          <w:sz w:val="24"/>
+          <w:szCs w:val="24"/>
+          <w:lang w:eastAsia="zh-TW"/>
+        </w:rPr>
+        <w:t>To develop and evaluate a predictive analytics solution capable of identifying Jira tickets with a high risk of delayed resolution or SLA breach, enabling proactive decision-making and improved service management performance.</w:t>
       </w:r>
     </w:p>
     <w:p>
@@ -3975,7 +3834,7 @@
           <w:rFonts w:ascii="Times New Roman" w:eastAsia="Times New Roman" w:hAnsi="Times New Roman" w:cs="Times New Roman"/>
           <w:sz w:val="24"/>
           <w:szCs w:val="24"/>
-          <w:lang w:val="en-US" w:eastAsia="zh-TW"/>
+          <w:lang w:eastAsia="zh-TW"/>
         </w:rPr>
       </w:pPr>
     </w:p>
@@ -4480,7 +4339,6 @@
           <w:szCs w:val="24"/>
           <w:lang w:val="en-US" w:eastAsia="zh-TW"/>
         </w:rPr>
-        <w:lastRenderedPageBreak/>
         <w:t xml:space="preserve">The project will not involve developing a complete software application or an automatic ticket assignment system. The main goal is to </w:t>
       </w:r>
       <w:proofErr w:type="spellStart"/>
@@ -4522,6 +4380,7 @@
           <w:szCs w:val="24"/>
           <w:lang w:val="en-US" w:eastAsia="zh-TW"/>
         </w:rPr>
+        <w:lastRenderedPageBreak/>
         <w:t xml:space="preserve">Personal employee information will not be included in the analysis. Any data used in the project will be </w:t>
       </w:r>
       <w:proofErr w:type="spellStart"/>
@@ -5426,7 +5285,6 @@
           <w:szCs w:val="24"/>
           <w:lang w:val="pt-BR" w:eastAsia="zh-TW"/>
         </w:rPr>
-        <w:lastRenderedPageBreak/>
         <w:t>Creating</w:t>
       </w:r>
       <w:proofErr w:type="spellEnd"/>
@@ -5557,6 +5415,7 @@
           <w:szCs w:val="24"/>
           <w:lang w:val="en-US" w:eastAsia="zh-TW"/>
         </w:rPr>
+        <w:lastRenderedPageBreak/>
         <w:t>Exploratory Data Analysis (EDA)</w:t>
       </w:r>
     </w:p>
@@ -6205,7 +6064,6 @@
           <w:szCs w:val="24"/>
           <w:lang w:val="en-US" w:eastAsia="zh-TW"/>
         </w:rPr>
-        <w:lastRenderedPageBreak/>
         <w:t>Jupyter Notebook for development and testing</w:t>
       </w:r>
     </w:p>
@@ -6290,6 +6148,7 @@
           <w:sz w:val="24"/>
           <w:szCs w:val="24"/>
         </w:rPr>
+        <w:lastRenderedPageBreak/>
         <w:t>7. Data Sources</w:t>
       </w:r>
     </w:p>
@@ -6391,37 +6250,6 @@
           <w:lang w:val="en-US"/>
         </w:rPr>
         <w:t>The availability of several years of historical records is expected to provide a sufficiently large dataset for exploratory analysis and predictive modelling activities.</w:t>
-      </w:r>
-    </w:p>
-    <w:p>
-      <w:pPr>
-        <w:pStyle w:val="NormalWeb"/>
-        <w:spacing w:line="300" w:lineRule="atLeast"/>
-        <w:jc w:val="both"/>
-        <w:rPr>
-          <w:lang w:val="en-US"/>
-        </w:rPr>
-      </w:pPr>
-    </w:p>
-    <w:p>
-      <w:pPr>
-        <w:spacing w:line="300" w:lineRule="atLeast"/>
-        <w:jc w:val="both"/>
-        <w:rPr>
-          <w:rFonts w:ascii="Times New Roman" w:hAnsi="Times New Roman" w:cs="Times New Roman"/>
-          <w:sz w:val="24"/>
-          <w:szCs w:val="24"/>
-        </w:rPr>
-      </w:pPr>
-      <w:r>
-        <w:rPr>
-          <w:rFonts w:ascii="Times New Roman" w:hAnsi="Times New Roman" w:cs="Times New Roman"/>
-          <w:sz w:val="24"/>
-          <w:szCs w:val="24"/>
-        </w:rPr>
-        <w:pict w14:anchorId="0B39F0B5">
-          <v:rect id="_x0000_i1025" style="width:0;height:1.5pt" o:hralign="center" o:hrstd="t" o:hr="t" fillcolor="#a0a0a0" stroked="f"/>
-        </w:pict>
       </w:r>
     </w:p>
     <w:p>
@@ -6686,7 +6514,6 @@
           <w:szCs w:val="24"/>
           <w:lang w:val="en-US" w:eastAsia="zh-TW"/>
         </w:rPr>
-        <w:lastRenderedPageBreak/>
         <w:t>A simple Power BI dashboard.</w:t>
       </w:r>
     </w:p>
@@ -6775,7 +6602,47 @@
     </w:p>
     <w:p>
       <w:pPr>
-        <w:spacing w:after="0" w:line="300" w:lineRule="atLeast"/>
+        <w:pStyle w:val="Ttulo1"/>
+        <w:rPr>
+          <w:rFonts w:ascii="Times New Roman" w:hAnsi="Times New Roman" w:cs="Times New Roman"/>
+          <w:sz w:val="24"/>
+          <w:szCs w:val="24"/>
+        </w:rPr>
+      </w:pPr>
+      <w:r>
+        <w:rPr>
+          <w:rFonts w:ascii="Times New Roman" w:hAnsi="Times New Roman" w:cs="Times New Roman"/>
+          <w:sz w:val="24"/>
+          <w:szCs w:val="24"/>
+        </w:rPr>
+        <w:t>9. Project Timeline</w:t>
+      </w:r>
+    </w:p>
+    <w:p/>
+    <w:p>
+      <w:pPr>
+        <w:rPr>
+          <w:rFonts w:ascii="Times New Roman" w:eastAsia="Times New Roman" w:hAnsi="Times New Roman" w:cs="Times New Roman"/>
+          <w:sz w:val="24"/>
+          <w:szCs w:val="24"/>
+          <w:lang w:val="en-US" w:eastAsia="zh-TW"/>
+        </w:rPr>
+      </w:pPr>
+      <w:r>
+        <w:rPr>
+          <w:rFonts w:ascii="Times New Roman" w:eastAsia="Times New Roman" w:hAnsi="Times New Roman" w:cs="Times New Roman"/>
+          <w:sz w:val="24"/>
+          <w:szCs w:val="24"/>
+          <w:lang w:val="en-US" w:eastAsia="zh-TW"/>
+        </w:rPr>
+        <w:t>High-level project timeline showing the main activities planned for Semester 1 and Semester 2.</w:t>
+      </w:r>
+    </w:p>
+    <w:p/>
+    <w:p>
+      <w:pPr>
+        <w:pStyle w:val="Ttulo3"/>
+        <w:spacing w:line="300" w:lineRule="atLeast"/>
         <w:jc w:val="both"/>
         <w:rPr>
           <w:rFonts w:ascii="Times New Roman" w:hAnsi="Times New Roman" w:cs="Times New Roman"/>
@@ -6789,9 +6656,77 @@
           <w:sz w:val="24"/>
           <w:szCs w:val="24"/>
         </w:rPr>
-        <w:pict w14:anchorId="48D41716">
-          <v:rect id="_x0000_i1026" style="width:0;height:1.5pt" o:hralign="center" o:hrstd="t" o:hr="t" fillcolor="#a0a0a0" stroked="f"/>
-        </w:pict>
+        <w:lastRenderedPageBreak/>
+        <w:t>Semester 1</w:t>
+      </w:r>
+    </w:p>
+    <w:p>
+      <w:r>
+        <w:rPr>
+          <w:rFonts w:ascii="Times New Roman" w:eastAsia="Times New Roman" w:hAnsi="Times New Roman" w:cs="Times New Roman"/>
+          <w:noProof/>
+          <w:sz w:val="24"/>
+          <w:szCs w:val="24"/>
+          <w:lang w:val="pt-BR" w:eastAsia="zh-TW"/>
+        </w:rPr>
+        <w:drawing>
+          <wp:inline distT="0" distB="0" distL="0" distR="0" wp14:anchorId="5F8393F2" wp14:editId="20E967BC">
+            <wp:extent cx="6412230" cy="990600"/>
+            <wp:effectExtent l="19050" t="0" r="7620" b="0"/>
+            <wp:docPr id="226652717" name="Diagrama 1"/>
+            <wp:cNvGraphicFramePr/>
+            <a:graphic xmlns:a="http://schemas.openxmlformats.org/drawingml/2006/main">
+              <a:graphicData uri="http://schemas.openxmlformats.org/drawingml/2006/diagram">
+                <dgm:relIds xmlns:dgm="http://schemas.openxmlformats.org/drawingml/2006/diagram" xmlns:r="http://schemas.openxmlformats.org/officeDocument/2006/relationships" r:dm="rId17" r:lo="rId18" r:qs="rId19" r:cs="rId20"/>
+              </a:graphicData>
+            </a:graphic>
+          </wp:inline>
+        </w:drawing>
+      </w:r>
+    </w:p>
+    <w:p>
+      <w:pPr>
+        <w:pStyle w:val="Ttulo3"/>
+        <w:spacing w:line="300" w:lineRule="atLeast"/>
+        <w:jc w:val="both"/>
+        <w:rPr>
+          <w:rFonts w:ascii="Times New Roman" w:hAnsi="Times New Roman" w:cs="Times New Roman"/>
+          <w:sz w:val="24"/>
+          <w:szCs w:val="24"/>
+        </w:rPr>
+      </w:pPr>
+      <w:r>
+        <w:rPr>
+          <w:rFonts w:ascii="Times New Roman" w:hAnsi="Times New Roman" w:cs="Times New Roman"/>
+          <w:sz w:val="24"/>
+          <w:szCs w:val="24"/>
+        </w:rPr>
+        <w:t>Semester 2</w:t>
+      </w:r>
+    </w:p>
+    <w:p/>
+    <w:p>
+      <w:r>
+        <w:rPr>
+          <w:rFonts w:ascii="Times New Roman" w:eastAsia="Times New Roman" w:hAnsi="Times New Roman" w:cs="Times New Roman"/>
+          <w:noProof/>
+          <w:sz w:val="24"/>
+          <w:szCs w:val="24"/>
+          <w:lang w:val="pt-BR" w:eastAsia="zh-TW"/>
+        </w:rPr>
+        <w:drawing>
+          <wp:inline distT="0" distB="0" distL="0" distR="0" wp14:anchorId="3C0A229B" wp14:editId="432AFF5B">
+            <wp:extent cx="6598920" cy="876300"/>
+            <wp:effectExtent l="0" t="0" r="30480" b="0"/>
+            <wp:docPr id="292508463" name="Diagrama 1"/>
+            <wp:cNvGraphicFramePr/>
+            <a:graphic xmlns:a="http://schemas.openxmlformats.org/drawingml/2006/main">
+              <a:graphicData uri="http://schemas.openxmlformats.org/drawingml/2006/diagram">
+                <dgm:relIds xmlns:dgm="http://schemas.openxmlformats.org/drawingml/2006/diagram" xmlns:r="http://schemas.openxmlformats.org/officeDocument/2006/relationships" r:dm="rId22" r:lo="rId23" r:qs="rId24" r:cs="rId25"/>
+              </a:graphicData>
+            </a:graphic>
+          </wp:inline>
+        </w:drawing>
       </w:r>
     </w:p>
     <w:p>
@@ -6811,172 +6746,118 @@
           <w:sz w:val="24"/>
           <w:szCs w:val="24"/>
         </w:rPr>
-        <w:t>9. Project Timeline</w:t>
-      </w:r>
-    </w:p>
-    <w:p>
-      <w:pPr>
-        <w:pStyle w:val="Ttulo3"/>
-        <w:spacing w:line="300" w:lineRule="atLeast"/>
+        <w:t>10. Ethical and Legal Considerations</w:t>
+      </w:r>
+    </w:p>
+    <w:p>
+      <w:pPr>
+        <w:pStyle w:val="NormalWeb"/>
         <w:jc w:val="both"/>
-        <w:rPr>
-          <w:rFonts w:ascii="Times New Roman" w:hAnsi="Times New Roman" w:cs="Times New Roman"/>
-          <w:sz w:val="24"/>
-          <w:szCs w:val="24"/>
-        </w:rPr>
-      </w:pPr>
-      <w:r>
-        <w:rPr>
-          <w:rFonts w:ascii="Times New Roman" w:hAnsi="Times New Roman" w:cs="Times New Roman"/>
-          <w:sz w:val="24"/>
-          <w:szCs w:val="24"/>
-        </w:rPr>
-        <w:t>Semester 1</w:t>
-      </w:r>
-    </w:p>
-    <w:p>
-      <w:pPr>
+      </w:pPr>
+      <w:r>
+        <w:t>The project will focus exclusively on analysing anonymised operational ticket data and evaluating machine learning model performance. No human subjects, interviews, surveys, or sensitive personal data will be involved in the research.</w:t>
+      </w:r>
+    </w:p>
+    <w:p>
+      <w:pPr>
+        <w:pStyle w:val="NormalWeb"/>
+        <w:jc w:val="both"/>
+      </w:pPr>
+      <w:r>
+        <w:t>Several measures will be implemented to ensure ethical use of data:</w:t>
+      </w:r>
+    </w:p>
+    <w:p>
+      <w:pPr>
+        <w:pStyle w:val="NormalWeb"/>
         <w:numPr>
           <w:ilvl w:val="0"/>
-          <w:numId w:val="22"/>
+          <w:numId w:val="36"/>
         </w:numPr>
-        <w:spacing w:before="100" w:beforeAutospacing="1" w:after="100" w:afterAutospacing="1" w:line="300" w:lineRule="atLeast"/>
         <w:jc w:val="both"/>
-        <w:rPr>
-          <w:rFonts w:ascii="Times New Roman" w:hAnsi="Times New Roman" w:cs="Times New Roman"/>
-          <w:sz w:val="24"/>
-          <w:szCs w:val="24"/>
-        </w:rPr>
-      </w:pPr>
-      <w:r>
-        <w:rPr>
-          <w:rFonts w:ascii="Times New Roman" w:hAnsi="Times New Roman" w:cs="Times New Roman"/>
-          <w:sz w:val="24"/>
-          <w:szCs w:val="24"/>
-        </w:rPr>
-        <w:t>Business Understanding</w:t>
-      </w:r>
-    </w:p>
-    <w:p>
-      <w:pPr>
+      </w:pPr>
+      <w:r>
+        <w:t>Removal of personal identifiers.</w:t>
+      </w:r>
+    </w:p>
+    <w:p>
+      <w:pPr>
+        <w:pStyle w:val="NormalWeb"/>
         <w:numPr>
           <w:ilvl w:val="0"/>
-          <w:numId w:val="22"/>
+          <w:numId w:val="36"/>
         </w:numPr>
-        <w:spacing w:before="100" w:beforeAutospacing="1" w:after="100" w:afterAutospacing="1" w:line="300" w:lineRule="atLeast"/>
         <w:jc w:val="both"/>
-        <w:rPr>
-          <w:rFonts w:ascii="Times New Roman" w:hAnsi="Times New Roman" w:cs="Times New Roman"/>
-          <w:sz w:val="24"/>
-          <w:szCs w:val="24"/>
-        </w:rPr>
-      </w:pPr>
-      <w:r>
-        <w:rPr>
-          <w:rFonts w:ascii="Times New Roman" w:hAnsi="Times New Roman" w:cs="Times New Roman"/>
-          <w:sz w:val="24"/>
-          <w:szCs w:val="24"/>
-        </w:rPr>
-        <w:t>Data Collection</w:t>
-      </w:r>
-    </w:p>
-    <w:p>
-      <w:pPr>
+      </w:pPr>
+      <w:r>
+        <w:t>Use of anonymised datasets.</w:t>
+      </w:r>
+    </w:p>
+    <w:p>
+      <w:pPr>
+        <w:pStyle w:val="NormalWeb"/>
         <w:numPr>
           <w:ilvl w:val="0"/>
-          <w:numId w:val="22"/>
+          <w:numId w:val="36"/>
         </w:numPr>
-        <w:spacing w:before="100" w:beforeAutospacing="1" w:after="100" w:afterAutospacing="1" w:line="300" w:lineRule="atLeast"/>
         <w:jc w:val="both"/>
-        <w:rPr>
-          <w:rFonts w:ascii="Times New Roman" w:hAnsi="Times New Roman" w:cs="Times New Roman"/>
-          <w:sz w:val="24"/>
-          <w:szCs w:val="24"/>
-        </w:rPr>
-      </w:pPr>
-      <w:r>
-        <w:rPr>
-          <w:rFonts w:ascii="Times New Roman" w:hAnsi="Times New Roman" w:cs="Times New Roman"/>
-          <w:sz w:val="24"/>
-          <w:szCs w:val="24"/>
-        </w:rPr>
-        <w:t>Data Preparation</w:t>
-      </w:r>
-    </w:p>
-    <w:p>
-      <w:pPr>
+      </w:pPr>
+      <w:r>
+        <w:t>Compliance with GDPR requirements.</w:t>
+      </w:r>
+    </w:p>
+    <w:p>
+      <w:pPr>
+        <w:pStyle w:val="NormalWeb"/>
         <w:numPr>
           <w:ilvl w:val="0"/>
-          <w:numId w:val="22"/>
+          <w:numId w:val="36"/>
         </w:numPr>
-        <w:spacing w:before="100" w:beforeAutospacing="1" w:after="100" w:afterAutospacing="1" w:line="300" w:lineRule="atLeast"/>
         <w:jc w:val="both"/>
-        <w:rPr>
-          <w:rFonts w:ascii="Times New Roman" w:hAnsi="Times New Roman" w:cs="Times New Roman"/>
-          <w:sz w:val="24"/>
-          <w:szCs w:val="24"/>
-        </w:rPr>
-      </w:pPr>
-      <w:r>
-        <w:rPr>
-          <w:rFonts w:ascii="Times New Roman" w:hAnsi="Times New Roman" w:cs="Times New Roman"/>
-          <w:sz w:val="24"/>
-          <w:szCs w:val="24"/>
-        </w:rPr>
-        <w:t>Exploratory Data Analysis</w:t>
-      </w:r>
-    </w:p>
-    <w:p>
-      <w:pPr>
+      </w:pPr>
+      <w:r>
+        <w:t>Restricted access to project files.</w:t>
+      </w:r>
+    </w:p>
+    <w:p>
+      <w:pPr>
+        <w:pStyle w:val="NormalWeb"/>
         <w:numPr>
           <w:ilvl w:val="0"/>
-          <w:numId w:val="22"/>
+          <w:numId w:val="36"/>
         </w:numPr>
-        <w:spacing w:before="100" w:beforeAutospacing="1" w:after="100" w:afterAutospacing="1" w:line="300" w:lineRule="atLeast"/>
         <w:jc w:val="both"/>
-        <w:rPr>
-          <w:rFonts w:ascii="Times New Roman" w:hAnsi="Times New Roman" w:cs="Times New Roman"/>
-          <w:sz w:val="24"/>
-          <w:szCs w:val="24"/>
-        </w:rPr>
-      </w:pPr>
-      <w:r>
-        <w:rPr>
-          <w:rFonts w:ascii="Times New Roman" w:hAnsi="Times New Roman" w:cs="Times New Roman"/>
-          <w:sz w:val="24"/>
-          <w:szCs w:val="24"/>
-        </w:rPr>
-        <w:t>Literature Review</w:t>
-      </w:r>
-    </w:p>
-    <w:p>
-      <w:pPr>
-        <w:pStyle w:val="Ttulo3"/>
-        <w:spacing w:line="300" w:lineRule="atLeast"/>
-        <w:jc w:val="both"/>
-        <w:rPr>
-          <w:rFonts w:ascii="Times New Roman" w:hAnsi="Times New Roman" w:cs="Times New Roman"/>
-          <w:sz w:val="24"/>
-          <w:szCs w:val="24"/>
-        </w:rPr>
-      </w:pPr>
-      <w:r>
-        <w:rPr>
-          <w:rFonts w:ascii="Times New Roman" w:hAnsi="Times New Roman" w:cs="Times New Roman"/>
-          <w:sz w:val="24"/>
-          <w:szCs w:val="24"/>
-        </w:rPr>
-        <w:t>Semester 2</w:t>
-      </w:r>
-    </w:p>
-    <w:p>
-      <w:pPr>
+      </w:pPr>
+      <w:r>
+        <w:t>Secure storage of exported information.</w:t>
+      </w:r>
+    </w:p>
+    <w:p>
+      <w:pPr>
+        <w:pStyle w:val="NormalWeb"/>
         <w:numPr>
           <w:ilvl w:val="0"/>
-          <w:numId w:val="23"/>
+          <w:numId w:val="36"/>
         </w:numPr>
-        <w:spacing w:before="100" w:beforeAutospacing="1" w:after="100" w:afterAutospacing="1" w:line="300" w:lineRule="atLeast"/>
         <w:jc w:val="both"/>
+      </w:pPr>
+      <w:r>
+        <w:t>Use of data exclusively for academic purposes.</w:t>
+      </w:r>
+    </w:p>
+    <w:p>
+      <w:pPr>
+        <w:pStyle w:val="NormalWeb"/>
+        <w:jc w:val="both"/>
+      </w:pPr>
+      <w:r>
+        <w:t>Artificial Intelligence tools such as Microsoft Copilot and ChatGPT may be used to support idea generation, document review and academic writing. However, all generated content will be critically reviewed, validated and adapted based on my own understanding and professional experience before being included in the final submission.</w:t>
+      </w:r>
+    </w:p>
+    <w:p>
+      <w:pPr>
+        <w:pStyle w:val="Ttulo1"/>
+        <w:jc w:val="both"/>
         <w:rPr>
           <w:rFonts w:ascii="Times New Roman" w:hAnsi="Times New Roman" w:cs="Times New Roman"/>
           <w:sz w:val="24"/>
@@ -6989,346 +6870,163 @@
           <w:sz w:val="24"/>
           <w:szCs w:val="24"/>
         </w:rPr>
-        <w:t>Feature Engineering</w:t>
-      </w:r>
-    </w:p>
-    <w:p>
-      <w:pPr>
-        <w:numPr>
-          <w:ilvl w:val="0"/>
-          <w:numId w:val="23"/>
-        </w:numPr>
-        <w:spacing w:before="100" w:beforeAutospacing="1" w:after="100" w:afterAutospacing="1" w:line="300" w:lineRule="atLeast"/>
+        <w:t>1</w:t>
+      </w:r>
+      <w:r>
+        <w:rPr>
+          <w:rFonts w:ascii="Times New Roman" w:hAnsi="Times New Roman" w:cs="Times New Roman"/>
+          <w:sz w:val="24"/>
+          <w:szCs w:val="24"/>
+        </w:rPr>
+        <w:t>1</w:t>
+      </w:r>
+      <w:r>
+        <w:rPr>
+          <w:rFonts w:ascii="Times New Roman" w:hAnsi="Times New Roman" w:cs="Times New Roman"/>
+          <w:sz w:val="24"/>
+          <w:szCs w:val="24"/>
+        </w:rPr>
+        <w:t xml:space="preserve">. </w:t>
+      </w:r>
+      <w:r>
+        <w:rPr>
+          <w:rFonts w:ascii="Times New Roman" w:hAnsi="Times New Roman" w:cs="Times New Roman"/>
+          <w:sz w:val="24"/>
+          <w:szCs w:val="24"/>
+        </w:rPr>
+        <w:t>References</w:t>
+      </w:r>
+    </w:p>
+    <w:p>
+      <w:pPr>
+        <w:pStyle w:val="NormalWeb"/>
         <w:jc w:val="both"/>
+      </w:pPr>
+      <w:r>
+        <w:t>Atlassian (2026) Jira Service Management Documentation. Available at: https://support.atlassian.com/jira-service-management/ (Accessed: 22 October 2026).</w:t>
+      </w:r>
+    </w:p>
+    <w:p>
+      <w:pPr>
+        <w:pStyle w:val="NormalWeb"/>
+        <w:jc w:val="both"/>
+      </w:pPr>
+      <w:proofErr w:type="spellStart"/>
+      <w:r>
+        <w:t>Breiman</w:t>
+      </w:r>
+      <w:proofErr w:type="spellEnd"/>
+      <w:r>
+        <w:t>, L. (2001) ‘Random Forests’, Machine Learning, 45(1), pp. 5-32.</w:t>
+      </w:r>
+    </w:p>
+    <w:p>
+      <w:pPr>
+        <w:pStyle w:val="NormalWeb"/>
+        <w:jc w:val="both"/>
+      </w:pPr>
+      <w:r>
+        <w:t xml:space="preserve">Chapman, P., Clinton, J., Kerber, R., </w:t>
+      </w:r>
+      <w:proofErr w:type="spellStart"/>
+      <w:r>
+        <w:t>Khabaza</w:t>
+      </w:r>
+      <w:proofErr w:type="spellEnd"/>
+      <w:r>
+        <w:t>, T., Reinartz, T., Shearer, C. and Wirth, R. (2000) CRISP-DM 1.0: Step-by-step Data Mining Guide. SPSS Inc.</w:t>
+      </w:r>
+    </w:p>
+    <w:p>
+      <w:pPr>
+        <w:pStyle w:val="NormalWeb"/>
+        <w:jc w:val="both"/>
+      </w:pPr>
+      <w:r>
+        <w:t xml:space="preserve">Chen, T. and </w:t>
+      </w:r>
+      <w:proofErr w:type="spellStart"/>
+      <w:r>
+        <w:t>Guestrin</w:t>
+      </w:r>
+      <w:proofErr w:type="spellEnd"/>
+      <w:r>
+        <w:t>, C. (2016) ‘</w:t>
+      </w:r>
+      <w:proofErr w:type="spellStart"/>
+      <w:r>
+        <w:t>XGBoost</w:t>
+      </w:r>
+      <w:proofErr w:type="spellEnd"/>
+      <w:r>
+        <w:t>: A Scalable Tree Boosting System’, Proceedings of the 22nd ACM SIGKDD International Conference on Knowledge Discovery and Data Mining, pp. 785-794.</w:t>
+      </w:r>
+    </w:p>
+    <w:p>
+      <w:pPr>
+        <w:pStyle w:val="NormalWeb"/>
+        <w:jc w:val="both"/>
+      </w:pPr>
+      <w:r>
+        <w:lastRenderedPageBreak/>
+        <w:t>European Union (2016) Regulation (EU) 2016/679 on the Protection of Natural Persons with Regard to the Processing of Personal Data and on the Free Movement of Such Data (General Data Protection Regulation).</w:t>
+      </w:r>
+    </w:p>
+    <w:p>
+      <w:pPr>
+        <w:pStyle w:val="NormalWeb"/>
+        <w:jc w:val="both"/>
+      </w:pPr>
+      <w:r>
+        <w:t>Han, J., Kamber, M. and Pei, J. (2022) Data Mining: Concepts and Techniques. 4th ed. Burlington: Morgan Kaufmann.</w:t>
+      </w:r>
+    </w:p>
+    <w:p>
+      <w:pPr>
+        <w:pStyle w:val="NormalWeb"/>
+        <w:jc w:val="both"/>
+      </w:pPr>
+      <w:r>
+        <w:t xml:space="preserve">James, G., Witten, D., Hastie, T. and </w:t>
+      </w:r>
+      <w:proofErr w:type="spellStart"/>
+      <w:r>
+        <w:t>Tibshirani</w:t>
+      </w:r>
+      <w:proofErr w:type="spellEnd"/>
+      <w:r>
+        <w:t>, R. (2021) An Introduction to Statistical Learning. 2nd ed. New York: Springer.</w:t>
+      </w:r>
+    </w:p>
+    <w:p>
+      <w:pPr>
+        <w:pStyle w:val="NormalWeb"/>
+        <w:jc w:val="both"/>
+      </w:pPr>
+      <w:r>
+        <w:t>Provost, F. and Fawcett, T. (2013) Data Science for Business. Sebastopol: O'Reilly Media.</w:t>
+      </w:r>
+    </w:p>
+    <w:p>
+      <w:pPr>
+        <w:pStyle w:val="NormalWeb"/>
+        <w:jc w:val="both"/>
+      </w:pPr>
+    </w:p>
+    <w:p>
+      <w:pPr>
+        <w:spacing w:line="240" w:lineRule="auto"/>
+        <w:jc w:val="both"/>
         <w:rPr>
           <w:rFonts w:ascii="Times New Roman" w:hAnsi="Times New Roman" w:cs="Times New Roman"/>
           <w:sz w:val="24"/>
           <w:szCs w:val="24"/>
         </w:rPr>
       </w:pPr>
-      <w:r>
-        <w:rPr>
-          <w:rFonts w:ascii="Times New Roman" w:hAnsi="Times New Roman" w:cs="Times New Roman"/>
-          <w:sz w:val="24"/>
-          <w:szCs w:val="24"/>
-        </w:rPr>
-        <w:t>Predictive Model Development</w:t>
-      </w:r>
-    </w:p>
-    <w:p>
-      <w:pPr>
-        <w:numPr>
-          <w:ilvl w:val="0"/>
-          <w:numId w:val="23"/>
-        </w:numPr>
-        <w:spacing w:before="100" w:beforeAutospacing="1" w:after="100" w:afterAutospacing="1" w:line="300" w:lineRule="atLeast"/>
-        <w:jc w:val="both"/>
-        <w:rPr>
-          <w:rFonts w:ascii="Times New Roman" w:hAnsi="Times New Roman" w:cs="Times New Roman"/>
-          <w:sz w:val="24"/>
-          <w:szCs w:val="24"/>
-        </w:rPr>
-      </w:pPr>
-      <w:r>
-        <w:rPr>
-          <w:rFonts w:ascii="Times New Roman" w:hAnsi="Times New Roman" w:cs="Times New Roman"/>
-          <w:sz w:val="24"/>
-          <w:szCs w:val="24"/>
-        </w:rPr>
-        <w:t>Model Testing</w:t>
-      </w:r>
-    </w:p>
-    <w:p>
-      <w:pPr>
-        <w:numPr>
-          <w:ilvl w:val="0"/>
-          <w:numId w:val="23"/>
-        </w:numPr>
-        <w:spacing w:before="100" w:beforeAutospacing="1" w:after="100" w:afterAutospacing="1" w:line="300" w:lineRule="atLeast"/>
-        <w:jc w:val="both"/>
-        <w:rPr>
-          <w:rFonts w:ascii="Times New Roman" w:hAnsi="Times New Roman" w:cs="Times New Roman"/>
-          <w:sz w:val="24"/>
-          <w:szCs w:val="24"/>
-        </w:rPr>
-      </w:pPr>
-      <w:r>
-        <w:rPr>
-          <w:rFonts w:ascii="Times New Roman" w:hAnsi="Times New Roman" w:cs="Times New Roman"/>
-          <w:sz w:val="24"/>
-          <w:szCs w:val="24"/>
-        </w:rPr>
-        <w:t>Model Evaluation</w:t>
-      </w:r>
-    </w:p>
-    <w:p>
-      <w:pPr>
-        <w:numPr>
-          <w:ilvl w:val="0"/>
-          <w:numId w:val="23"/>
-        </w:numPr>
-        <w:spacing w:before="100" w:beforeAutospacing="1" w:after="100" w:afterAutospacing="1" w:line="300" w:lineRule="atLeast"/>
-        <w:jc w:val="both"/>
-        <w:rPr>
-          <w:rFonts w:ascii="Times New Roman" w:hAnsi="Times New Roman" w:cs="Times New Roman"/>
-          <w:sz w:val="24"/>
-          <w:szCs w:val="24"/>
-        </w:rPr>
-      </w:pPr>
-      <w:r>
-        <w:rPr>
-          <w:rFonts w:ascii="Times New Roman" w:hAnsi="Times New Roman" w:cs="Times New Roman"/>
-          <w:sz w:val="24"/>
-          <w:szCs w:val="24"/>
-        </w:rPr>
-        <w:t>Final Report</w:t>
-      </w:r>
-    </w:p>
-    <w:p>
-      <w:pPr>
-        <w:numPr>
-          <w:ilvl w:val="0"/>
-          <w:numId w:val="23"/>
-        </w:numPr>
-        <w:spacing w:before="100" w:beforeAutospacing="1" w:after="100" w:afterAutospacing="1" w:line="300" w:lineRule="atLeast"/>
-        <w:jc w:val="both"/>
-        <w:rPr>
-          <w:rFonts w:ascii="Times New Roman" w:hAnsi="Times New Roman" w:cs="Times New Roman"/>
-          <w:sz w:val="24"/>
-          <w:szCs w:val="24"/>
-        </w:rPr>
-      </w:pPr>
-      <w:r>
-        <w:rPr>
-          <w:rFonts w:ascii="Times New Roman" w:hAnsi="Times New Roman" w:cs="Times New Roman"/>
-          <w:sz w:val="24"/>
-          <w:szCs w:val="24"/>
-        </w:rPr>
-        <w:t>Presentation Preparation</w:t>
-      </w:r>
-    </w:p>
-    <w:p>
-      <w:pPr>
-        <w:spacing w:after="0" w:line="300" w:lineRule="atLeast"/>
-        <w:jc w:val="both"/>
-        <w:rPr>
-          <w:rFonts w:ascii="Times New Roman" w:hAnsi="Times New Roman" w:cs="Times New Roman"/>
-          <w:sz w:val="24"/>
-          <w:szCs w:val="24"/>
-        </w:rPr>
-      </w:pPr>
-      <w:r>
-        <w:rPr>
-          <w:rFonts w:ascii="Times New Roman" w:hAnsi="Times New Roman" w:cs="Times New Roman"/>
-          <w:sz w:val="24"/>
-          <w:szCs w:val="24"/>
-        </w:rPr>
-        <w:pict w14:anchorId="0B867DD6">
-          <v:rect id="_x0000_i1027" style="width:0;height:1.5pt" o:hralign="center" o:hrstd="t" o:hr="t" fillcolor="#a0a0a0" stroked="f"/>
-        </w:pict>
-      </w:r>
-    </w:p>
-    <w:p>
-      <w:pPr>
-        <w:pStyle w:val="Ttulo1"/>
-        <w:spacing w:line="300" w:lineRule="atLeast"/>
-        <w:jc w:val="both"/>
-        <w:rPr>
-          <w:rFonts w:ascii="Times New Roman" w:hAnsi="Times New Roman" w:cs="Times New Roman"/>
-          <w:sz w:val="24"/>
-          <w:szCs w:val="24"/>
-        </w:rPr>
-      </w:pPr>
-      <w:r>
-        <w:rPr>
-          <w:rFonts w:ascii="Times New Roman" w:hAnsi="Times New Roman" w:cs="Times New Roman"/>
-          <w:sz w:val="24"/>
-          <w:szCs w:val="24"/>
-        </w:rPr>
-        <w:t>10. Ethical and Legal Considerations</w:t>
-      </w:r>
-    </w:p>
-    <w:p>
-      <w:pPr>
-        <w:pStyle w:val="NormalWeb"/>
-        <w:spacing w:line="300" w:lineRule="atLeast"/>
-        <w:jc w:val="both"/>
-      </w:pPr>
-      <w:r>
-        <w:t>This project uses organisational data and therefore requires careful consideration of privacy, confidentiality and security.</w:t>
-      </w:r>
-    </w:p>
-    <w:p>
-      <w:pPr>
-        <w:pStyle w:val="NormalWeb"/>
-        <w:spacing w:line="300" w:lineRule="atLeast"/>
-        <w:jc w:val="both"/>
-      </w:pPr>
-      <w:r>
-        <w:t>Several measures will be implemented to ensure ethical use of data:</w:t>
-      </w:r>
-    </w:p>
-    <w:p>
-      <w:pPr>
-        <w:numPr>
-          <w:ilvl w:val="0"/>
-          <w:numId w:val="24"/>
-        </w:numPr>
-        <w:spacing w:before="100" w:beforeAutospacing="1" w:after="100" w:afterAutospacing="1" w:line="300" w:lineRule="atLeast"/>
-        <w:jc w:val="both"/>
-        <w:rPr>
-          <w:rFonts w:ascii="Times New Roman" w:hAnsi="Times New Roman" w:cs="Times New Roman"/>
-          <w:sz w:val="24"/>
-          <w:szCs w:val="24"/>
-        </w:rPr>
-      </w:pPr>
-      <w:r>
-        <w:rPr>
-          <w:rFonts w:ascii="Times New Roman" w:hAnsi="Times New Roman" w:cs="Times New Roman"/>
-          <w:sz w:val="24"/>
-          <w:szCs w:val="24"/>
-        </w:rPr>
-        <w:t>Removal of personal identifiers.</w:t>
-      </w:r>
-    </w:p>
-    <w:p>
-      <w:pPr>
-        <w:numPr>
-          <w:ilvl w:val="0"/>
-          <w:numId w:val="24"/>
-        </w:numPr>
-        <w:spacing w:before="100" w:beforeAutospacing="1" w:after="100" w:afterAutospacing="1" w:line="300" w:lineRule="atLeast"/>
-        <w:jc w:val="both"/>
-        <w:rPr>
-          <w:rFonts w:ascii="Times New Roman" w:hAnsi="Times New Roman" w:cs="Times New Roman"/>
-          <w:sz w:val="24"/>
-          <w:szCs w:val="24"/>
-        </w:rPr>
-      </w:pPr>
-      <w:r>
-        <w:rPr>
-          <w:rFonts w:ascii="Times New Roman" w:hAnsi="Times New Roman" w:cs="Times New Roman"/>
-          <w:sz w:val="24"/>
-          <w:szCs w:val="24"/>
-        </w:rPr>
-        <w:t>Use of anonymised datasets.</w:t>
-      </w:r>
-    </w:p>
-    <w:p>
-      <w:pPr>
-        <w:numPr>
-          <w:ilvl w:val="0"/>
-          <w:numId w:val="24"/>
-        </w:numPr>
-        <w:spacing w:before="100" w:beforeAutospacing="1" w:after="100" w:afterAutospacing="1" w:line="300" w:lineRule="atLeast"/>
-        <w:jc w:val="both"/>
-        <w:rPr>
-          <w:rFonts w:ascii="Times New Roman" w:hAnsi="Times New Roman" w:cs="Times New Roman"/>
-          <w:sz w:val="24"/>
-          <w:szCs w:val="24"/>
-        </w:rPr>
-      </w:pPr>
-      <w:r>
-        <w:rPr>
-          <w:rFonts w:ascii="Times New Roman" w:hAnsi="Times New Roman" w:cs="Times New Roman"/>
-          <w:sz w:val="24"/>
-          <w:szCs w:val="24"/>
-        </w:rPr>
-        <w:t>Compliance with GDPR requirements.</w:t>
-      </w:r>
-    </w:p>
-    <w:p>
-      <w:pPr>
-        <w:numPr>
-          <w:ilvl w:val="0"/>
-          <w:numId w:val="24"/>
-        </w:numPr>
-        <w:spacing w:before="100" w:beforeAutospacing="1" w:after="100" w:afterAutospacing="1" w:line="300" w:lineRule="atLeast"/>
-        <w:jc w:val="both"/>
-        <w:rPr>
-          <w:rFonts w:ascii="Times New Roman" w:hAnsi="Times New Roman" w:cs="Times New Roman"/>
-          <w:sz w:val="24"/>
-          <w:szCs w:val="24"/>
-        </w:rPr>
-      </w:pPr>
-      <w:r>
-        <w:rPr>
-          <w:rFonts w:ascii="Times New Roman" w:hAnsi="Times New Roman" w:cs="Times New Roman"/>
-          <w:sz w:val="24"/>
-          <w:szCs w:val="24"/>
-        </w:rPr>
-        <w:t>Restricted access to project files.</w:t>
-      </w:r>
-    </w:p>
-    <w:p>
-      <w:pPr>
-        <w:numPr>
-          <w:ilvl w:val="0"/>
-          <w:numId w:val="24"/>
-        </w:numPr>
-        <w:spacing w:before="100" w:beforeAutospacing="1" w:after="100" w:afterAutospacing="1" w:line="300" w:lineRule="atLeast"/>
-        <w:jc w:val="both"/>
-        <w:rPr>
-          <w:rFonts w:ascii="Times New Roman" w:hAnsi="Times New Roman" w:cs="Times New Roman"/>
-          <w:sz w:val="24"/>
-          <w:szCs w:val="24"/>
-        </w:rPr>
-      </w:pPr>
-      <w:r>
-        <w:rPr>
-          <w:rFonts w:ascii="Times New Roman" w:hAnsi="Times New Roman" w:cs="Times New Roman"/>
-          <w:sz w:val="24"/>
-          <w:szCs w:val="24"/>
-        </w:rPr>
-        <w:t>Secure storage of exported information.</w:t>
-      </w:r>
-    </w:p>
-    <w:p>
-      <w:pPr>
-        <w:numPr>
-          <w:ilvl w:val="0"/>
-          <w:numId w:val="24"/>
-        </w:numPr>
-        <w:spacing w:before="100" w:beforeAutospacing="1" w:after="100" w:afterAutospacing="1" w:line="300" w:lineRule="atLeast"/>
-        <w:jc w:val="both"/>
-        <w:rPr>
-          <w:rFonts w:ascii="Times New Roman" w:hAnsi="Times New Roman" w:cs="Times New Roman"/>
-          <w:sz w:val="24"/>
-          <w:szCs w:val="24"/>
-        </w:rPr>
-      </w:pPr>
-      <w:r>
-        <w:rPr>
-          <w:rFonts w:ascii="Times New Roman" w:hAnsi="Times New Roman" w:cs="Times New Roman"/>
-          <w:sz w:val="24"/>
-          <w:szCs w:val="24"/>
-        </w:rPr>
-        <w:t>Use of data exclusively for academic purposes.</w:t>
-      </w:r>
-    </w:p>
-    <w:p>
-      <w:pPr>
-        <w:pStyle w:val="NormalWeb"/>
-        <w:spacing w:line="300" w:lineRule="atLeast"/>
-        <w:jc w:val="both"/>
-      </w:pPr>
-      <w:r>
-        <w:t>Artificial Intelligence tools such as Microsoft Copilot and ChatGPT may be used to support idea generation, document review and academic writing. However, all generated content will be critically reviewed, validated and adapted based on my own understanding and professional experience before being included in the final submission.</w:t>
-      </w:r>
-    </w:p>
-    <w:p>
-      <w:pPr>
-        <w:jc w:val="both"/>
-        <w:rPr>
-          <w:rFonts w:ascii="Times New Roman" w:hAnsi="Times New Roman" w:cs="Times New Roman"/>
-          <w:sz w:val="24"/>
-          <w:szCs w:val="24"/>
-        </w:rPr>
-      </w:pPr>
-    </w:p>
-    <w:p>
-      <w:pPr>
-        <w:spacing w:after="0"/>
+    </w:p>
+    <w:p>
+      <w:pPr>
+        <w:spacing w:after="0" w:line="240" w:lineRule="auto"/>
         <w:jc w:val="both"/>
         <w:rPr>
           <w:rFonts w:ascii="Times New Roman" w:hAnsi="Times New Roman" w:cs="Times New Roman"/>
@@ -7545,8 +7243,8 @@
       </w:pPr>
     </w:p>
     <w:sectPr>
-      <w:headerReference w:type="default" r:id="rId17"/>
-      <w:footerReference w:type="default" r:id="rId18"/>
+      <w:headerReference w:type="default" r:id="rId27"/>
+      <w:footerReference w:type="default" r:id="rId28"/>
       <w:pgSz w:w="11906" w:h="16838"/>
       <w:pgMar w:top="1134" w:right="1134" w:bottom="1134" w:left="1134" w:header="709" w:footer="709" w:gutter="0"/>
       <w:pgNumType w:start="1"/>
@@ -10808,6 +10506,155 @@
     </w:lvl>
   </w:abstractNum>
   <w:abstractNum w:abstractNumId="24" w15:restartNumberingAfterBreak="0">
+    <w:nsid w:val="51C658C9"/>
+    <w:multiLevelType w:val="multilevel"/>
+    <w:tmpl w:val="C6B82F30"/>
+    <w:lvl w:ilvl="0">
+      <w:start w:val="1"/>
+      <w:numFmt w:val="bullet"/>
+      <w:lvlText w:val=""/>
+      <w:lvlJc w:val="left"/>
+      <w:pPr>
+        <w:tabs>
+          <w:tab w:val="num" w:pos="720"/>
+        </w:tabs>
+        <w:ind w:left="720" w:hanging="360"/>
+      </w:pPr>
+      <w:rPr>
+        <w:rFonts w:ascii="Symbol" w:hAnsi="Symbol" w:hint="default"/>
+        <w:sz w:val="20"/>
+      </w:rPr>
+    </w:lvl>
+    <w:lvl w:ilvl="1" w:tentative="1">
+      <w:start w:val="1"/>
+      <w:numFmt w:val="bullet"/>
+      <w:lvlText w:val="o"/>
+      <w:lvlJc w:val="left"/>
+      <w:pPr>
+        <w:tabs>
+          <w:tab w:val="num" w:pos="1440"/>
+        </w:tabs>
+        <w:ind w:left="1440" w:hanging="360"/>
+      </w:pPr>
+      <w:rPr>
+        <w:rFonts w:ascii="Courier New" w:hAnsi="Courier New" w:hint="default"/>
+        <w:sz w:val="20"/>
+      </w:rPr>
+    </w:lvl>
+    <w:lvl w:ilvl="2" w:tentative="1">
+      <w:start w:val="1"/>
+      <w:numFmt w:val="bullet"/>
+      <w:lvlText w:val=""/>
+      <w:lvlJc w:val="left"/>
+      <w:pPr>
+        <w:tabs>
+          <w:tab w:val="num" w:pos="2160"/>
+        </w:tabs>
+        <w:ind w:left="2160" w:hanging="360"/>
+      </w:pPr>
+      <w:rPr>
+        <w:rFonts w:ascii="Wingdings" w:hAnsi="Wingdings" w:hint="default"/>
+        <w:sz w:val="20"/>
+      </w:rPr>
+    </w:lvl>
+    <w:lvl w:ilvl="3" w:tentative="1">
+      <w:start w:val="1"/>
+      <w:numFmt w:val="bullet"/>
+      <w:lvlText w:val=""/>
+      <w:lvlJc w:val="left"/>
+      <w:pPr>
+        <w:tabs>
+          <w:tab w:val="num" w:pos="2880"/>
+        </w:tabs>
+        <w:ind w:left="2880" w:hanging="360"/>
+      </w:pPr>
+      <w:rPr>
+        <w:rFonts w:ascii="Wingdings" w:hAnsi="Wingdings" w:hint="default"/>
+        <w:sz w:val="20"/>
+      </w:rPr>
+    </w:lvl>
+    <w:lvl w:ilvl="4" w:tentative="1">
+      <w:start w:val="1"/>
+      <w:numFmt w:val="bullet"/>
+      <w:lvlText w:val=""/>
+      <w:lvlJc w:val="left"/>
+      <w:pPr>
+        <w:tabs>
+          <w:tab w:val="num" w:pos="3600"/>
+        </w:tabs>
+        <w:ind w:left="3600" w:hanging="360"/>
+      </w:pPr>
+      <w:rPr>
+        <w:rFonts w:ascii="Wingdings" w:hAnsi="Wingdings" w:hint="default"/>
+        <w:sz w:val="20"/>
+      </w:rPr>
+    </w:lvl>
+    <w:lvl w:ilvl="5" w:tentative="1">
+      <w:start w:val="1"/>
+      <w:numFmt w:val="bullet"/>
+      <w:lvlText w:val=""/>
+      <w:lvlJc w:val="left"/>
+      <w:pPr>
+        <w:tabs>
+          <w:tab w:val="num" w:pos="4320"/>
+        </w:tabs>
+        <w:ind w:left="4320" w:hanging="360"/>
+      </w:pPr>
+      <w:rPr>
+        <w:rFonts w:ascii="Wingdings" w:hAnsi="Wingdings" w:hint="default"/>
+        <w:sz w:val="20"/>
+      </w:rPr>
+    </w:lvl>
+    <w:lvl w:ilvl="6" w:tentative="1">
+      <w:start w:val="1"/>
+      <w:numFmt w:val="bullet"/>
+      <w:lvlText w:val=""/>
+      <w:lvlJc w:val="left"/>
+      <w:pPr>
+        <w:tabs>
+          <w:tab w:val="num" w:pos="5040"/>
+        </w:tabs>
+        <w:ind w:left="5040" w:hanging="360"/>
+      </w:pPr>
+      <w:rPr>
+        <w:rFonts w:ascii="Wingdings" w:hAnsi="Wingdings" w:hint="default"/>
+        <w:sz w:val="20"/>
+      </w:rPr>
+    </w:lvl>
+    <w:lvl w:ilvl="7" w:tentative="1">
+      <w:start w:val="1"/>
+      <w:numFmt w:val="bullet"/>
+      <w:lvlText w:val=""/>
+      <w:lvlJc w:val="left"/>
+      <w:pPr>
+        <w:tabs>
+          <w:tab w:val="num" w:pos="5760"/>
+        </w:tabs>
+        <w:ind w:left="5760" w:hanging="360"/>
+      </w:pPr>
+      <w:rPr>
+        <w:rFonts w:ascii="Wingdings" w:hAnsi="Wingdings" w:hint="default"/>
+        <w:sz w:val="20"/>
+      </w:rPr>
+    </w:lvl>
+    <w:lvl w:ilvl="8" w:tentative="1">
+      <w:start w:val="1"/>
+      <w:numFmt w:val="bullet"/>
+      <w:lvlText w:val=""/>
+      <w:lvlJc w:val="left"/>
+      <w:pPr>
+        <w:tabs>
+          <w:tab w:val="num" w:pos="6480"/>
+        </w:tabs>
+        <w:ind w:left="6480" w:hanging="360"/>
+      </w:pPr>
+      <w:rPr>
+        <w:rFonts w:ascii="Wingdings" w:hAnsi="Wingdings" w:hint="default"/>
+        <w:sz w:val="20"/>
+      </w:rPr>
+    </w:lvl>
+  </w:abstractNum>
+  <w:abstractNum w:abstractNumId="25" w15:restartNumberingAfterBreak="0">
     <w:nsid w:val="56DF5E9A"/>
     <w:multiLevelType w:val="multilevel"/>
     <w:tmpl w:val="E7DEF080"/>
@@ -10956,7 +10803,7 @@
       </w:rPr>
     </w:lvl>
   </w:abstractNum>
-  <w:abstractNum w:abstractNumId="25" w15:restartNumberingAfterBreak="0">
+  <w:abstractNum w:abstractNumId="26" w15:restartNumberingAfterBreak="0">
     <w:nsid w:val="5C1E34FA"/>
     <w:multiLevelType w:val="multilevel"/>
     <w:tmpl w:val="5486FE94"/>
@@ -11105,7 +10952,7 @@
       </w:rPr>
     </w:lvl>
   </w:abstractNum>
-  <w:abstractNum w:abstractNumId="26" w15:restartNumberingAfterBreak="0">
+  <w:abstractNum w:abstractNumId="27" w15:restartNumberingAfterBreak="0">
     <w:nsid w:val="67185CBC"/>
     <w:multiLevelType w:val="multilevel"/>
     <w:tmpl w:val="E4345230"/>
@@ -11254,7 +11101,7 @@
       </w:rPr>
     </w:lvl>
   </w:abstractNum>
-  <w:abstractNum w:abstractNumId="27" w15:restartNumberingAfterBreak="0">
+  <w:abstractNum w:abstractNumId="28" w15:restartNumberingAfterBreak="0">
     <w:nsid w:val="69EC5476"/>
     <w:multiLevelType w:val="hybridMultilevel"/>
     <w:tmpl w:val="F46ED1D4"/>
@@ -11485,7 +11332,7 @@
       </w:rPr>
     </w:lvl>
   </w:abstractNum>
-  <w:abstractNum w:abstractNumId="28" w15:restartNumberingAfterBreak="0">
+  <w:abstractNum w:abstractNumId="29" w15:restartNumberingAfterBreak="0">
     <w:nsid w:val="6AF03A5A"/>
     <w:multiLevelType w:val="multilevel"/>
     <w:tmpl w:val="940276D0"/>
@@ -11634,7 +11481,7 @@
       </w:rPr>
     </w:lvl>
   </w:abstractNum>
-  <w:abstractNum w:abstractNumId="29" w15:restartNumberingAfterBreak="0">
+  <w:abstractNum w:abstractNumId="30" w15:restartNumberingAfterBreak="0">
     <w:nsid w:val="6BC47BB4"/>
     <w:multiLevelType w:val="hybridMultilevel"/>
     <w:tmpl w:val="ED988962"/>
@@ -11755,7 +11602,7 @@
       </w:rPr>
     </w:lvl>
   </w:abstractNum>
-  <w:abstractNum w:abstractNumId="30" w15:restartNumberingAfterBreak="0">
+  <w:abstractNum w:abstractNumId="31" w15:restartNumberingAfterBreak="0">
     <w:nsid w:val="6CD502BB"/>
     <w:multiLevelType w:val="multilevel"/>
     <w:tmpl w:val="0322A066"/>
@@ -11904,7 +11751,7 @@
       </w:rPr>
     </w:lvl>
   </w:abstractNum>
-  <w:abstractNum w:abstractNumId="31" w15:restartNumberingAfterBreak="0">
+  <w:abstractNum w:abstractNumId="32" w15:restartNumberingAfterBreak="0">
     <w:nsid w:val="6F4A4475"/>
     <w:multiLevelType w:val="multilevel"/>
     <w:tmpl w:val="E594E1BA"/>
@@ -12053,7 +11900,7 @@
       </w:rPr>
     </w:lvl>
   </w:abstractNum>
-  <w:abstractNum w:abstractNumId="32" w15:restartNumberingAfterBreak="0">
+  <w:abstractNum w:abstractNumId="33" w15:restartNumberingAfterBreak="0">
     <w:nsid w:val="751455EC"/>
     <w:multiLevelType w:val="multilevel"/>
     <w:tmpl w:val="FDEE2FCC"/>
@@ -12166,7 +12013,7 @@
       </w:rPr>
     </w:lvl>
   </w:abstractNum>
-  <w:abstractNum w:abstractNumId="33" w15:restartNumberingAfterBreak="0">
+  <w:abstractNum w:abstractNumId="34" w15:restartNumberingAfterBreak="0">
     <w:nsid w:val="796D17F6"/>
     <w:multiLevelType w:val="multilevel"/>
     <w:tmpl w:val="F0AA7048"/>
@@ -12315,7 +12162,7 @@
       </w:rPr>
     </w:lvl>
   </w:abstractNum>
-  <w:abstractNum w:abstractNumId="34" w15:restartNumberingAfterBreak="0">
+  <w:abstractNum w:abstractNumId="35" w15:restartNumberingAfterBreak="0">
     <w:nsid w:val="7D045E27"/>
     <w:multiLevelType w:val="multilevel"/>
     <w:tmpl w:val="A6EAD036"/>
@@ -12468,7 +12315,7 @@
     <w:abstractNumId w:val="18"/>
   </w:num>
   <w:num w:numId="2" w16cid:durableId="459155700">
-    <w:abstractNumId w:val="32"/>
+    <w:abstractNumId w:val="33"/>
   </w:num>
   <w:num w:numId="3" w16cid:durableId="363482153">
     <w:abstractNumId w:val="21"/>
@@ -12492,7 +12339,7 @@
     <w:abstractNumId w:val="10"/>
   </w:num>
   <w:num w:numId="10" w16cid:durableId="1738627043">
-    <w:abstractNumId w:val="29"/>
+    <w:abstractNumId w:val="30"/>
   </w:num>
   <w:num w:numId="11" w16cid:durableId="660163193">
     <w:abstractNumId w:val="9"/>
@@ -12507,16 +12354,16 @@
     <w:abstractNumId w:val="5"/>
   </w:num>
   <w:num w:numId="15" w16cid:durableId="303899605">
-    <w:abstractNumId w:val="34"/>
+    <w:abstractNumId w:val="35"/>
   </w:num>
   <w:num w:numId="16" w16cid:durableId="1025717960">
-    <w:abstractNumId w:val="28"/>
+    <w:abstractNumId w:val="29"/>
   </w:num>
   <w:num w:numId="17" w16cid:durableId="74473431">
-    <w:abstractNumId w:val="25"/>
+    <w:abstractNumId w:val="26"/>
   </w:num>
   <w:num w:numId="18" w16cid:durableId="2095197891">
-    <w:abstractNumId w:val="33"/>
+    <w:abstractNumId w:val="34"/>
   </w:num>
   <w:num w:numId="19" w16cid:durableId="396979413">
     <w:abstractNumId w:val="11"/>
@@ -12525,16 +12372,16 @@
     <w:abstractNumId w:val="2"/>
   </w:num>
   <w:num w:numId="21" w16cid:durableId="2040428848">
-    <w:abstractNumId w:val="24"/>
+    <w:abstractNumId w:val="25"/>
   </w:num>
   <w:num w:numId="22" w16cid:durableId="581525039">
-    <w:abstractNumId w:val="31"/>
+    <w:abstractNumId w:val="32"/>
   </w:num>
   <w:num w:numId="23" w16cid:durableId="488177749">
     <w:abstractNumId w:val="4"/>
   </w:num>
   <w:num w:numId="24" w16cid:durableId="773862098">
-    <w:abstractNumId w:val="26"/>
+    <w:abstractNumId w:val="27"/>
   </w:num>
   <w:num w:numId="25" w16cid:durableId="407270442">
     <w:abstractNumId w:val="15"/>
@@ -12543,7 +12390,7 @@
     <w:abstractNumId w:val="19"/>
   </w:num>
   <w:num w:numId="27" w16cid:durableId="1741175868">
-    <w:abstractNumId w:val="30"/>
+    <w:abstractNumId w:val="31"/>
   </w:num>
   <w:num w:numId="28" w16cid:durableId="1544561126">
     <w:abstractNumId w:val="0"/>
@@ -12555,7 +12402,7 @@
     <w:abstractNumId w:val="23"/>
   </w:num>
   <w:num w:numId="31" w16cid:durableId="1882471195">
-    <w:abstractNumId w:val="27"/>
+    <w:abstractNumId w:val="28"/>
   </w:num>
   <w:num w:numId="32" w16cid:durableId="268896650">
     <w:abstractNumId w:val="3"/>
@@ -12568,6 +12415,9 @@
   </w:num>
   <w:num w:numId="35" w16cid:durableId="2067295207">
     <w:abstractNumId w:val="6"/>
+  </w:num>
+  <w:num w:numId="36" w16cid:durableId="1300768960">
+    <w:abstractNumId w:val="24"/>
   </w:num>
 </w:numbering>
 </file>
@@ -13579,6 +13429,6149 @@
 </w:styles>
 </file>
 
+<file path=word/diagrams/colors1.xml><?xml version="1.0" encoding="utf-8"?>
+<dgm:colorsDef xmlns:dgm="http://schemas.openxmlformats.org/drawingml/2006/diagram" xmlns:a="http://schemas.openxmlformats.org/drawingml/2006/main" uniqueId="urn:microsoft.com/office/officeart/2005/8/colors/accent1_2">
+  <dgm:title val=""/>
+  <dgm:desc val=""/>
+  <dgm:catLst>
+    <dgm:cat type="accent1" pri="11200"/>
+  </dgm:catLst>
+  <dgm:styleLbl name="node0">
+    <dgm:fillClrLst meth="repeat">
+      <a:schemeClr val="accent1"/>
+    </dgm:fillClrLst>
+    <dgm:linClrLst meth="repeat">
+      <a:schemeClr val="lt1"/>
+    </dgm:linClrLst>
+    <dgm:effectClrLst/>
+    <dgm:txLinClrLst/>
+    <dgm:txFillClrLst/>
+    <dgm:txEffectClrLst/>
+  </dgm:styleLbl>
+  <dgm:styleLbl name="alignNode1">
+    <dgm:fillClrLst meth="repeat">
+      <a:schemeClr val="accent1"/>
+    </dgm:fillClrLst>
+    <dgm:linClrLst meth="repeat">
+      <a:schemeClr val="accent1"/>
+    </dgm:linClrLst>
+    <dgm:effectClrLst/>
+    <dgm:txLinClrLst/>
+    <dgm:txFillClrLst/>
+    <dgm:txEffectClrLst/>
+  </dgm:styleLbl>
+  <dgm:styleLbl name="node1">
+    <dgm:fillClrLst meth="repeat">
+      <a:schemeClr val="accent1"/>
+    </dgm:fillClrLst>
+    <dgm:linClrLst meth="repeat">
+      <a:schemeClr val="lt1"/>
+    </dgm:linClrLst>
+    <dgm:effectClrLst/>
+    <dgm:txLinClrLst/>
+    <dgm:txFillClrLst/>
+    <dgm:txEffectClrLst/>
+  </dgm:styleLbl>
+  <dgm:styleLbl name="lnNode1">
+    <dgm:fillClrLst meth="repeat">
+      <a:schemeClr val="accent1"/>
+    </dgm:fillClrLst>
+    <dgm:linClrLst meth="repeat">
+      <a:schemeClr val="lt1"/>
+    </dgm:linClrLst>
+    <dgm:effectClrLst/>
+    <dgm:txLinClrLst/>
+    <dgm:txFillClrLst/>
+    <dgm:txEffectClrLst/>
+  </dgm:styleLbl>
+  <dgm:styleLbl name="vennNode1">
+    <dgm:fillClrLst meth="repeat">
+      <a:schemeClr val="accent1">
+        <a:alpha val="50000"/>
+      </a:schemeClr>
+    </dgm:fillClrLst>
+    <dgm:linClrLst meth="repeat">
+      <a:schemeClr val="lt1"/>
+    </dgm:linClrLst>
+    <dgm:effectClrLst/>
+    <dgm:txLinClrLst/>
+    <dgm:txFillClrLst/>
+    <dgm:txEffectClrLst/>
+  </dgm:styleLbl>
+  <dgm:styleLbl name="node2">
+    <dgm:fillClrLst meth="repeat">
+      <a:schemeClr val="accent1"/>
+    </dgm:fillClrLst>
+    <dgm:linClrLst meth="repeat">
+      <a:schemeClr val="lt1"/>
+    </dgm:linClrLst>
+    <dgm:effectClrLst/>
+    <dgm:txLinClrLst/>
+    <dgm:txFillClrLst/>
+    <dgm:txEffectClrLst/>
+  </dgm:styleLbl>
+  <dgm:styleLbl name="node3">
+    <dgm:fillClrLst meth="repeat">
+      <a:schemeClr val="accent1"/>
+    </dgm:fillClrLst>
+    <dgm:linClrLst meth="repeat">
+      <a:schemeClr val="lt1"/>
+    </dgm:linClrLst>
+    <dgm:effectClrLst/>
+    <dgm:txLinClrLst/>
+    <dgm:txFillClrLst/>
+    <dgm:txEffectClrLst/>
+  </dgm:styleLbl>
+  <dgm:styleLbl name="node4">
+    <dgm:fillClrLst meth="repeat">
+      <a:schemeClr val="accent1"/>
+    </dgm:fillClrLst>
+    <dgm:linClrLst meth="repeat">
+      <a:schemeClr val="lt1"/>
+    </dgm:linClrLst>
+    <dgm:effectClrLst/>
+    <dgm:txLinClrLst/>
+    <dgm:txFillClrLst/>
+    <dgm:txEffectClrLst/>
+  </dgm:styleLbl>
+  <dgm:styleLbl name="fgImgPlace1">
+    <dgm:fillClrLst meth="repeat">
+      <a:schemeClr val="accent1">
+        <a:tint val="50000"/>
+      </a:schemeClr>
+    </dgm:fillClrLst>
+    <dgm:linClrLst meth="repeat">
+      <a:schemeClr val="lt1"/>
+    </dgm:linClrLst>
+    <dgm:effectClrLst/>
+    <dgm:txLinClrLst/>
+    <dgm:txFillClrLst meth="repeat">
+      <a:schemeClr val="lt1"/>
+    </dgm:txFillClrLst>
+    <dgm:txEffectClrLst/>
+  </dgm:styleLbl>
+  <dgm:styleLbl name="alignImgPlace1">
+    <dgm:fillClrLst meth="repeat">
+      <a:schemeClr val="accent1">
+        <a:tint val="50000"/>
+      </a:schemeClr>
+    </dgm:fillClrLst>
+    <dgm:linClrLst meth="repeat">
+      <a:schemeClr val="lt1"/>
+    </dgm:linClrLst>
+    <dgm:effectClrLst/>
+    <dgm:txLinClrLst/>
+    <dgm:txFillClrLst meth="repeat">
+      <a:schemeClr val="lt1"/>
+    </dgm:txFillClrLst>
+    <dgm:txEffectClrLst/>
+  </dgm:styleLbl>
+  <dgm:styleLbl name="bgImgPlace1">
+    <dgm:fillClrLst meth="repeat">
+      <a:schemeClr val="accent1">
+        <a:tint val="50000"/>
+      </a:schemeClr>
+    </dgm:fillClrLst>
+    <dgm:linClrLst meth="repeat">
+      <a:schemeClr val="lt1"/>
+    </dgm:linClrLst>
+    <dgm:effectClrLst/>
+    <dgm:txLinClrLst/>
+    <dgm:txFillClrLst meth="repeat">
+      <a:schemeClr val="lt1"/>
+    </dgm:txFillClrLst>
+    <dgm:txEffectClrLst/>
+  </dgm:styleLbl>
+  <dgm:styleLbl name="sibTrans2D1">
+    <dgm:fillClrLst meth="repeat">
+      <a:schemeClr val="accent1">
+        <a:tint val="60000"/>
+      </a:schemeClr>
+    </dgm:fillClrLst>
+    <dgm:linClrLst meth="repeat">
+      <a:schemeClr val="accent1">
+        <a:tint val="60000"/>
+      </a:schemeClr>
+    </dgm:linClrLst>
+    <dgm:effectClrLst/>
+    <dgm:txLinClrLst/>
+    <dgm:txFillClrLst/>
+    <dgm:txEffectClrLst/>
+  </dgm:styleLbl>
+  <dgm:styleLbl name="fgSibTrans2D1">
+    <dgm:fillClrLst meth="repeat">
+      <a:schemeClr val="accent1">
+        <a:tint val="60000"/>
+      </a:schemeClr>
+    </dgm:fillClrLst>
+    <dgm:linClrLst meth="repeat">
+      <a:schemeClr val="accent1">
+        <a:tint val="60000"/>
+      </a:schemeClr>
+    </dgm:linClrLst>
+    <dgm:effectClrLst/>
+    <dgm:txLinClrLst/>
+    <dgm:txFillClrLst/>
+    <dgm:txEffectClrLst/>
+  </dgm:styleLbl>
+  <dgm:styleLbl name="bgSibTrans2D1">
+    <dgm:fillClrLst meth="repeat">
+      <a:schemeClr val="accent1">
+        <a:tint val="60000"/>
+      </a:schemeClr>
+    </dgm:fillClrLst>
+    <dgm:linClrLst meth="repeat">
+      <a:schemeClr val="accent1">
+        <a:tint val="60000"/>
+      </a:schemeClr>
+    </dgm:linClrLst>
+    <dgm:effectClrLst/>
+    <dgm:txLinClrLst/>
+    <dgm:txFillClrLst/>
+    <dgm:txEffectClrLst/>
+  </dgm:styleLbl>
+  <dgm:styleLbl name="sibTrans1D1">
+    <dgm:fillClrLst meth="repeat">
+      <a:schemeClr val="accent1"/>
+    </dgm:fillClrLst>
+    <dgm:linClrLst meth="repeat">
+      <a:schemeClr val="accent1"/>
+    </dgm:linClrLst>
+    <dgm:effectClrLst/>
+    <dgm:txLinClrLst/>
+    <dgm:txFillClrLst meth="repeat">
+      <a:schemeClr val="tx1"/>
+    </dgm:txFillClrLst>
+    <dgm:txEffectClrLst/>
+  </dgm:styleLbl>
+  <dgm:styleLbl name="callout">
+    <dgm:fillClrLst meth="repeat">
+      <a:schemeClr val="accent1"/>
+    </dgm:fillClrLst>
+    <dgm:linClrLst meth="repeat">
+      <a:schemeClr val="accent1">
+        <a:tint val="50000"/>
+      </a:schemeClr>
+    </dgm:linClrLst>
+    <dgm:effectClrLst/>
+    <dgm:txLinClrLst/>
+    <dgm:txFillClrLst meth="repeat">
+      <a:schemeClr val="tx1"/>
+    </dgm:txFillClrLst>
+    <dgm:txEffectClrLst/>
+  </dgm:styleLbl>
+  <dgm:styleLbl name="asst0">
+    <dgm:fillClrLst meth="repeat">
+      <a:schemeClr val="accent1"/>
+    </dgm:fillClrLst>
+    <dgm:linClrLst meth="repeat">
+      <a:schemeClr val="lt1"/>
+    </dgm:linClrLst>
+    <dgm:effectClrLst/>
+    <dgm:txLinClrLst/>
+    <dgm:txFillClrLst/>
+    <dgm:txEffectClrLst/>
+  </dgm:styleLbl>
+  <dgm:styleLbl name="asst1">
+    <dgm:fillClrLst meth="repeat">
+      <a:schemeClr val="accent1"/>
+    </dgm:fillClrLst>
+    <dgm:linClrLst meth="repeat">
+      <a:schemeClr val="lt1"/>
+    </dgm:linClrLst>
+    <dgm:effectClrLst/>
+    <dgm:txLinClrLst/>
+    <dgm:txFillClrLst/>
+    <dgm:txEffectClrLst/>
+  </dgm:styleLbl>
+  <dgm:styleLbl name="asst2">
+    <dgm:fillClrLst meth="repeat">
+      <a:schemeClr val="accent1"/>
+    </dgm:fillClrLst>
+    <dgm:linClrLst meth="repeat">
+      <a:schemeClr val="lt1"/>
+    </dgm:linClrLst>
+    <dgm:effectClrLst/>
+    <dgm:txLinClrLst/>
+    <dgm:txFillClrLst/>
+    <dgm:txEffectClrLst/>
+  </dgm:styleLbl>
+  <dgm:styleLbl name="asst3">
+    <dgm:fillClrLst meth="repeat">
+      <a:schemeClr val="accent1"/>
+    </dgm:fillClrLst>
+    <dgm:linClrLst meth="repeat">
+      <a:schemeClr val="lt1"/>
+    </dgm:linClrLst>
+    <dgm:effectClrLst/>
+    <dgm:txLinClrLst/>
+    <dgm:txFillClrLst/>
+    <dgm:txEffectClrLst/>
+  </dgm:styleLbl>
+  <dgm:styleLbl name="asst4">
+    <dgm:fillClrLst meth="repeat">
+      <a:schemeClr val="accent1"/>
+    </dgm:fillClrLst>
+    <dgm:linClrLst meth="repeat">
+      <a:schemeClr val="lt1"/>
+    </dgm:linClrLst>
+    <dgm:effectClrLst/>
+    <dgm:txLinClrLst/>
+    <dgm:txFillClrLst/>
+    <dgm:txEffectClrLst/>
+  </dgm:styleLbl>
+  <dgm:styleLbl name="parChTrans2D1">
+    <dgm:fillClrLst meth="repeat">
+      <a:schemeClr val="accent1">
+        <a:tint val="60000"/>
+      </a:schemeClr>
+    </dgm:fillClrLst>
+    <dgm:linClrLst meth="repeat">
+      <a:schemeClr val="accent1">
+        <a:tint val="60000"/>
+      </a:schemeClr>
+    </dgm:linClrLst>
+    <dgm:effectClrLst/>
+    <dgm:txLinClrLst/>
+    <dgm:txFillClrLst meth="repeat">
+      <a:schemeClr val="lt1"/>
+    </dgm:txFillClrLst>
+    <dgm:txEffectClrLst/>
+  </dgm:styleLbl>
+  <dgm:styleLbl name="parChTrans2D2">
+    <dgm:fillClrLst meth="repeat">
+      <a:schemeClr val="accent1"/>
+    </dgm:fillClrLst>
+    <dgm:linClrLst meth="repeat">
+      <a:schemeClr val="accent1"/>
+    </dgm:linClrLst>
+    <dgm:effectClrLst/>
+    <dgm:txLinClrLst/>
+    <dgm:txFillClrLst meth="repeat">
+      <a:schemeClr val="lt1"/>
+    </dgm:txFillClrLst>
+    <dgm:txEffectClrLst/>
+  </dgm:styleLbl>
+  <dgm:styleLbl name="parChTrans2D3">
+    <dgm:fillClrLst meth="repeat">
+      <a:schemeClr val="accent1"/>
+    </dgm:fillClrLst>
+    <dgm:linClrLst meth="repeat">
+      <a:schemeClr val="accent1"/>
+    </dgm:linClrLst>
+    <dgm:effectClrLst/>
+    <dgm:txLinClrLst/>
+    <dgm:txFillClrLst meth="repeat">
+      <a:schemeClr val="lt1"/>
+    </dgm:txFillClrLst>
+    <dgm:txEffectClrLst/>
+  </dgm:styleLbl>
+  <dgm:styleLbl name="parChTrans2D4">
+    <dgm:fillClrLst meth="repeat">
+      <a:schemeClr val="accent1"/>
+    </dgm:fillClrLst>
+    <dgm:linClrLst meth="repeat">
+      <a:schemeClr val="accent1"/>
+    </dgm:linClrLst>
+    <dgm:effectClrLst/>
+    <dgm:txLinClrLst/>
+    <dgm:txFillClrLst meth="repeat">
+      <a:schemeClr val="lt1"/>
+    </dgm:txFillClrLst>
+    <dgm:txEffectClrLst/>
+  </dgm:styleLbl>
+  <dgm:styleLbl name="parChTrans1D1">
+    <dgm:fillClrLst meth="repeat">
+      <a:schemeClr val="accent1"/>
+    </dgm:fillClrLst>
+    <dgm:linClrLst meth="repeat">
+      <a:schemeClr val="accent1">
+        <a:shade val="60000"/>
+      </a:schemeClr>
+    </dgm:linClrLst>
+    <dgm:effectClrLst/>
+    <dgm:txLinClrLst/>
+    <dgm:txFillClrLst meth="repeat">
+      <a:schemeClr val="tx1"/>
+    </dgm:txFillClrLst>
+    <dgm:txEffectClrLst/>
+  </dgm:styleLbl>
+  <dgm:styleLbl name="parChTrans1D2">
+    <dgm:fillClrLst meth="repeat">
+      <a:schemeClr val="accent1"/>
+    </dgm:fillClrLst>
+    <dgm:linClrLst meth="repeat">
+      <a:schemeClr val="accent1">
+        <a:shade val="60000"/>
+      </a:schemeClr>
+    </dgm:linClrLst>
+    <dgm:effectClrLst/>
+    <dgm:txLinClrLst/>
+    <dgm:txFillClrLst meth="repeat">
+      <a:schemeClr val="tx1"/>
+    </dgm:txFillClrLst>
+    <dgm:txEffectClrLst/>
+  </dgm:styleLbl>
+  <dgm:styleLbl name="parChTrans1D3">
+    <dgm:fillClrLst meth="repeat">
+      <a:schemeClr val="accent1"/>
+    </dgm:fillClrLst>
+    <dgm:linClrLst meth="repeat">
+      <a:schemeClr val="accent1">
+        <a:shade val="80000"/>
+      </a:schemeClr>
+    </dgm:linClrLst>
+    <dgm:effectClrLst/>
+    <dgm:txLinClrLst/>
+    <dgm:txFillClrLst meth="repeat">
+      <a:schemeClr val="tx1"/>
+    </dgm:txFillClrLst>
+    <dgm:txEffectClrLst/>
+  </dgm:styleLbl>
+  <dgm:styleLbl name="parChTrans1D4">
+    <dgm:fillClrLst meth="repeat">
+      <a:schemeClr val="accent1"/>
+    </dgm:fillClrLst>
+    <dgm:linClrLst meth="repeat">
+      <a:schemeClr val="accent1">
+        <a:shade val="80000"/>
+      </a:schemeClr>
+    </dgm:linClrLst>
+    <dgm:effectClrLst/>
+    <dgm:txLinClrLst/>
+    <dgm:txFillClrLst meth="repeat">
+      <a:schemeClr val="tx1"/>
+    </dgm:txFillClrLst>
+    <dgm:txEffectClrLst/>
+  </dgm:styleLbl>
+  <dgm:styleLbl name="fgAcc1">
+    <dgm:fillClrLst meth="repeat">
+      <a:schemeClr val="lt1">
+        <a:alpha val="90000"/>
+      </a:schemeClr>
+    </dgm:fillClrLst>
+    <dgm:linClrLst meth="repeat">
+      <a:schemeClr val="accent1"/>
+    </dgm:linClrLst>
+    <dgm:effectClrLst/>
+    <dgm:txLinClrLst/>
+    <dgm:txFillClrLst meth="repeat">
+      <a:schemeClr val="dk1"/>
+    </dgm:txFillClrLst>
+    <dgm:txEffectClrLst/>
+  </dgm:styleLbl>
+  <dgm:styleLbl name="conFgAcc1">
+    <dgm:fillClrLst meth="repeat">
+      <a:schemeClr val="lt1">
+        <a:alpha val="90000"/>
+      </a:schemeClr>
+    </dgm:fillClrLst>
+    <dgm:linClrLst meth="repeat">
+      <a:schemeClr val="accent1"/>
+    </dgm:linClrLst>
+    <dgm:effectClrLst/>
+    <dgm:txLinClrLst/>
+    <dgm:txFillClrLst meth="repeat">
+      <a:schemeClr val="dk1"/>
+    </dgm:txFillClrLst>
+    <dgm:txEffectClrLst/>
+  </dgm:styleLbl>
+  <dgm:styleLbl name="alignAcc1">
+    <dgm:fillClrLst meth="repeat">
+      <a:schemeClr val="lt1">
+        <a:alpha val="90000"/>
+      </a:schemeClr>
+    </dgm:fillClrLst>
+    <dgm:linClrLst meth="repeat">
+      <a:schemeClr val="accent1"/>
+    </dgm:linClrLst>
+    <dgm:effectClrLst/>
+    <dgm:txLinClrLst/>
+    <dgm:txFillClrLst meth="repeat">
+      <a:schemeClr val="dk1"/>
+    </dgm:txFillClrLst>
+    <dgm:txEffectClrLst/>
+  </dgm:styleLbl>
+  <dgm:styleLbl name="trAlignAcc1">
+    <dgm:fillClrLst meth="repeat">
+      <a:schemeClr val="lt1">
+        <a:alpha val="40000"/>
+      </a:schemeClr>
+    </dgm:fillClrLst>
+    <dgm:linClrLst meth="repeat">
+      <a:schemeClr val="accent1"/>
+    </dgm:linClrLst>
+    <dgm:effectClrLst/>
+    <dgm:txLinClrLst/>
+    <dgm:txFillClrLst meth="repeat">
+      <a:schemeClr val="dk1"/>
+    </dgm:txFillClrLst>
+    <dgm:txEffectClrLst/>
+  </dgm:styleLbl>
+  <dgm:styleLbl name="bgAcc1">
+    <dgm:fillClrLst meth="repeat">
+      <a:schemeClr val="lt1">
+        <a:alpha val="90000"/>
+      </a:schemeClr>
+    </dgm:fillClrLst>
+    <dgm:linClrLst meth="repeat">
+      <a:schemeClr val="accent1"/>
+    </dgm:linClrLst>
+    <dgm:effectClrLst/>
+    <dgm:txLinClrLst/>
+    <dgm:txFillClrLst meth="repeat">
+      <a:schemeClr val="dk1"/>
+    </dgm:txFillClrLst>
+    <dgm:txEffectClrLst/>
+  </dgm:styleLbl>
+  <dgm:styleLbl name="solidFgAcc1">
+    <dgm:fillClrLst meth="repeat">
+      <a:schemeClr val="lt1"/>
+    </dgm:fillClrLst>
+    <dgm:linClrLst meth="repeat">
+      <a:schemeClr val="accent1"/>
+    </dgm:linClrLst>
+    <dgm:effectClrLst/>
+    <dgm:txLinClrLst/>
+    <dgm:txFillClrLst meth="repeat">
+      <a:schemeClr val="dk1"/>
+    </dgm:txFillClrLst>
+    <dgm:txEffectClrLst/>
+  </dgm:styleLbl>
+  <dgm:styleLbl name="solidAlignAcc1">
+    <dgm:fillClrLst meth="repeat">
+      <a:schemeClr val="lt1"/>
+    </dgm:fillClrLst>
+    <dgm:linClrLst meth="repeat">
+      <a:schemeClr val="accent1"/>
+    </dgm:linClrLst>
+    <dgm:effectClrLst/>
+    <dgm:txLinClrLst/>
+    <dgm:txFillClrLst meth="repeat">
+      <a:schemeClr val="dk1"/>
+    </dgm:txFillClrLst>
+    <dgm:txEffectClrLst/>
+  </dgm:styleLbl>
+  <dgm:styleLbl name="solidBgAcc1">
+    <dgm:fillClrLst meth="repeat">
+      <a:schemeClr val="lt1"/>
+    </dgm:fillClrLst>
+    <dgm:linClrLst meth="repeat">
+      <a:schemeClr val="accent1"/>
+    </dgm:linClrLst>
+    <dgm:effectClrLst/>
+    <dgm:txLinClrLst/>
+    <dgm:txFillClrLst meth="repeat">
+      <a:schemeClr val="dk1"/>
+    </dgm:txFillClrLst>
+    <dgm:txEffectClrLst/>
+  </dgm:styleLbl>
+  <dgm:styleLbl name="fgAccFollowNode1">
+    <dgm:fillClrLst meth="repeat">
+      <a:schemeClr val="accent1">
+        <a:alpha val="90000"/>
+        <a:tint val="40000"/>
+      </a:schemeClr>
+    </dgm:fillClrLst>
+    <dgm:linClrLst meth="repeat">
+      <a:schemeClr val="accent1">
+        <a:alpha val="90000"/>
+        <a:tint val="40000"/>
+      </a:schemeClr>
+    </dgm:linClrLst>
+    <dgm:effectClrLst/>
+    <dgm:txLinClrLst/>
+    <dgm:txFillClrLst meth="repeat">
+      <a:schemeClr val="dk1"/>
+    </dgm:txFillClrLst>
+    <dgm:txEffectClrLst/>
+  </dgm:styleLbl>
+  <dgm:styleLbl name="alignAccFollowNode1">
+    <dgm:fillClrLst meth="repeat">
+      <a:schemeClr val="accent1">
+        <a:alpha val="90000"/>
+        <a:tint val="40000"/>
+      </a:schemeClr>
+    </dgm:fillClrLst>
+    <dgm:linClrLst meth="repeat">
+      <a:schemeClr val="accent1">
+        <a:alpha val="90000"/>
+        <a:tint val="40000"/>
+      </a:schemeClr>
+    </dgm:linClrLst>
+    <dgm:effectClrLst/>
+    <dgm:txLinClrLst/>
+    <dgm:txFillClrLst meth="repeat">
+      <a:schemeClr val="dk1"/>
+    </dgm:txFillClrLst>
+    <dgm:txEffectClrLst/>
+  </dgm:styleLbl>
+  <dgm:styleLbl name="bgAccFollowNode1">
+    <dgm:fillClrLst meth="repeat">
+      <a:schemeClr val="accent1">
+        <a:alpha val="90000"/>
+        <a:tint val="40000"/>
+      </a:schemeClr>
+    </dgm:fillClrLst>
+    <dgm:linClrLst meth="repeat">
+      <a:schemeClr val="accent1">
+        <a:alpha val="90000"/>
+        <a:tint val="40000"/>
+      </a:schemeClr>
+    </dgm:linClrLst>
+    <dgm:effectClrLst/>
+    <dgm:txLinClrLst/>
+    <dgm:txFillClrLst meth="repeat">
+      <a:schemeClr val="dk1"/>
+    </dgm:txFillClrLst>
+    <dgm:txEffectClrLst/>
+  </dgm:styleLbl>
+  <dgm:styleLbl name="fgAcc0">
+    <dgm:fillClrLst meth="repeat">
+      <a:schemeClr val="lt1">
+        <a:alpha val="90000"/>
+      </a:schemeClr>
+    </dgm:fillClrLst>
+    <dgm:linClrLst meth="repeat">
+      <a:schemeClr val="accent1"/>
+    </dgm:linClrLst>
+    <dgm:effectClrLst/>
+    <dgm:txLinClrLst/>
+    <dgm:txFillClrLst meth="repeat">
+      <a:schemeClr val="dk1"/>
+    </dgm:txFillClrLst>
+    <dgm:txEffectClrLst/>
+  </dgm:styleLbl>
+  <dgm:styleLbl name="fgAcc2">
+    <dgm:fillClrLst meth="repeat">
+      <a:schemeClr val="lt1">
+        <a:alpha val="90000"/>
+      </a:schemeClr>
+    </dgm:fillClrLst>
+    <dgm:linClrLst meth="repeat">
+      <a:schemeClr val="accent1"/>
+    </dgm:linClrLst>
+    <dgm:effectClrLst/>
+    <dgm:txLinClrLst/>
+    <dgm:txFillClrLst meth="repeat">
+      <a:schemeClr val="dk1"/>
+    </dgm:txFillClrLst>
+    <dgm:txEffectClrLst/>
+  </dgm:styleLbl>
+  <dgm:styleLbl name="fgAcc3">
+    <dgm:fillClrLst meth="repeat">
+      <a:schemeClr val="lt1">
+        <a:alpha val="90000"/>
+      </a:schemeClr>
+    </dgm:fillClrLst>
+    <dgm:linClrLst meth="repeat">
+      <a:schemeClr val="accent1"/>
+    </dgm:linClrLst>
+    <dgm:effectClrLst/>
+    <dgm:txLinClrLst/>
+    <dgm:txFillClrLst meth="repeat">
+      <a:schemeClr val="dk1"/>
+    </dgm:txFillClrLst>
+    <dgm:txEffectClrLst/>
+  </dgm:styleLbl>
+  <dgm:styleLbl name="fgAcc4">
+    <dgm:fillClrLst meth="repeat">
+      <a:schemeClr val="lt1">
+        <a:alpha val="90000"/>
+      </a:schemeClr>
+    </dgm:fillClrLst>
+    <dgm:linClrLst meth="repeat">
+      <a:schemeClr val="accent1"/>
+    </dgm:linClrLst>
+    <dgm:effectClrLst/>
+    <dgm:txLinClrLst/>
+    <dgm:txFillClrLst meth="repeat">
+      <a:schemeClr val="dk1"/>
+    </dgm:txFillClrLst>
+    <dgm:txEffectClrLst/>
+  </dgm:styleLbl>
+  <dgm:styleLbl name="bgShp">
+    <dgm:fillClrLst meth="repeat">
+      <a:schemeClr val="accent1">
+        <a:tint val="40000"/>
+      </a:schemeClr>
+    </dgm:fillClrLst>
+    <dgm:linClrLst meth="repeat">
+      <a:schemeClr val="accent1"/>
+    </dgm:linClrLst>
+    <dgm:effectClrLst/>
+    <dgm:txLinClrLst/>
+    <dgm:txFillClrLst meth="repeat">
+      <a:schemeClr val="dk1"/>
+    </dgm:txFillClrLst>
+    <dgm:txEffectClrLst/>
+  </dgm:styleLbl>
+  <dgm:styleLbl name="dkBgShp">
+    <dgm:fillClrLst meth="repeat">
+      <a:schemeClr val="accent1">
+        <a:shade val="80000"/>
+      </a:schemeClr>
+    </dgm:fillClrLst>
+    <dgm:linClrLst meth="repeat">
+      <a:schemeClr val="accent1"/>
+    </dgm:linClrLst>
+    <dgm:effectClrLst/>
+    <dgm:txLinClrLst/>
+    <dgm:txFillClrLst meth="repeat">
+      <a:schemeClr val="lt1"/>
+    </dgm:txFillClrLst>
+    <dgm:txEffectClrLst/>
+  </dgm:styleLbl>
+  <dgm:styleLbl name="trBgShp">
+    <dgm:fillClrLst meth="repeat">
+      <a:schemeClr val="accent1">
+        <a:tint val="50000"/>
+        <a:alpha val="40000"/>
+      </a:schemeClr>
+    </dgm:fillClrLst>
+    <dgm:linClrLst meth="repeat">
+      <a:schemeClr val="accent1"/>
+    </dgm:linClrLst>
+    <dgm:effectClrLst/>
+    <dgm:txLinClrLst/>
+    <dgm:txFillClrLst meth="repeat">
+      <a:schemeClr val="lt1"/>
+    </dgm:txFillClrLst>
+    <dgm:txEffectClrLst/>
+  </dgm:styleLbl>
+  <dgm:styleLbl name="fgShp">
+    <dgm:fillClrLst meth="repeat">
+      <a:schemeClr val="accent1">
+        <a:tint val="60000"/>
+      </a:schemeClr>
+    </dgm:fillClrLst>
+    <dgm:linClrLst meth="repeat">
+      <a:schemeClr val="lt1"/>
+    </dgm:linClrLst>
+    <dgm:effectClrLst/>
+    <dgm:txLinClrLst/>
+    <dgm:txFillClrLst meth="repeat">
+      <a:schemeClr val="dk1"/>
+    </dgm:txFillClrLst>
+    <dgm:txEffectClrLst/>
+  </dgm:styleLbl>
+  <dgm:styleLbl name="revTx">
+    <dgm:fillClrLst meth="repeat">
+      <a:schemeClr val="lt1">
+        <a:alpha val="0"/>
+      </a:schemeClr>
+    </dgm:fillClrLst>
+    <dgm:linClrLst meth="repeat">
+      <a:schemeClr val="dk1">
+        <a:alpha val="0"/>
+      </a:schemeClr>
+    </dgm:linClrLst>
+    <dgm:effectClrLst/>
+    <dgm:txLinClrLst/>
+    <dgm:txFillClrLst meth="repeat">
+      <a:schemeClr val="tx1"/>
+    </dgm:txFillClrLst>
+    <dgm:txEffectClrLst/>
+  </dgm:styleLbl>
+</dgm:colorsDef>
+</file>
+
+<file path=word/diagrams/colors2.xml><?xml version="1.0" encoding="utf-8"?>
+<dgm:colorsDef xmlns:dgm="http://schemas.openxmlformats.org/drawingml/2006/diagram" xmlns:a="http://schemas.openxmlformats.org/drawingml/2006/main" uniqueId="urn:microsoft.com/office/officeart/2005/8/colors/accent1_2">
+  <dgm:title val=""/>
+  <dgm:desc val=""/>
+  <dgm:catLst>
+    <dgm:cat type="accent1" pri="11200"/>
+  </dgm:catLst>
+  <dgm:styleLbl name="node0">
+    <dgm:fillClrLst meth="repeat">
+      <a:schemeClr val="accent1"/>
+    </dgm:fillClrLst>
+    <dgm:linClrLst meth="repeat">
+      <a:schemeClr val="lt1"/>
+    </dgm:linClrLst>
+    <dgm:effectClrLst/>
+    <dgm:txLinClrLst/>
+    <dgm:txFillClrLst/>
+    <dgm:txEffectClrLst/>
+  </dgm:styleLbl>
+  <dgm:styleLbl name="alignNode1">
+    <dgm:fillClrLst meth="repeat">
+      <a:schemeClr val="accent1"/>
+    </dgm:fillClrLst>
+    <dgm:linClrLst meth="repeat">
+      <a:schemeClr val="accent1"/>
+    </dgm:linClrLst>
+    <dgm:effectClrLst/>
+    <dgm:txLinClrLst/>
+    <dgm:txFillClrLst/>
+    <dgm:txEffectClrLst/>
+  </dgm:styleLbl>
+  <dgm:styleLbl name="node1">
+    <dgm:fillClrLst meth="repeat">
+      <a:schemeClr val="accent1"/>
+    </dgm:fillClrLst>
+    <dgm:linClrLst meth="repeat">
+      <a:schemeClr val="lt1"/>
+    </dgm:linClrLst>
+    <dgm:effectClrLst/>
+    <dgm:txLinClrLst/>
+    <dgm:txFillClrLst/>
+    <dgm:txEffectClrLst/>
+  </dgm:styleLbl>
+  <dgm:styleLbl name="lnNode1">
+    <dgm:fillClrLst meth="repeat">
+      <a:schemeClr val="accent1"/>
+    </dgm:fillClrLst>
+    <dgm:linClrLst meth="repeat">
+      <a:schemeClr val="lt1"/>
+    </dgm:linClrLst>
+    <dgm:effectClrLst/>
+    <dgm:txLinClrLst/>
+    <dgm:txFillClrLst/>
+    <dgm:txEffectClrLst/>
+  </dgm:styleLbl>
+  <dgm:styleLbl name="vennNode1">
+    <dgm:fillClrLst meth="repeat">
+      <a:schemeClr val="accent1">
+        <a:alpha val="50000"/>
+      </a:schemeClr>
+    </dgm:fillClrLst>
+    <dgm:linClrLst meth="repeat">
+      <a:schemeClr val="lt1"/>
+    </dgm:linClrLst>
+    <dgm:effectClrLst/>
+    <dgm:txLinClrLst/>
+    <dgm:txFillClrLst/>
+    <dgm:txEffectClrLst/>
+  </dgm:styleLbl>
+  <dgm:styleLbl name="node2">
+    <dgm:fillClrLst meth="repeat">
+      <a:schemeClr val="accent1"/>
+    </dgm:fillClrLst>
+    <dgm:linClrLst meth="repeat">
+      <a:schemeClr val="lt1"/>
+    </dgm:linClrLst>
+    <dgm:effectClrLst/>
+    <dgm:txLinClrLst/>
+    <dgm:txFillClrLst/>
+    <dgm:txEffectClrLst/>
+  </dgm:styleLbl>
+  <dgm:styleLbl name="node3">
+    <dgm:fillClrLst meth="repeat">
+      <a:schemeClr val="accent1"/>
+    </dgm:fillClrLst>
+    <dgm:linClrLst meth="repeat">
+      <a:schemeClr val="lt1"/>
+    </dgm:linClrLst>
+    <dgm:effectClrLst/>
+    <dgm:txLinClrLst/>
+    <dgm:txFillClrLst/>
+    <dgm:txEffectClrLst/>
+  </dgm:styleLbl>
+  <dgm:styleLbl name="node4">
+    <dgm:fillClrLst meth="repeat">
+      <a:schemeClr val="accent1"/>
+    </dgm:fillClrLst>
+    <dgm:linClrLst meth="repeat">
+      <a:schemeClr val="lt1"/>
+    </dgm:linClrLst>
+    <dgm:effectClrLst/>
+    <dgm:txLinClrLst/>
+    <dgm:txFillClrLst/>
+    <dgm:txEffectClrLst/>
+  </dgm:styleLbl>
+  <dgm:styleLbl name="fgImgPlace1">
+    <dgm:fillClrLst meth="repeat">
+      <a:schemeClr val="accent1">
+        <a:tint val="50000"/>
+      </a:schemeClr>
+    </dgm:fillClrLst>
+    <dgm:linClrLst meth="repeat">
+      <a:schemeClr val="lt1"/>
+    </dgm:linClrLst>
+    <dgm:effectClrLst/>
+    <dgm:txLinClrLst/>
+    <dgm:txFillClrLst meth="repeat">
+      <a:schemeClr val="lt1"/>
+    </dgm:txFillClrLst>
+    <dgm:txEffectClrLst/>
+  </dgm:styleLbl>
+  <dgm:styleLbl name="alignImgPlace1">
+    <dgm:fillClrLst meth="repeat">
+      <a:schemeClr val="accent1">
+        <a:tint val="50000"/>
+      </a:schemeClr>
+    </dgm:fillClrLst>
+    <dgm:linClrLst meth="repeat">
+      <a:schemeClr val="lt1"/>
+    </dgm:linClrLst>
+    <dgm:effectClrLst/>
+    <dgm:txLinClrLst/>
+    <dgm:txFillClrLst meth="repeat">
+      <a:schemeClr val="lt1"/>
+    </dgm:txFillClrLst>
+    <dgm:txEffectClrLst/>
+  </dgm:styleLbl>
+  <dgm:styleLbl name="bgImgPlace1">
+    <dgm:fillClrLst meth="repeat">
+      <a:schemeClr val="accent1">
+        <a:tint val="50000"/>
+      </a:schemeClr>
+    </dgm:fillClrLst>
+    <dgm:linClrLst meth="repeat">
+      <a:schemeClr val="lt1"/>
+    </dgm:linClrLst>
+    <dgm:effectClrLst/>
+    <dgm:txLinClrLst/>
+    <dgm:txFillClrLst meth="repeat">
+      <a:schemeClr val="lt1"/>
+    </dgm:txFillClrLst>
+    <dgm:txEffectClrLst/>
+  </dgm:styleLbl>
+  <dgm:styleLbl name="sibTrans2D1">
+    <dgm:fillClrLst meth="repeat">
+      <a:schemeClr val="accent1">
+        <a:tint val="60000"/>
+      </a:schemeClr>
+    </dgm:fillClrLst>
+    <dgm:linClrLst meth="repeat">
+      <a:schemeClr val="accent1">
+        <a:tint val="60000"/>
+      </a:schemeClr>
+    </dgm:linClrLst>
+    <dgm:effectClrLst/>
+    <dgm:txLinClrLst/>
+    <dgm:txFillClrLst/>
+    <dgm:txEffectClrLst/>
+  </dgm:styleLbl>
+  <dgm:styleLbl name="fgSibTrans2D1">
+    <dgm:fillClrLst meth="repeat">
+      <a:schemeClr val="accent1">
+        <a:tint val="60000"/>
+      </a:schemeClr>
+    </dgm:fillClrLst>
+    <dgm:linClrLst meth="repeat">
+      <a:schemeClr val="accent1">
+        <a:tint val="60000"/>
+      </a:schemeClr>
+    </dgm:linClrLst>
+    <dgm:effectClrLst/>
+    <dgm:txLinClrLst/>
+    <dgm:txFillClrLst/>
+    <dgm:txEffectClrLst/>
+  </dgm:styleLbl>
+  <dgm:styleLbl name="bgSibTrans2D1">
+    <dgm:fillClrLst meth="repeat">
+      <a:schemeClr val="accent1">
+        <a:tint val="60000"/>
+      </a:schemeClr>
+    </dgm:fillClrLst>
+    <dgm:linClrLst meth="repeat">
+      <a:schemeClr val="accent1">
+        <a:tint val="60000"/>
+      </a:schemeClr>
+    </dgm:linClrLst>
+    <dgm:effectClrLst/>
+    <dgm:txLinClrLst/>
+    <dgm:txFillClrLst/>
+    <dgm:txEffectClrLst/>
+  </dgm:styleLbl>
+  <dgm:styleLbl name="sibTrans1D1">
+    <dgm:fillClrLst meth="repeat">
+      <a:schemeClr val="accent1"/>
+    </dgm:fillClrLst>
+    <dgm:linClrLst meth="repeat">
+      <a:schemeClr val="accent1"/>
+    </dgm:linClrLst>
+    <dgm:effectClrLst/>
+    <dgm:txLinClrLst/>
+    <dgm:txFillClrLst meth="repeat">
+      <a:schemeClr val="tx1"/>
+    </dgm:txFillClrLst>
+    <dgm:txEffectClrLst/>
+  </dgm:styleLbl>
+  <dgm:styleLbl name="callout">
+    <dgm:fillClrLst meth="repeat">
+      <a:schemeClr val="accent1"/>
+    </dgm:fillClrLst>
+    <dgm:linClrLst meth="repeat">
+      <a:schemeClr val="accent1">
+        <a:tint val="50000"/>
+      </a:schemeClr>
+    </dgm:linClrLst>
+    <dgm:effectClrLst/>
+    <dgm:txLinClrLst/>
+    <dgm:txFillClrLst meth="repeat">
+      <a:schemeClr val="tx1"/>
+    </dgm:txFillClrLst>
+    <dgm:txEffectClrLst/>
+  </dgm:styleLbl>
+  <dgm:styleLbl name="asst0">
+    <dgm:fillClrLst meth="repeat">
+      <a:schemeClr val="accent1"/>
+    </dgm:fillClrLst>
+    <dgm:linClrLst meth="repeat">
+      <a:schemeClr val="lt1"/>
+    </dgm:linClrLst>
+    <dgm:effectClrLst/>
+    <dgm:txLinClrLst/>
+    <dgm:txFillClrLst/>
+    <dgm:txEffectClrLst/>
+  </dgm:styleLbl>
+  <dgm:styleLbl name="asst1">
+    <dgm:fillClrLst meth="repeat">
+      <a:schemeClr val="accent1"/>
+    </dgm:fillClrLst>
+    <dgm:linClrLst meth="repeat">
+      <a:schemeClr val="lt1"/>
+    </dgm:linClrLst>
+    <dgm:effectClrLst/>
+    <dgm:txLinClrLst/>
+    <dgm:txFillClrLst/>
+    <dgm:txEffectClrLst/>
+  </dgm:styleLbl>
+  <dgm:styleLbl name="asst2">
+    <dgm:fillClrLst meth="repeat">
+      <a:schemeClr val="accent1"/>
+    </dgm:fillClrLst>
+    <dgm:linClrLst meth="repeat">
+      <a:schemeClr val="lt1"/>
+    </dgm:linClrLst>
+    <dgm:effectClrLst/>
+    <dgm:txLinClrLst/>
+    <dgm:txFillClrLst/>
+    <dgm:txEffectClrLst/>
+  </dgm:styleLbl>
+  <dgm:styleLbl name="asst3">
+    <dgm:fillClrLst meth="repeat">
+      <a:schemeClr val="accent1"/>
+    </dgm:fillClrLst>
+    <dgm:linClrLst meth="repeat">
+      <a:schemeClr val="lt1"/>
+    </dgm:linClrLst>
+    <dgm:effectClrLst/>
+    <dgm:txLinClrLst/>
+    <dgm:txFillClrLst/>
+    <dgm:txEffectClrLst/>
+  </dgm:styleLbl>
+  <dgm:styleLbl name="asst4">
+    <dgm:fillClrLst meth="repeat">
+      <a:schemeClr val="accent1"/>
+    </dgm:fillClrLst>
+    <dgm:linClrLst meth="repeat">
+      <a:schemeClr val="lt1"/>
+    </dgm:linClrLst>
+    <dgm:effectClrLst/>
+    <dgm:txLinClrLst/>
+    <dgm:txFillClrLst/>
+    <dgm:txEffectClrLst/>
+  </dgm:styleLbl>
+  <dgm:styleLbl name="parChTrans2D1">
+    <dgm:fillClrLst meth="repeat">
+      <a:schemeClr val="accent1">
+        <a:tint val="60000"/>
+      </a:schemeClr>
+    </dgm:fillClrLst>
+    <dgm:linClrLst meth="repeat">
+      <a:schemeClr val="accent1">
+        <a:tint val="60000"/>
+      </a:schemeClr>
+    </dgm:linClrLst>
+    <dgm:effectClrLst/>
+    <dgm:txLinClrLst/>
+    <dgm:txFillClrLst meth="repeat">
+      <a:schemeClr val="lt1"/>
+    </dgm:txFillClrLst>
+    <dgm:txEffectClrLst/>
+  </dgm:styleLbl>
+  <dgm:styleLbl name="parChTrans2D2">
+    <dgm:fillClrLst meth="repeat">
+      <a:schemeClr val="accent1"/>
+    </dgm:fillClrLst>
+    <dgm:linClrLst meth="repeat">
+      <a:schemeClr val="accent1"/>
+    </dgm:linClrLst>
+    <dgm:effectClrLst/>
+    <dgm:txLinClrLst/>
+    <dgm:txFillClrLst meth="repeat">
+      <a:schemeClr val="lt1"/>
+    </dgm:txFillClrLst>
+    <dgm:txEffectClrLst/>
+  </dgm:styleLbl>
+  <dgm:styleLbl name="parChTrans2D3">
+    <dgm:fillClrLst meth="repeat">
+      <a:schemeClr val="accent1"/>
+    </dgm:fillClrLst>
+    <dgm:linClrLst meth="repeat">
+      <a:schemeClr val="accent1"/>
+    </dgm:linClrLst>
+    <dgm:effectClrLst/>
+    <dgm:txLinClrLst/>
+    <dgm:txFillClrLst meth="repeat">
+      <a:schemeClr val="lt1"/>
+    </dgm:txFillClrLst>
+    <dgm:txEffectClrLst/>
+  </dgm:styleLbl>
+  <dgm:styleLbl name="parChTrans2D4">
+    <dgm:fillClrLst meth="repeat">
+      <a:schemeClr val="accent1"/>
+    </dgm:fillClrLst>
+    <dgm:linClrLst meth="repeat">
+      <a:schemeClr val="accent1"/>
+    </dgm:linClrLst>
+    <dgm:effectClrLst/>
+    <dgm:txLinClrLst/>
+    <dgm:txFillClrLst meth="repeat">
+      <a:schemeClr val="lt1"/>
+    </dgm:txFillClrLst>
+    <dgm:txEffectClrLst/>
+  </dgm:styleLbl>
+  <dgm:styleLbl name="parChTrans1D1">
+    <dgm:fillClrLst meth="repeat">
+      <a:schemeClr val="accent1"/>
+    </dgm:fillClrLst>
+    <dgm:linClrLst meth="repeat">
+      <a:schemeClr val="accent1">
+        <a:shade val="60000"/>
+      </a:schemeClr>
+    </dgm:linClrLst>
+    <dgm:effectClrLst/>
+    <dgm:txLinClrLst/>
+    <dgm:txFillClrLst meth="repeat">
+      <a:schemeClr val="tx1"/>
+    </dgm:txFillClrLst>
+    <dgm:txEffectClrLst/>
+  </dgm:styleLbl>
+  <dgm:styleLbl name="parChTrans1D2">
+    <dgm:fillClrLst meth="repeat">
+      <a:schemeClr val="accent1"/>
+    </dgm:fillClrLst>
+    <dgm:linClrLst meth="repeat">
+      <a:schemeClr val="accent1">
+        <a:shade val="60000"/>
+      </a:schemeClr>
+    </dgm:linClrLst>
+    <dgm:effectClrLst/>
+    <dgm:txLinClrLst/>
+    <dgm:txFillClrLst meth="repeat">
+      <a:schemeClr val="tx1"/>
+    </dgm:txFillClrLst>
+    <dgm:txEffectClrLst/>
+  </dgm:styleLbl>
+  <dgm:styleLbl name="parChTrans1D3">
+    <dgm:fillClrLst meth="repeat">
+      <a:schemeClr val="accent1"/>
+    </dgm:fillClrLst>
+    <dgm:linClrLst meth="repeat">
+      <a:schemeClr val="accent1">
+        <a:shade val="80000"/>
+      </a:schemeClr>
+    </dgm:linClrLst>
+    <dgm:effectClrLst/>
+    <dgm:txLinClrLst/>
+    <dgm:txFillClrLst meth="repeat">
+      <a:schemeClr val="tx1"/>
+    </dgm:txFillClrLst>
+    <dgm:txEffectClrLst/>
+  </dgm:styleLbl>
+  <dgm:styleLbl name="parChTrans1D4">
+    <dgm:fillClrLst meth="repeat">
+      <a:schemeClr val="accent1"/>
+    </dgm:fillClrLst>
+    <dgm:linClrLst meth="repeat">
+      <a:schemeClr val="accent1">
+        <a:shade val="80000"/>
+      </a:schemeClr>
+    </dgm:linClrLst>
+    <dgm:effectClrLst/>
+    <dgm:txLinClrLst/>
+    <dgm:txFillClrLst meth="repeat">
+      <a:schemeClr val="tx1"/>
+    </dgm:txFillClrLst>
+    <dgm:txEffectClrLst/>
+  </dgm:styleLbl>
+  <dgm:styleLbl name="fgAcc1">
+    <dgm:fillClrLst meth="repeat">
+      <a:schemeClr val="lt1">
+        <a:alpha val="90000"/>
+      </a:schemeClr>
+    </dgm:fillClrLst>
+    <dgm:linClrLst meth="repeat">
+      <a:schemeClr val="accent1"/>
+    </dgm:linClrLst>
+    <dgm:effectClrLst/>
+    <dgm:txLinClrLst/>
+    <dgm:txFillClrLst meth="repeat">
+      <a:schemeClr val="dk1"/>
+    </dgm:txFillClrLst>
+    <dgm:txEffectClrLst/>
+  </dgm:styleLbl>
+  <dgm:styleLbl name="conFgAcc1">
+    <dgm:fillClrLst meth="repeat">
+      <a:schemeClr val="lt1">
+        <a:alpha val="90000"/>
+      </a:schemeClr>
+    </dgm:fillClrLst>
+    <dgm:linClrLst meth="repeat">
+      <a:schemeClr val="accent1"/>
+    </dgm:linClrLst>
+    <dgm:effectClrLst/>
+    <dgm:txLinClrLst/>
+    <dgm:txFillClrLst meth="repeat">
+      <a:schemeClr val="dk1"/>
+    </dgm:txFillClrLst>
+    <dgm:txEffectClrLst/>
+  </dgm:styleLbl>
+  <dgm:styleLbl name="alignAcc1">
+    <dgm:fillClrLst meth="repeat">
+      <a:schemeClr val="lt1">
+        <a:alpha val="90000"/>
+      </a:schemeClr>
+    </dgm:fillClrLst>
+    <dgm:linClrLst meth="repeat">
+      <a:schemeClr val="accent1"/>
+    </dgm:linClrLst>
+    <dgm:effectClrLst/>
+    <dgm:txLinClrLst/>
+    <dgm:txFillClrLst meth="repeat">
+      <a:schemeClr val="dk1"/>
+    </dgm:txFillClrLst>
+    <dgm:txEffectClrLst/>
+  </dgm:styleLbl>
+  <dgm:styleLbl name="trAlignAcc1">
+    <dgm:fillClrLst meth="repeat">
+      <a:schemeClr val="lt1">
+        <a:alpha val="40000"/>
+      </a:schemeClr>
+    </dgm:fillClrLst>
+    <dgm:linClrLst meth="repeat">
+      <a:schemeClr val="accent1"/>
+    </dgm:linClrLst>
+    <dgm:effectClrLst/>
+    <dgm:txLinClrLst/>
+    <dgm:txFillClrLst meth="repeat">
+      <a:schemeClr val="dk1"/>
+    </dgm:txFillClrLst>
+    <dgm:txEffectClrLst/>
+  </dgm:styleLbl>
+  <dgm:styleLbl name="bgAcc1">
+    <dgm:fillClrLst meth="repeat">
+      <a:schemeClr val="lt1">
+        <a:alpha val="90000"/>
+      </a:schemeClr>
+    </dgm:fillClrLst>
+    <dgm:linClrLst meth="repeat">
+      <a:schemeClr val="accent1"/>
+    </dgm:linClrLst>
+    <dgm:effectClrLst/>
+    <dgm:txLinClrLst/>
+    <dgm:txFillClrLst meth="repeat">
+      <a:schemeClr val="dk1"/>
+    </dgm:txFillClrLst>
+    <dgm:txEffectClrLst/>
+  </dgm:styleLbl>
+  <dgm:styleLbl name="solidFgAcc1">
+    <dgm:fillClrLst meth="repeat">
+      <a:schemeClr val="lt1"/>
+    </dgm:fillClrLst>
+    <dgm:linClrLst meth="repeat">
+      <a:schemeClr val="accent1"/>
+    </dgm:linClrLst>
+    <dgm:effectClrLst/>
+    <dgm:txLinClrLst/>
+    <dgm:txFillClrLst meth="repeat">
+      <a:schemeClr val="dk1"/>
+    </dgm:txFillClrLst>
+    <dgm:txEffectClrLst/>
+  </dgm:styleLbl>
+  <dgm:styleLbl name="solidAlignAcc1">
+    <dgm:fillClrLst meth="repeat">
+      <a:schemeClr val="lt1"/>
+    </dgm:fillClrLst>
+    <dgm:linClrLst meth="repeat">
+      <a:schemeClr val="accent1"/>
+    </dgm:linClrLst>
+    <dgm:effectClrLst/>
+    <dgm:txLinClrLst/>
+    <dgm:txFillClrLst meth="repeat">
+      <a:schemeClr val="dk1"/>
+    </dgm:txFillClrLst>
+    <dgm:txEffectClrLst/>
+  </dgm:styleLbl>
+  <dgm:styleLbl name="solidBgAcc1">
+    <dgm:fillClrLst meth="repeat">
+      <a:schemeClr val="lt1"/>
+    </dgm:fillClrLst>
+    <dgm:linClrLst meth="repeat">
+      <a:schemeClr val="accent1"/>
+    </dgm:linClrLst>
+    <dgm:effectClrLst/>
+    <dgm:txLinClrLst/>
+    <dgm:txFillClrLst meth="repeat">
+      <a:schemeClr val="dk1"/>
+    </dgm:txFillClrLst>
+    <dgm:txEffectClrLst/>
+  </dgm:styleLbl>
+  <dgm:styleLbl name="fgAccFollowNode1">
+    <dgm:fillClrLst meth="repeat">
+      <a:schemeClr val="accent1">
+        <a:alpha val="90000"/>
+        <a:tint val="40000"/>
+      </a:schemeClr>
+    </dgm:fillClrLst>
+    <dgm:linClrLst meth="repeat">
+      <a:schemeClr val="accent1">
+        <a:alpha val="90000"/>
+        <a:tint val="40000"/>
+      </a:schemeClr>
+    </dgm:linClrLst>
+    <dgm:effectClrLst/>
+    <dgm:txLinClrLst/>
+    <dgm:txFillClrLst meth="repeat">
+      <a:schemeClr val="dk1"/>
+    </dgm:txFillClrLst>
+    <dgm:txEffectClrLst/>
+  </dgm:styleLbl>
+  <dgm:styleLbl name="alignAccFollowNode1">
+    <dgm:fillClrLst meth="repeat">
+      <a:schemeClr val="accent1">
+        <a:alpha val="90000"/>
+        <a:tint val="40000"/>
+      </a:schemeClr>
+    </dgm:fillClrLst>
+    <dgm:linClrLst meth="repeat">
+      <a:schemeClr val="accent1">
+        <a:alpha val="90000"/>
+        <a:tint val="40000"/>
+      </a:schemeClr>
+    </dgm:linClrLst>
+    <dgm:effectClrLst/>
+    <dgm:txLinClrLst/>
+    <dgm:txFillClrLst meth="repeat">
+      <a:schemeClr val="dk1"/>
+    </dgm:txFillClrLst>
+    <dgm:txEffectClrLst/>
+  </dgm:styleLbl>
+  <dgm:styleLbl name="bgAccFollowNode1">
+    <dgm:fillClrLst meth="repeat">
+      <a:schemeClr val="accent1">
+        <a:alpha val="90000"/>
+        <a:tint val="40000"/>
+      </a:schemeClr>
+    </dgm:fillClrLst>
+    <dgm:linClrLst meth="repeat">
+      <a:schemeClr val="accent1">
+        <a:alpha val="90000"/>
+        <a:tint val="40000"/>
+      </a:schemeClr>
+    </dgm:linClrLst>
+    <dgm:effectClrLst/>
+    <dgm:txLinClrLst/>
+    <dgm:txFillClrLst meth="repeat">
+      <a:schemeClr val="dk1"/>
+    </dgm:txFillClrLst>
+    <dgm:txEffectClrLst/>
+  </dgm:styleLbl>
+  <dgm:styleLbl name="fgAcc0">
+    <dgm:fillClrLst meth="repeat">
+      <a:schemeClr val="lt1">
+        <a:alpha val="90000"/>
+      </a:schemeClr>
+    </dgm:fillClrLst>
+    <dgm:linClrLst meth="repeat">
+      <a:schemeClr val="accent1"/>
+    </dgm:linClrLst>
+    <dgm:effectClrLst/>
+    <dgm:txLinClrLst/>
+    <dgm:txFillClrLst meth="repeat">
+      <a:schemeClr val="dk1"/>
+    </dgm:txFillClrLst>
+    <dgm:txEffectClrLst/>
+  </dgm:styleLbl>
+  <dgm:styleLbl name="fgAcc2">
+    <dgm:fillClrLst meth="repeat">
+      <a:schemeClr val="lt1">
+        <a:alpha val="90000"/>
+      </a:schemeClr>
+    </dgm:fillClrLst>
+    <dgm:linClrLst meth="repeat">
+      <a:schemeClr val="accent1"/>
+    </dgm:linClrLst>
+    <dgm:effectClrLst/>
+    <dgm:txLinClrLst/>
+    <dgm:txFillClrLst meth="repeat">
+      <a:schemeClr val="dk1"/>
+    </dgm:txFillClrLst>
+    <dgm:txEffectClrLst/>
+  </dgm:styleLbl>
+  <dgm:styleLbl name="fgAcc3">
+    <dgm:fillClrLst meth="repeat">
+      <a:schemeClr val="lt1">
+        <a:alpha val="90000"/>
+      </a:schemeClr>
+    </dgm:fillClrLst>
+    <dgm:linClrLst meth="repeat">
+      <a:schemeClr val="accent1"/>
+    </dgm:linClrLst>
+    <dgm:effectClrLst/>
+    <dgm:txLinClrLst/>
+    <dgm:txFillClrLst meth="repeat">
+      <a:schemeClr val="dk1"/>
+    </dgm:txFillClrLst>
+    <dgm:txEffectClrLst/>
+  </dgm:styleLbl>
+  <dgm:styleLbl name="fgAcc4">
+    <dgm:fillClrLst meth="repeat">
+      <a:schemeClr val="lt1">
+        <a:alpha val="90000"/>
+      </a:schemeClr>
+    </dgm:fillClrLst>
+    <dgm:linClrLst meth="repeat">
+      <a:schemeClr val="accent1"/>
+    </dgm:linClrLst>
+    <dgm:effectClrLst/>
+    <dgm:txLinClrLst/>
+    <dgm:txFillClrLst meth="repeat">
+      <a:schemeClr val="dk1"/>
+    </dgm:txFillClrLst>
+    <dgm:txEffectClrLst/>
+  </dgm:styleLbl>
+  <dgm:styleLbl name="bgShp">
+    <dgm:fillClrLst meth="repeat">
+      <a:schemeClr val="accent1">
+        <a:tint val="40000"/>
+      </a:schemeClr>
+    </dgm:fillClrLst>
+    <dgm:linClrLst meth="repeat">
+      <a:schemeClr val="accent1"/>
+    </dgm:linClrLst>
+    <dgm:effectClrLst/>
+    <dgm:txLinClrLst/>
+    <dgm:txFillClrLst meth="repeat">
+      <a:schemeClr val="dk1"/>
+    </dgm:txFillClrLst>
+    <dgm:txEffectClrLst/>
+  </dgm:styleLbl>
+  <dgm:styleLbl name="dkBgShp">
+    <dgm:fillClrLst meth="repeat">
+      <a:schemeClr val="accent1">
+        <a:shade val="80000"/>
+      </a:schemeClr>
+    </dgm:fillClrLst>
+    <dgm:linClrLst meth="repeat">
+      <a:schemeClr val="accent1"/>
+    </dgm:linClrLst>
+    <dgm:effectClrLst/>
+    <dgm:txLinClrLst/>
+    <dgm:txFillClrLst meth="repeat">
+      <a:schemeClr val="lt1"/>
+    </dgm:txFillClrLst>
+    <dgm:txEffectClrLst/>
+  </dgm:styleLbl>
+  <dgm:styleLbl name="trBgShp">
+    <dgm:fillClrLst meth="repeat">
+      <a:schemeClr val="accent1">
+        <a:tint val="50000"/>
+        <a:alpha val="40000"/>
+      </a:schemeClr>
+    </dgm:fillClrLst>
+    <dgm:linClrLst meth="repeat">
+      <a:schemeClr val="accent1"/>
+    </dgm:linClrLst>
+    <dgm:effectClrLst/>
+    <dgm:txLinClrLst/>
+    <dgm:txFillClrLst meth="repeat">
+      <a:schemeClr val="lt1"/>
+    </dgm:txFillClrLst>
+    <dgm:txEffectClrLst/>
+  </dgm:styleLbl>
+  <dgm:styleLbl name="fgShp">
+    <dgm:fillClrLst meth="repeat">
+      <a:schemeClr val="accent1">
+        <a:tint val="60000"/>
+      </a:schemeClr>
+    </dgm:fillClrLst>
+    <dgm:linClrLst meth="repeat">
+      <a:schemeClr val="lt1"/>
+    </dgm:linClrLst>
+    <dgm:effectClrLst/>
+    <dgm:txLinClrLst/>
+    <dgm:txFillClrLst meth="repeat">
+      <a:schemeClr val="dk1"/>
+    </dgm:txFillClrLst>
+    <dgm:txEffectClrLst/>
+  </dgm:styleLbl>
+  <dgm:styleLbl name="revTx">
+    <dgm:fillClrLst meth="repeat">
+      <a:schemeClr val="lt1">
+        <a:alpha val="0"/>
+      </a:schemeClr>
+    </dgm:fillClrLst>
+    <dgm:linClrLst meth="repeat">
+      <a:schemeClr val="dk1">
+        <a:alpha val="0"/>
+      </a:schemeClr>
+    </dgm:linClrLst>
+    <dgm:effectClrLst/>
+    <dgm:txLinClrLst/>
+    <dgm:txFillClrLst meth="repeat">
+      <a:schemeClr val="tx1"/>
+    </dgm:txFillClrLst>
+    <dgm:txEffectClrLst/>
+  </dgm:styleLbl>
+</dgm:colorsDef>
+</file>
+
+<file path=word/diagrams/data1.xml><?xml version="1.0" encoding="utf-8"?>
+<dgm:dataModel xmlns:dgm="http://schemas.openxmlformats.org/drawingml/2006/diagram" xmlns:a="http://schemas.openxmlformats.org/drawingml/2006/main">
+  <dgm:ptLst>
+    <dgm:pt modelId="{BDE85A4C-1CA4-4D87-9BA8-88258DE1B53F}" type="doc">
+      <dgm:prSet loTypeId="urn:microsoft.com/office/officeart/2005/8/layout/process1" loCatId="process" qsTypeId="urn:microsoft.com/office/officeart/2005/8/quickstyle/simple1" qsCatId="simple" csTypeId="urn:microsoft.com/office/officeart/2005/8/colors/accent1_2" csCatId="accent1" phldr="1"/>
+      <dgm:spPr/>
+    </dgm:pt>
+    <dgm:pt modelId="{96D80255-4FA7-4CF1-AFCB-186231C83582}">
+      <dgm:prSet phldrT="[Texto]"/>
+      <dgm:spPr/>
+      <dgm:t>
+        <a:bodyPr/>
+        <a:lstStyle/>
+        <a:p>
+          <a:pPr>
+            <a:buSzPts val="1000"/>
+            <a:buFont typeface="Symbol" panose="05050102010706020507" pitchFamily="18" charset="2"/>
+            <a:buChar char=""/>
+          </a:pPr>
+          <a:r>
+            <a:rPr lang="en-IE"/>
+            <a:t>Business Understanding</a:t>
+          </a:r>
+        </a:p>
+      </dgm:t>
+    </dgm:pt>
+    <dgm:pt modelId="{CCD26D2F-C42B-48D8-8939-A0FECE925511}" type="parTrans" cxnId="{2A7ACD17-8CFE-4F87-9896-163FCFAFB34D}">
+      <dgm:prSet/>
+      <dgm:spPr/>
+      <dgm:t>
+        <a:bodyPr/>
+        <a:lstStyle/>
+        <a:p>
+          <a:endParaRPr lang="en-IE"/>
+        </a:p>
+      </dgm:t>
+    </dgm:pt>
+    <dgm:pt modelId="{0D23266C-A06B-4D57-9B03-E40A38EFCCEE}" type="sibTrans" cxnId="{2A7ACD17-8CFE-4F87-9896-163FCFAFB34D}">
+      <dgm:prSet/>
+      <dgm:spPr/>
+      <dgm:t>
+        <a:bodyPr/>
+        <a:lstStyle/>
+        <a:p>
+          <a:endParaRPr lang="en-IE"/>
+        </a:p>
+      </dgm:t>
+    </dgm:pt>
+    <dgm:pt modelId="{7A2CB818-CD46-4D35-A348-E986666107A7}">
+      <dgm:prSet phldrT="[Texto]"/>
+      <dgm:spPr/>
+      <dgm:t>
+        <a:bodyPr/>
+        <a:lstStyle/>
+        <a:p>
+          <a:pPr>
+            <a:buSzPts val="1000"/>
+            <a:buFont typeface="Symbol" panose="05050102010706020507" pitchFamily="18" charset="2"/>
+            <a:buChar char=""/>
+          </a:pPr>
+          <a:r>
+            <a:rPr lang="en-IE"/>
+            <a:t>Data Collection</a:t>
+          </a:r>
+        </a:p>
+      </dgm:t>
+    </dgm:pt>
+    <dgm:pt modelId="{59A117AF-685B-490E-84CD-58843B84B3F0}" type="parTrans" cxnId="{237EC145-9E09-4A69-B3DF-9AB3E0E67DF1}">
+      <dgm:prSet/>
+      <dgm:spPr/>
+      <dgm:t>
+        <a:bodyPr/>
+        <a:lstStyle/>
+        <a:p>
+          <a:endParaRPr lang="en-IE"/>
+        </a:p>
+      </dgm:t>
+    </dgm:pt>
+    <dgm:pt modelId="{950526EC-B530-40B0-BD85-9C4B631BC6DB}" type="sibTrans" cxnId="{237EC145-9E09-4A69-B3DF-9AB3E0E67DF1}">
+      <dgm:prSet/>
+      <dgm:spPr/>
+      <dgm:t>
+        <a:bodyPr/>
+        <a:lstStyle/>
+        <a:p>
+          <a:endParaRPr lang="en-IE"/>
+        </a:p>
+      </dgm:t>
+    </dgm:pt>
+    <dgm:pt modelId="{00FDD070-68EF-4D60-966B-DB3E92DBA826}">
+      <dgm:prSet/>
+      <dgm:spPr/>
+      <dgm:t>
+        <a:bodyPr/>
+        <a:lstStyle/>
+        <a:p>
+          <a:pPr>
+            <a:buSzPts val="1000"/>
+            <a:buFont typeface="Symbol" panose="05050102010706020507" pitchFamily="18" charset="2"/>
+            <a:buChar char=""/>
+          </a:pPr>
+          <a:r>
+            <a:rPr lang="en-IE"/>
+            <a:t>Data Preparation</a:t>
+          </a:r>
+        </a:p>
+      </dgm:t>
+    </dgm:pt>
+    <dgm:pt modelId="{9EF1F5DA-C79D-4E78-AC5A-8D2DDAB0084A}" type="parTrans" cxnId="{81522B53-ACC1-45CC-AAE5-5B1FF4922D6D}">
+      <dgm:prSet/>
+      <dgm:spPr/>
+      <dgm:t>
+        <a:bodyPr/>
+        <a:lstStyle/>
+        <a:p>
+          <a:endParaRPr lang="en-IE"/>
+        </a:p>
+      </dgm:t>
+    </dgm:pt>
+    <dgm:pt modelId="{D8270E39-0E2E-4A72-B3A0-E6907E44783F}" type="sibTrans" cxnId="{81522B53-ACC1-45CC-AAE5-5B1FF4922D6D}">
+      <dgm:prSet/>
+      <dgm:spPr/>
+      <dgm:t>
+        <a:bodyPr/>
+        <a:lstStyle/>
+        <a:p>
+          <a:endParaRPr lang="en-IE"/>
+        </a:p>
+      </dgm:t>
+    </dgm:pt>
+    <dgm:pt modelId="{B0E2E404-2C5A-402E-B38B-909469BB0A5F}">
+      <dgm:prSet/>
+      <dgm:spPr/>
+      <dgm:t>
+        <a:bodyPr/>
+        <a:lstStyle/>
+        <a:p>
+          <a:pPr>
+            <a:buSzPts val="1000"/>
+            <a:buFont typeface="Symbol" panose="05050102010706020507" pitchFamily="18" charset="2"/>
+            <a:buChar char=""/>
+          </a:pPr>
+          <a:r>
+            <a:rPr lang="en-IE"/>
+            <a:t>Exploratory Data Analysis</a:t>
+          </a:r>
+        </a:p>
+      </dgm:t>
+    </dgm:pt>
+    <dgm:pt modelId="{1C144D73-B10C-4077-B739-1F28EAF1D4BE}" type="parTrans" cxnId="{E3FA0CBD-EF6D-404B-90C0-366DF535A180}">
+      <dgm:prSet/>
+      <dgm:spPr/>
+      <dgm:t>
+        <a:bodyPr/>
+        <a:lstStyle/>
+        <a:p>
+          <a:endParaRPr lang="en-IE"/>
+        </a:p>
+      </dgm:t>
+    </dgm:pt>
+    <dgm:pt modelId="{5237319E-1C7B-404C-8ADC-9C83D1F287EF}" type="sibTrans" cxnId="{E3FA0CBD-EF6D-404B-90C0-366DF535A180}">
+      <dgm:prSet/>
+      <dgm:spPr/>
+      <dgm:t>
+        <a:bodyPr/>
+        <a:lstStyle/>
+        <a:p>
+          <a:endParaRPr lang="en-IE"/>
+        </a:p>
+      </dgm:t>
+    </dgm:pt>
+    <dgm:pt modelId="{FFAEBECC-9DB3-489D-B5FF-1E941DD3122F}">
+      <dgm:prSet/>
+      <dgm:spPr/>
+      <dgm:t>
+        <a:bodyPr/>
+        <a:lstStyle/>
+        <a:p>
+          <a:pPr>
+            <a:buSzPts val="1000"/>
+            <a:buFont typeface="Symbol" panose="05050102010706020507" pitchFamily="18" charset="2"/>
+            <a:buChar char=""/>
+          </a:pPr>
+          <a:r>
+            <a:rPr lang="en-IE"/>
+            <a:t>Literature Review</a:t>
+          </a:r>
+        </a:p>
+      </dgm:t>
+    </dgm:pt>
+    <dgm:pt modelId="{058A0E4E-44EF-4519-9352-C9805C66FD3B}" type="parTrans" cxnId="{8F8E830D-977C-42F6-ABF2-01961B94446F}">
+      <dgm:prSet/>
+      <dgm:spPr/>
+    </dgm:pt>
+    <dgm:pt modelId="{3216B26B-C224-4FCE-A7DC-DAD0A3CE30B6}" type="sibTrans" cxnId="{8F8E830D-977C-42F6-ABF2-01961B94446F}">
+      <dgm:prSet/>
+      <dgm:spPr/>
+      <dgm:t>
+        <a:bodyPr/>
+        <a:lstStyle/>
+        <a:p>
+          <a:endParaRPr lang="en-IE"/>
+        </a:p>
+      </dgm:t>
+    </dgm:pt>
+    <dgm:pt modelId="{43D22806-26EB-4A3D-9CF2-C0250DC2E215}" type="pres">
+      <dgm:prSet presAssocID="{BDE85A4C-1CA4-4D87-9BA8-88258DE1B53F}" presName="Name0" presStyleCnt="0">
+        <dgm:presLayoutVars>
+          <dgm:dir/>
+          <dgm:resizeHandles val="exact"/>
+        </dgm:presLayoutVars>
+      </dgm:prSet>
+      <dgm:spPr/>
+    </dgm:pt>
+    <dgm:pt modelId="{0B5D072D-42C2-4BD0-8C81-68D9BCD442E0}" type="pres">
+      <dgm:prSet presAssocID="{96D80255-4FA7-4CF1-AFCB-186231C83582}" presName="node" presStyleLbl="node1" presStyleIdx="0" presStyleCnt="5">
+        <dgm:presLayoutVars>
+          <dgm:bulletEnabled val="1"/>
+        </dgm:presLayoutVars>
+      </dgm:prSet>
+      <dgm:spPr/>
+    </dgm:pt>
+    <dgm:pt modelId="{5A1B605D-E62C-41A7-9A7D-1D17C1CD4040}" type="pres">
+      <dgm:prSet presAssocID="{0D23266C-A06B-4D57-9B03-E40A38EFCCEE}" presName="sibTrans" presStyleLbl="sibTrans2D1" presStyleIdx="0" presStyleCnt="4"/>
+      <dgm:spPr/>
+    </dgm:pt>
+    <dgm:pt modelId="{0BFA57D5-E3F0-4F86-A560-2F904BA4A71E}" type="pres">
+      <dgm:prSet presAssocID="{0D23266C-A06B-4D57-9B03-E40A38EFCCEE}" presName="connectorText" presStyleLbl="sibTrans2D1" presStyleIdx="0" presStyleCnt="4"/>
+      <dgm:spPr/>
+    </dgm:pt>
+    <dgm:pt modelId="{DB2FB366-BFCD-4EBC-B595-A9854B8CA1FB}" type="pres">
+      <dgm:prSet presAssocID="{FFAEBECC-9DB3-489D-B5FF-1E941DD3122F}" presName="node" presStyleLbl="node1" presStyleIdx="1" presStyleCnt="5">
+        <dgm:presLayoutVars>
+          <dgm:bulletEnabled val="1"/>
+        </dgm:presLayoutVars>
+      </dgm:prSet>
+      <dgm:spPr/>
+    </dgm:pt>
+    <dgm:pt modelId="{1A867A73-6ACA-4E2E-917A-876C8976AC23}" type="pres">
+      <dgm:prSet presAssocID="{3216B26B-C224-4FCE-A7DC-DAD0A3CE30B6}" presName="sibTrans" presStyleLbl="sibTrans2D1" presStyleIdx="1" presStyleCnt="4"/>
+      <dgm:spPr/>
+    </dgm:pt>
+    <dgm:pt modelId="{DE1F5FC3-3980-4CF5-AA27-221C08CB70C1}" type="pres">
+      <dgm:prSet presAssocID="{3216B26B-C224-4FCE-A7DC-DAD0A3CE30B6}" presName="connectorText" presStyleLbl="sibTrans2D1" presStyleIdx="1" presStyleCnt="4"/>
+      <dgm:spPr/>
+    </dgm:pt>
+    <dgm:pt modelId="{E693CA6C-2980-4C8C-950F-7BA668126145}" type="pres">
+      <dgm:prSet presAssocID="{7A2CB818-CD46-4D35-A348-E986666107A7}" presName="node" presStyleLbl="node1" presStyleIdx="2" presStyleCnt="5">
+        <dgm:presLayoutVars>
+          <dgm:bulletEnabled val="1"/>
+        </dgm:presLayoutVars>
+      </dgm:prSet>
+      <dgm:spPr/>
+    </dgm:pt>
+    <dgm:pt modelId="{E6EE3B6B-5AFA-42DD-BBDD-22B3DD759D63}" type="pres">
+      <dgm:prSet presAssocID="{950526EC-B530-40B0-BD85-9C4B631BC6DB}" presName="sibTrans" presStyleLbl="sibTrans2D1" presStyleIdx="2" presStyleCnt="4"/>
+      <dgm:spPr/>
+    </dgm:pt>
+    <dgm:pt modelId="{2659DC13-2FDF-4AB5-A1A1-094331BDB575}" type="pres">
+      <dgm:prSet presAssocID="{950526EC-B530-40B0-BD85-9C4B631BC6DB}" presName="connectorText" presStyleLbl="sibTrans2D1" presStyleIdx="2" presStyleCnt="4"/>
+      <dgm:spPr/>
+    </dgm:pt>
+    <dgm:pt modelId="{CDF09F55-EC50-469F-8B3B-7885BBF010C5}" type="pres">
+      <dgm:prSet presAssocID="{00FDD070-68EF-4D60-966B-DB3E92DBA826}" presName="node" presStyleLbl="node1" presStyleIdx="3" presStyleCnt="5">
+        <dgm:presLayoutVars>
+          <dgm:bulletEnabled val="1"/>
+        </dgm:presLayoutVars>
+      </dgm:prSet>
+      <dgm:spPr/>
+    </dgm:pt>
+    <dgm:pt modelId="{AEA74211-B5A3-420B-922A-738EE514A88A}" type="pres">
+      <dgm:prSet presAssocID="{D8270E39-0E2E-4A72-B3A0-E6907E44783F}" presName="sibTrans" presStyleLbl="sibTrans2D1" presStyleIdx="3" presStyleCnt="4"/>
+      <dgm:spPr/>
+    </dgm:pt>
+    <dgm:pt modelId="{795EC6D6-F798-4AF0-885A-3E8C3950D092}" type="pres">
+      <dgm:prSet presAssocID="{D8270E39-0E2E-4A72-B3A0-E6907E44783F}" presName="connectorText" presStyleLbl="sibTrans2D1" presStyleIdx="3" presStyleCnt="4"/>
+      <dgm:spPr/>
+    </dgm:pt>
+    <dgm:pt modelId="{2E5168AC-325E-43EF-86E5-89CDCD847078}" type="pres">
+      <dgm:prSet presAssocID="{B0E2E404-2C5A-402E-B38B-909469BB0A5F}" presName="node" presStyleLbl="node1" presStyleIdx="4" presStyleCnt="5">
+        <dgm:presLayoutVars>
+          <dgm:bulletEnabled val="1"/>
+        </dgm:presLayoutVars>
+      </dgm:prSet>
+      <dgm:spPr/>
+    </dgm:pt>
+  </dgm:ptLst>
+  <dgm:cxnLst>
+    <dgm:cxn modelId="{17E91300-E1E2-4837-A7E8-2B60A056AAB8}" type="presOf" srcId="{950526EC-B530-40B0-BD85-9C4B631BC6DB}" destId="{2659DC13-2FDF-4AB5-A1A1-094331BDB575}" srcOrd="1" destOrd="0" presId="urn:microsoft.com/office/officeart/2005/8/layout/process1"/>
+    <dgm:cxn modelId="{8F8E830D-977C-42F6-ABF2-01961B94446F}" srcId="{BDE85A4C-1CA4-4D87-9BA8-88258DE1B53F}" destId="{FFAEBECC-9DB3-489D-B5FF-1E941DD3122F}" srcOrd="1" destOrd="0" parTransId="{058A0E4E-44EF-4519-9352-C9805C66FD3B}" sibTransId="{3216B26B-C224-4FCE-A7DC-DAD0A3CE30B6}"/>
+    <dgm:cxn modelId="{016B3A13-D820-4725-8DDD-F7C1997CD403}" type="presOf" srcId="{D8270E39-0E2E-4A72-B3A0-E6907E44783F}" destId="{AEA74211-B5A3-420B-922A-738EE514A88A}" srcOrd="0" destOrd="0" presId="urn:microsoft.com/office/officeart/2005/8/layout/process1"/>
+    <dgm:cxn modelId="{6EC02216-719E-4F4B-8A1E-D2115062AFC1}" type="presOf" srcId="{96D80255-4FA7-4CF1-AFCB-186231C83582}" destId="{0B5D072D-42C2-4BD0-8C81-68D9BCD442E0}" srcOrd="0" destOrd="0" presId="urn:microsoft.com/office/officeart/2005/8/layout/process1"/>
+    <dgm:cxn modelId="{2A7ACD17-8CFE-4F87-9896-163FCFAFB34D}" srcId="{BDE85A4C-1CA4-4D87-9BA8-88258DE1B53F}" destId="{96D80255-4FA7-4CF1-AFCB-186231C83582}" srcOrd="0" destOrd="0" parTransId="{CCD26D2F-C42B-48D8-8939-A0FECE925511}" sibTransId="{0D23266C-A06B-4D57-9B03-E40A38EFCCEE}"/>
+    <dgm:cxn modelId="{237EC145-9E09-4A69-B3DF-9AB3E0E67DF1}" srcId="{BDE85A4C-1CA4-4D87-9BA8-88258DE1B53F}" destId="{7A2CB818-CD46-4D35-A348-E986666107A7}" srcOrd="2" destOrd="0" parTransId="{59A117AF-685B-490E-84CD-58843B84B3F0}" sibTransId="{950526EC-B530-40B0-BD85-9C4B631BC6DB}"/>
+    <dgm:cxn modelId="{A999466B-CDD8-4444-984A-B5CC2965A0B8}" type="presOf" srcId="{3216B26B-C224-4FCE-A7DC-DAD0A3CE30B6}" destId="{DE1F5FC3-3980-4CF5-AA27-221C08CB70C1}" srcOrd="1" destOrd="0" presId="urn:microsoft.com/office/officeart/2005/8/layout/process1"/>
+    <dgm:cxn modelId="{599D0D72-369C-4524-A25F-E7F9B728699C}" type="presOf" srcId="{D8270E39-0E2E-4A72-B3A0-E6907E44783F}" destId="{795EC6D6-F798-4AF0-885A-3E8C3950D092}" srcOrd="1" destOrd="0" presId="urn:microsoft.com/office/officeart/2005/8/layout/process1"/>
+    <dgm:cxn modelId="{41614F72-9211-46AC-A80D-FE0D4F690C63}" type="presOf" srcId="{FFAEBECC-9DB3-489D-B5FF-1E941DD3122F}" destId="{DB2FB366-BFCD-4EBC-B595-A9854B8CA1FB}" srcOrd="0" destOrd="0" presId="urn:microsoft.com/office/officeart/2005/8/layout/process1"/>
+    <dgm:cxn modelId="{81522B53-ACC1-45CC-AAE5-5B1FF4922D6D}" srcId="{BDE85A4C-1CA4-4D87-9BA8-88258DE1B53F}" destId="{00FDD070-68EF-4D60-966B-DB3E92DBA826}" srcOrd="3" destOrd="0" parTransId="{9EF1F5DA-C79D-4E78-AC5A-8D2DDAB0084A}" sibTransId="{D8270E39-0E2E-4A72-B3A0-E6907E44783F}"/>
+    <dgm:cxn modelId="{76E78B74-A38D-41BE-93EC-FA18869D0108}" type="presOf" srcId="{7A2CB818-CD46-4D35-A348-E986666107A7}" destId="{E693CA6C-2980-4C8C-950F-7BA668126145}" srcOrd="0" destOrd="0" presId="urn:microsoft.com/office/officeart/2005/8/layout/process1"/>
+    <dgm:cxn modelId="{A4A40C91-20F2-467B-AE6F-6F8A889B0CDC}" type="presOf" srcId="{BDE85A4C-1CA4-4D87-9BA8-88258DE1B53F}" destId="{43D22806-26EB-4A3D-9CF2-C0250DC2E215}" srcOrd="0" destOrd="0" presId="urn:microsoft.com/office/officeart/2005/8/layout/process1"/>
+    <dgm:cxn modelId="{ED3F289E-9140-4CE3-8A97-25FF72B1AD9A}" type="presOf" srcId="{950526EC-B530-40B0-BD85-9C4B631BC6DB}" destId="{E6EE3B6B-5AFA-42DD-BBDD-22B3DD759D63}" srcOrd="0" destOrd="0" presId="urn:microsoft.com/office/officeart/2005/8/layout/process1"/>
+    <dgm:cxn modelId="{05131CA0-1047-444A-BC36-D980A9036AA5}" type="presOf" srcId="{B0E2E404-2C5A-402E-B38B-909469BB0A5F}" destId="{2E5168AC-325E-43EF-86E5-89CDCD847078}" srcOrd="0" destOrd="0" presId="urn:microsoft.com/office/officeart/2005/8/layout/process1"/>
+    <dgm:cxn modelId="{8CE22DA5-3D07-4FA6-BA4F-F9DF6C64394B}" type="presOf" srcId="{3216B26B-C224-4FCE-A7DC-DAD0A3CE30B6}" destId="{1A867A73-6ACA-4E2E-917A-876C8976AC23}" srcOrd="0" destOrd="0" presId="urn:microsoft.com/office/officeart/2005/8/layout/process1"/>
+    <dgm:cxn modelId="{7E4BAEA7-CF86-48B5-A804-9D521F42CAB4}" type="presOf" srcId="{0D23266C-A06B-4D57-9B03-E40A38EFCCEE}" destId="{5A1B605D-E62C-41A7-9A7D-1D17C1CD4040}" srcOrd="0" destOrd="0" presId="urn:microsoft.com/office/officeart/2005/8/layout/process1"/>
+    <dgm:cxn modelId="{E3FA0CBD-EF6D-404B-90C0-366DF535A180}" srcId="{BDE85A4C-1CA4-4D87-9BA8-88258DE1B53F}" destId="{B0E2E404-2C5A-402E-B38B-909469BB0A5F}" srcOrd="4" destOrd="0" parTransId="{1C144D73-B10C-4077-B739-1F28EAF1D4BE}" sibTransId="{5237319E-1C7B-404C-8ADC-9C83D1F287EF}"/>
+    <dgm:cxn modelId="{A5BE08C6-0E69-49C1-B38D-2EBC6D200B56}" type="presOf" srcId="{00FDD070-68EF-4D60-966B-DB3E92DBA826}" destId="{CDF09F55-EC50-469F-8B3B-7885BBF010C5}" srcOrd="0" destOrd="0" presId="urn:microsoft.com/office/officeart/2005/8/layout/process1"/>
+    <dgm:cxn modelId="{B7C28CF0-FD07-4C55-B194-BF75EF92A8FE}" type="presOf" srcId="{0D23266C-A06B-4D57-9B03-E40A38EFCCEE}" destId="{0BFA57D5-E3F0-4F86-A560-2F904BA4A71E}" srcOrd="1" destOrd="0" presId="urn:microsoft.com/office/officeart/2005/8/layout/process1"/>
+    <dgm:cxn modelId="{B05697D2-3C2F-42ED-80D8-BE944B60C4D4}" type="presParOf" srcId="{43D22806-26EB-4A3D-9CF2-C0250DC2E215}" destId="{0B5D072D-42C2-4BD0-8C81-68D9BCD442E0}" srcOrd="0" destOrd="0" presId="urn:microsoft.com/office/officeart/2005/8/layout/process1"/>
+    <dgm:cxn modelId="{2FBB379F-DBA5-47C8-856E-974752FFF0FA}" type="presParOf" srcId="{43D22806-26EB-4A3D-9CF2-C0250DC2E215}" destId="{5A1B605D-E62C-41A7-9A7D-1D17C1CD4040}" srcOrd="1" destOrd="0" presId="urn:microsoft.com/office/officeart/2005/8/layout/process1"/>
+    <dgm:cxn modelId="{A972F2A1-04D3-46E1-BB4E-6BE38B913A7B}" type="presParOf" srcId="{5A1B605D-E62C-41A7-9A7D-1D17C1CD4040}" destId="{0BFA57D5-E3F0-4F86-A560-2F904BA4A71E}" srcOrd="0" destOrd="0" presId="urn:microsoft.com/office/officeart/2005/8/layout/process1"/>
+    <dgm:cxn modelId="{A1454376-4189-4F55-A614-BDE9B206A50C}" type="presParOf" srcId="{43D22806-26EB-4A3D-9CF2-C0250DC2E215}" destId="{DB2FB366-BFCD-4EBC-B595-A9854B8CA1FB}" srcOrd="2" destOrd="0" presId="urn:microsoft.com/office/officeart/2005/8/layout/process1"/>
+    <dgm:cxn modelId="{3C8F1830-70C3-4941-A3AB-3ECD2B5D952E}" type="presParOf" srcId="{43D22806-26EB-4A3D-9CF2-C0250DC2E215}" destId="{1A867A73-6ACA-4E2E-917A-876C8976AC23}" srcOrd="3" destOrd="0" presId="urn:microsoft.com/office/officeart/2005/8/layout/process1"/>
+    <dgm:cxn modelId="{6342C209-3F6A-4F5C-98B8-5D3E5A89E748}" type="presParOf" srcId="{1A867A73-6ACA-4E2E-917A-876C8976AC23}" destId="{DE1F5FC3-3980-4CF5-AA27-221C08CB70C1}" srcOrd="0" destOrd="0" presId="urn:microsoft.com/office/officeart/2005/8/layout/process1"/>
+    <dgm:cxn modelId="{C96A9A18-1D8E-41D1-976B-27482CCA0C73}" type="presParOf" srcId="{43D22806-26EB-4A3D-9CF2-C0250DC2E215}" destId="{E693CA6C-2980-4C8C-950F-7BA668126145}" srcOrd="4" destOrd="0" presId="urn:microsoft.com/office/officeart/2005/8/layout/process1"/>
+    <dgm:cxn modelId="{DCE92350-AA4D-4C02-BC53-5E6B27036628}" type="presParOf" srcId="{43D22806-26EB-4A3D-9CF2-C0250DC2E215}" destId="{E6EE3B6B-5AFA-42DD-BBDD-22B3DD759D63}" srcOrd="5" destOrd="0" presId="urn:microsoft.com/office/officeart/2005/8/layout/process1"/>
+    <dgm:cxn modelId="{2C1A9FC3-D213-4F0D-BE64-9D5FF9ED60C4}" type="presParOf" srcId="{E6EE3B6B-5AFA-42DD-BBDD-22B3DD759D63}" destId="{2659DC13-2FDF-4AB5-A1A1-094331BDB575}" srcOrd="0" destOrd="0" presId="urn:microsoft.com/office/officeart/2005/8/layout/process1"/>
+    <dgm:cxn modelId="{8704456D-0C20-421C-89A5-70D0016D23A9}" type="presParOf" srcId="{43D22806-26EB-4A3D-9CF2-C0250DC2E215}" destId="{CDF09F55-EC50-469F-8B3B-7885BBF010C5}" srcOrd="6" destOrd="0" presId="urn:microsoft.com/office/officeart/2005/8/layout/process1"/>
+    <dgm:cxn modelId="{0E0BD73A-FE55-4A32-88E4-3FEF2CDA4DD3}" type="presParOf" srcId="{43D22806-26EB-4A3D-9CF2-C0250DC2E215}" destId="{AEA74211-B5A3-420B-922A-738EE514A88A}" srcOrd="7" destOrd="0" presId="urn:microsoft.com/office/officeart/2005/8/layout/process1"/>
+    <dgm:cxn modelId="{FB3A829B-585E-48BA-9D09-E665DEA9C880}" type="presParOf" srcId="{AEA74211-B5A3-420B-922A-738EE514A88A}" destId="{795EC6D6-F798-4AF0-885A-3E8C3950D092}" srcOrd="0" destOrd="0" presId="urn:microsoft.com/office/officeart/2005/8/layout/process1"/>
+    <dgm:cxn modelId="{FF5F8ABF-C896-42CB-B326-7AC83AD785E6}" type="presParOf" srcId="{43D22806-26EB-4A3D-9CF2-C0250DC2E215}" destId="{2E5168AC-325E-43EF-86E5-89CDCD847078}" srcOrd="8" destOrd="0" presId="urn:microsoft.com/office/officeart/2005/8/layout/process1"/>
+  </dgm:cxnLst>
+  <dgm:bg/>
+  <dgm:whole/>
+  <dgm:extLst>
+    <a:ext uri="http://schemas.microsoft.com/office/drawing/2008/diagram">
+      <dsp:dataModelExt xmlns:dsp="http://schemas.microsoft.com/office/drawing/2008/diagram" relId="rId21" minVer="http://schemas.openxmlformats.org/drawingml/2006/diagram"/>
+    </a:ext>
+  </dgm:extLst>
+</dgm:dataModel>
+</file>
+
+<file path=word/diagrams/data2.xml><?xml version="1.0" encoding="utf-8"?>
+<dgm:dataModel xmlns:dgm="http://schemas.openxmlformats.org/drawingml/2006/diagram" xmlns:a="http://schemas.openxmlformats.org/drawingml/2006/main">
+  <dgm:ptLst>
+    <dgm:pt modelId="{BDE85A4C-1CA4-4D87-9BA8-88258DE1B53F}" type="doc">
+      <dgm:prSet loTypeId="urn:microsoft.com/office/officeart/2005/8/layout/process1" loCatId="process" qsTypeId="urn:microsoft.com/office/officeart/2005/8/quickstyle/simple1" qsCatId="simple" csTypeId="urn:microsoft.com/office/officeart/2005/8/colors/accent1_2" csCatId="accent1" phldr="1"/>
+      <dgm:spPr/>
+    </dgm:pt>
+    <dgm:pt modelId="{96D80255-4FA7-4CF1-AFCB-186231C83582}">
+      <dgm:prSet phldrT="[Texto]"/>
+      <dgm:spPr/>
+      <dgm:t>
+        <a:bodyPr/>
+        <a:lstStyle/>
+        <a:p>
+          <a:pPr>
+            <a:buSzPts val="1000"/>
+            <a:buFont typeface="Symbol" panose="05050102010706020507" pitchFamily="18" charset="2"/>
+            <a:buChar char=""/>
+          </a:pPr>
+          <a:r>
+            <a:rPr lang="en-IE"/>
+            <a:t>Feature Engineering</a:t>
+          </a:r>
+        </a:p>
+      </dgm:t>
+    </dgm:pt>
+    <dgm:pt modelId="{CCD26D2F-C42B-48D8-8939-A0FECE925511}" type="parTrans" cxnId="{2A7ACD17-8CFE-4F87-9896-163FCFAFB34D}">
+      <dgm:prSet/>
+      <dgm:spPr/>
+      <dgm:t>
+        <a:bodyPr/>
+        <a:lstStyle/>
+        <a:p>
+          <a:endParaRPr lang="en-IE"/>
+        </a:p>
+      </dgm:t>
+    </dgm:pt>
+    <dgm:pt modelId="{0D23266C-A06B-4D57-9B03-E40A38EFCCEE}" type="sibTrans" cxnId="{2A7ACD17-8CFE-4F87-9896-163FCFAFB34D}">
+      <dgm:prSet/>
+      <dgm:spPr/>
+      <dgm:t>
+        <a:bodyPr/>
+        <a:lstStyle/>
+        <a:p>
+          <a:endParaRPr lang="en-IE"/>
+        </a:p>
+      </dgm:t>
+    </dgm:pt>
+    <dgm:pt modelId="{7A2CB818-CD46-4D35-A348-E986666107A7}">
+      <dgm:prSet phldrT="[Texto]"/>
+      <dgm:spPr/>
+      <dgm:t>
+        <a:bodyPr/>
+        <a:lstStyle/>
+        <a:p>
+          <a:pPr>
+            <a:buSzPts val="1000"/>
+            <a:buFont typeface="Symbol" panose="05050102010706020507" pitchFamily="18" charset="2"/>
+            <a:buChar char=""/>
+          </a:pPr>
+          <a:r>
+            <a:rPr lang="en-IE"/>
+            <a:t>Predictive Model Development</a:t>
+          </a:r>
+        </a:p>
+      </dgm:t>
+    </dgm:pt>
+    <dgm:pt modelId="{59A117AF-685B-490E-84CD-58843B84B3F0}" type="parTrans" cxnId="{237EC145-9E09-4A69-B3DF-9AB3E0E67DF1}">
+      <dgm:prSet/>
+      <dgm:spPr/>
+      <dgm:t>
+        <a:bodyPr/>
+        <a:lstStyle/>
+        <a:p>
+          <a:endParaRPr lang="en-IE"/>
+        </a:p>
+      </dgm:t>
+    </dgm:pt>
+    <dgm:pt modelId="{950526EC-B530-40B0-BD85-9C4B631BC6DB}" type="sibTrans" cxnId="{237EC145-9E09-4A69-B3DF-9AB3E0E67DF1}">
+      <dgm:prSet/>
+      <dgm:spPr/>
+      <dgm:t>
+        <a:bodyPr/>
+        <a:lstStyle/>
+        <a:p>
+          <a:endParaRPr lang="en-IE"/>
+        </a:p>
+      </dgm:t>
+    </dgm:pt>
+    <dgm:pt modelId="{1D3113B4-658F-41D4-BE01-974B74531B91}">
+      <dgm:prSet phldrT="[Texto]"/>
+      <dgm:spPr/>
+      <dgm:t>
+        <a:bodyPr/>
+        <a:lstStyle/>
+        <a:p>
+          <a:pPr>
+            <a:buSzPts val="1000"/>
+            <a:buFont typeface="Symbol" panose="05050102010706020507" pitchFamily="18" charset="2"/>
+            <a:buChar char=""/>
+          </a:pPr>
+          <a:r>
+            <a:rPr lang="en-IE"/>
+            <a:t>Model Testing</a:t>
+          </a:r>
+        </a:p>
+      </dgm:t>
+    </dgm:pt>
+    <dgm:pt modelId="{DE646B9E-CF8D-4166-BA0B-01E6D4AD8D42}" type="parTrans" cxnId="{1C1504D0-4205-44E0-BF36-2F29215D7E6C}">
+      <dgm:prSet/>
+      <dgm:spPr/>
+      <dgm:t>
+        <a:bodyPr/>
+        <a:lstStyle/>
+        <a:p>
+          <a:endParaRPr lang="en-IE"/>
+        </a:p>
+      </dgm:t>
+    </dgm:pt>
+    <dgm:pt modelId="{A4F08129-85C3-4B1F-BE53-1ABC2F058144}" type="sibTrans" cxnId="{1C1504D0-4205-44E0-BF36-2F29215D7E6C}">
+      <dgm:prSet/>
+      <dgm:spPr/>
+      <dgm:t>
+        <a:bodyPr/>
+        <a:lstStyle/>
+        <a:p>
+          <a:endParaRPr lang="en-IE"/>
+        </a:p>
+      </dgm:t>
+    </dgm:pt>
+    <dgm:pt modelId="{00FDD070-68EF-4D60-966B-DB3E92DBA826}">
+      <dgm:prSet/>
+      <dgm:spPr/>
+      <dgm:t>
+        <a:bodyPr/>
+        <a:lstStyle/>
+        <a:p>
+          <a:pPr>
+            <a:buSzPts val="1000"/>
+            <a:buFont typeface="Symbol" panose="05050102010706020507" pitchFamily="18" charset="2"/>
+            <a:buChar char=""/>
+          </a:pPr>
+          <a:r>
+            <a:rPr lang="en-IE"/>
+            <a:t>Model Evaluation</a:t>
+          </a:r>
+        </a:p>
+      </dgm:t>
+    </dgm:pt>
+    <dgm:pt modelId="{9EF1F5DA-C79D-4E78-AC5A-8D2DDAB0084A}" type="parTrans" cxnId="{81522B53-ACC1-45CC-AAE5-5B1FF4922D6D}">
+      <dgm:prSet/>
+      <dgm:spPr/>
+      <dgm:t>
+        <a:bodyPr/>
+        <a:lstStyle/>
+        <a:p>
+          <a:endParaRPr lang="en-IE"/>
+        </a:p>
+      </dgm:t>
+    </dgm:pt>
+    <dgm:pt modelId="{D8270E39-0E2E-4A72-B3A0-E6907E44783F}" type="sibTrans" cxnId="{81522B53-ACC1-45CC-AAE5-5B1FF4922D6D}">
+      <dgm:prSet/>
+      <dgm:spPr/>
+      <dgm:t>
+        <a:bodyPr/>
+        <a:lstStyle/>
+        <a:p>
+          <a:endParaRPr lang="en-IE"/>
+        </a:p>
+      </dgm:t>
+    </dgm:pt>
+    <dgm:pt modelId="{B0E2E404-2C5A-402E-B38B-909469BB0A5F}">
+      <dgm:prSet/>
+      <dgm:spPr/>
+      <dgm:t>
+        <a:bodyPr/>
+        <a:lstStyle/>
+        <a:p>
+          <a:pPr>
+            <a:buSzPts val="1000"/>
+            <a:buFont typeface="Symbol" panose="05050102010706020507" pitchFamily="18" charset="2"/>
+            <a:buChar char=""/>
+          </a:pPr>
+          <a:r>
+            <a:rPr lang="en-IE"/>
+            <a:t>Final Report</a:t>
+          </a:r>
+        </a:p>
+      </dgm:t>
+    </dgm:pt>
+    <dgm:pt modelId="{1C144D73-B10C-4077-B739-1F28EAF1D4BE}" type="parTrans" cxnId="{E3FA0CBD-EF6D-404B-90C0-366DF535A180}">
+      <dgm:prSet/>
+      <dgm:spPr/>
+      <dgm:t>
+        <a:bodyPr/>
+        <a:lstStyle/>
+        <a:p>
+          <a:endParaRPr lang="en-IE"/>
+        </a:p>
+      </dgm:t>
+    </dgm:pt>
+    <dgm:pt modelId="{5237319E-1C7B-404C-8ADC-9C83D1F287EF}" type="sibTrans" cxnId="{E3FA0CBD-EF6D-404B-90C0-366DF535A180}">
+      <dgm:prSet/>
+      <dgm:spPr/>
+      <dgm:t>
+        <a:bodyPr/>
+        <a:lstStyle/>
+        <a:p>
+          <a:endParaRPr lang="en-IE"/>
+        </a:p>
+      </dgm:t>
+    </dgm:pt>
+    <dgm:pt modelId="{EA731839-F2F4-444A-8C42-A1A060B7199C}">
+      <dgm:prSet/>
+      <dgm:spPr/>
+      <dgm:t>
+        <a:bodyPr/>
+        <a:lstStyle/>
+        <a:p>
+          <a:pPr>
+            <a:buSzPts val="1000"/>
+            <a:buFont typeface="Symbol" panose="05050102010706020507" pitchFamily="18" charset="2"/>
+            <a:buChar char=""/>
+          </a:pPr>
+          <a:r>
+            <a:rPr lang="en-IE"/>
+            <a:t>Presentation Preparation</a:t>
+          </a:r>
+        </a:p>
+      </dgm:t>
+    </dgm:pt>
+    <dgm:pt modelId="{D4CB5F82-69B7-490D-BF97-ABAFF11CA1EC}" type="parTrans" cxnId="{1B654248-2A49-4A49-B641-E63C8EC7CA33}">
+      <dgm:prSet/>
+      <dgm:spPr/>
+      <dgm:t>
+        <a:bodyPr/>
+        <a:lstStyle/>
+        <a:p>
+          <a:endParaRPr lang="en-IE"/>
+        </a:p>
+      </dgm:t>
+    </dgm:pt>
+    <dgm:pt modelId="{E3052028-A8B2-4510-A5CC-8BD7B44B0EA9}" type="sibTrans" cxnId="{1B654248-2A49-4A49-B641-E63C8EC7CA33}">
+      <dgm:prSet/>
+      <dgm:spPr/>
+      <dgm:t>
+        <a:bodyPr/>
+        <a:lstStyle/>
+        <a:p>
+          <a:endParaRPr lang="en-IE"/>
+        </a:p>
+      </dgm:t>
+    </dgm:pt>
+    <dgm:pt modelId="{43D22806-26EB-4A3D-9CF2-C0250DC2E215}" type="pres">
+      <dgm:prSet presAssocID="{BDE85A4C-1CA4-4D87-9BA8-88258DE1B53F}" presName="Name0" presStyleCnt="0">
+        <dgm:presLayoutVars>
+          <dgm:dir/>
+          <dgm:resizeHandles val="exact"/>
+        </dgm:presLayoutVars>
+      </dgm:prSet>
+      <dgm:spPr/>
+    </dgm:pt>
+    <dgm:pt modelId="{0B5D072D-42C2-4BD0-8C81-68D9BCD442E0}" type="pres">
+      <dgm:prSet presAssocID="{96D80255-4FA7-4CF1-AFCB-186231C83582}" presName="node" presStyleLbl="node1" presStyleIdx="0" presStyleCnt="6">
+        <dgm:presLayoutVars>
+          <dgm:bulletEnabled val="1"/>
+        </dgm:presLayoutVars>
+      </dgm:prSet>
+      <dgm:spPr/>
+    </dgm:pt>
+    <dgm:pt modelId="{5A1B605D-E62C-41A7-9A7D-1D17C1CD4040}" type="pres">
+      <dgm:prSet presAssocID="{0D23266C-A06B-4D57-9B03-E40A38EFCCEE}" presName="sibTrans" presStyleLbl="sibTrans2D1" presStyleIdx="0" presStyleCnt="5"/>
+      <dgm:spPr/>
+    </dgm:pt>
+    <dgm:pt modelId="{0BFA57D5-E3F0-4F86-A560-2F904BA4A71E}" type="pres">
+      <dgm:prSet presAssocID="{0D23266C-A06B-4D57-9B03-E40A38EFCCEE}" presName="connectorText" presStyleLbl="sibTrans2D1" presStyleIdx="0" presStyleCnt="5"/>
+      <dgm:spPr/>
+    </dgm:pt>
+    <dgm:pt modelId="{E693CA6C-2980-4C8C-950F-7BA668126145}" type="pres">
+      <dgm:prSet presAssocID="{7A2CB818-CD46-4D35-A348-E986666107A7}" presName="node" presStyleLbl="node1" presStyleIdx="1" presStyleCnt="6">
+        <dgm:presLayoutVars>
+          <dgm:bulletEnabled val="1"/>
+        </dgm:presLayoutVars>
+      </dgm:prSet>
+      <dgm:spPr/>
+    </dgm:pt>
+    <dgm:pt modelId="{E6EE3B6B-5AFA-42DD-BBDD-22B3DD759D63}" type="pres">
+      <dgm:prSet presAssocID="{950526EC-B530-40B0-BD85-9C4B631BC6DB}" presName="sibTrans" presStyleLbl="sibTrans2D1" presStyleIdx="1" presStyleCnt="5"/>
+      <dgm:spPr/>
+    </dgm:pt>
+    <dgm:pt modelId="{2659DC13-2FDF-4AB5-A1A1-094331BDB575}" type="pres">
+      <dgm:prSet presAssocID="{950526EC-B530-40B0-BD85-9C4B631BC6DB}" presName="connectorText" presStyleLbl="sibTrans2D1" presStyleIdx="1" presStyleCnt="5"/>
+      <dgm:spPr/>
+    </dgm:pt>
+    <dgm:pt modelId="{507B5924-8A1E-4EE8-8C4F-6C68A284A575}" type="pres">
+      <dgm:prSet presAssocID="{1D3113B4-658F-41D4-BE01-974B74531B91}" presName="node" presStyleLbl="node1" presStyleIdx="2" presStyleCnt="6">
+        <dgm:presLayoutVars>
+          <dgm:bulletEnabled val="1"/>
+        </dgm:presLayoutVars>
+      </dgm:prSet>
+      <dgm:spPr/>
+    </dgm:pt>
+    <dgm:pt modelId="{4653CA9A-E610-4B33-BCF7-3C7F95FE01F5}" type="pres">
+      <dgm:prSet presAssocID="{A4F08129-85C3-4B1F-BE53-1ABC2F058144}" presName="sibTrans" presStyleLbl="sibTrans2D1" presStyleIdx="2" presStyleCnt="5"/>
+      <dgm:spPr/>
+    </dgm:pt>
+    <dgm:pt modelId="{7F5AC694-7425-4BE4-9011-7892D5DE8B2C}" type="pres">
+      <dgm:prSet presAssocID="{A4F08129-85C3-4B1F-BE53-1ABC2F058144}" presName="connectorText" presStyleLbl="sibTrans2D1" presStyleIdx="2" presStyleCnt="5"/>
+      <dgm:spPr/>
+    </dgm:pt>
+    <dgm:pt modelId="{CDF09F55-EC50-469F-8B3B-7885BBF010C5}" type="pres">
+      <dgm:prSet presAssocID="{00FDD070-68EF-4D60-966B-DB3E92DBA826}" presName="node" presStyleLbl="node1" presStyleIdx="3" presStyleCnt="6">
+        <dgm:presLayoutVars>
+          <dgm:bulletEnabled val="1"/>
+        </dgm:presLayoutVars>
+      </dgm:prSet>
+      <dgm:spPr/>
+    </dgm:pt>
+    <dgm:pt modelId="{AEA74211-B5A3-420B-922A-738EE514A88A}" type="pres">
+      <dgm:prSet presAssocID="{D8270E39-0E2E-4A72-B3A0-E6907E44783F}" presName="sibTrans" presStyleLbl="sibTrans2D1" presStyleIdx="3" presStyleCnt="5"/>
+      <dgm:spPr/>
+    </dgm:pt>
+    <dgm:pt modelId="{795EC6D6-F798-4AF0-885A-3E8C3950D092}" type="pres">
+      <dgm:prSet presAssocID="{D8270E39-0E2E-4A72-B3A0-E6907E44783F}" presName="connectorText" presStyleLbl="sibTrans2D1" presStyleIdx="3" presStyleCnt="5"/>
+      <dgm:spPr/>
+    </dgm:pt>
+    <dgm:pt modelId="{2E5168AC-325E-43EF-86E5-89CDCD847078}" type="pres">
+      <dgm:prSet presAssocID="{B0E2E404-2C5A-402E-B38B-909469BB0A5F}" presName="node" presStyleLbl="node1" presStyleIdx="4" presStyleCnt="6">
+        <dgm:presLayoutVars>
+          <dgm:bulletEnabled val="1"/>
+        </dgm:presLayoutVars>
+      </dgm:prSet>
+      <dgm:spPr/>
+    </dgm:pt>
+    <dgm:pt modelId="{03390124-96A1-4955-8C11-C94E78C19B06}" type="pres">
+      <dgm:prSet presAssocID="{5237319E-1C7B-404C-8ADC-9C83D1F287EF}" presName="sibTrans" presStyleLbl="sibTrans2D1" presStyleIdx="4" presStyleCnt="5"/>
+      <dgm:spPr/>
+    </dgm:pt>
+    <dgm:pt modelId="{E1B55690-EA3C-4372-92D0-AD411999ECD0}" type="pres">
+      <dgm:prSet presAssocID="{5237319E-1C7B-404C-8ADC-9C83D1F287EF}" presName="connectorText" presStyleLbl="sibTrans2D1" presStyleIdx="4" presStyleCnt="5"/>
+      <dgm:spPr/>
+    </dgm:pt>
+    <dgm:pt modelId="{67D9FC7B-5187-4C29-BD33-A373FD59870F}" type="pres">
+      <dgm:prSet presAssocID="{EA731839-F2F4-444A-8C42-A1A060B7199C}" presName="node" presStyleLbl="node1" presStyleIdx="5" presStyleCnt="6">
+        <dgm:presLayoutVars>
+          <dgm:bulletEnabled val="1"/>
+        </dgm:presLayoutVars>
+      </dgm:prSet>
+      <dgm:spPr/>
+    </dgm:pt>
+  </dgm:ptLst>
+  <dgm:cxnLst>
+    <dgm:cxn modelId="{17E91300-E1E2-4837-A7E8-2B60A056AAB8}" type="presOf" srcId="{950526EC-B530-40B0-BD85-9C4B631BC6DB}" destId="{2659DC13-2FDF-4AB5-A1A1-094331BDB575}" srcOrd="1" destOrd="0" presId="urn:microsoft.com/office/officeart/2005/8/layout/process1"/>
+    <dgm:cxn modelId="{016B3A13-D820-4725-8DDD-F7C1997CD403}" type="presOf" srcId="{D8270E39-0E2E-4A72-B3A0-E6907E44783F}" destId="{AEA74211-B5A3-420B-922A-738EE514A88A}" srcOrd="0" destOrd="0" presId="urn:microsoft.com/office/officeart/2005/8/layout/process1"/>
+    <dgm:cxn modelId="{6EC02216-719E-4F4B-8A1E-D2115062AFC1}" type="presOf" srcId="{96D80255-4FA7-4CF1-AFCB-186231C83582}" destId="{0B5D072D-42C2-4BD0-8C81-68D9BCD442E0}" srcOrd="0" destOrd="0" presId="urn:microsoft.com/office/officeart/2005/8/layout/process1"/>
+    <dgm:cxn modelId="{2A7ACD17-8CFE-4F87-9896-163FCFAFB34D}" srcId="{BDE85A4C-1CA4-4D87-9BA8-88258DE1B53F}" destId="{96D80255-4FA7-4CF1-AFCB-186231C83582}" srcOrd="0" destOrd="0" parTransId="{CCD26D2F-C42B-48D8-8939-A0FECE925511}" sibTransId="{0D23266C-A06B-4D57-9B03-E40A38EFCCEE}"/>
+    <dgm:cxn modelId="{91A08F27-5C72-4411-AFDF-0753BF91A404}" type="presOf" srcId="{A4F08129-85C3-4B1F-BE53-1ABC2F058144}" destId="{4653CA9A-E610-4B33-BCF7-3C7F95FE01F5}" srcOrd="0" destOrd="0" presId="urn:microsoft.com/office/officeart/2005/8/layout/process1"/>
+    <dgm:cxn modelId="{43491645-8099-429E-A071-6D04B6A913EB}" type="presOf" srcId="{1D3113B4-658F-41D4-BE01-974B74531B91}" destId="{507B5924-8A1E-4EE8-8C4F-6C68A284A575}" srcOrd="0" destOrd="0" presId="urn:microsoft.com/office/officeart/2005/8/layout/process1"/>
+    <dgm:cxn modelId="{237EC145-9E09-4A69-B3DF-9AB3E0E67DF1}" srcId="{BDE85A4C-1CA4-4D87-9BA8-88258DE1B53F}" destId="{7A2CB818-CD46-4D35-A348-E986666107A7}" srcOrd="1" destOrd="0" parTransId="{59A117AF-685B-490E-84CD-58843B84B3F0}" sibTransId="{950526EC-B530-40B0-BD85-9C4B631BC6DB}"/>
+    <dgm:cxn modelId="{1B654248-2A49-4A49-B641-E63C8EC7CA33}" srcId="{BDE85A4C-1CA4-4D87-9BA8-88258DE1B53F}" destId="{EA731839-F2F4-444A-8C42-A1A060B7199C}" srcOrd="5" destOrd="0" parTransId="{D4CB5F82-69B7-490D-BF97-ABAFF11CA1EC}" sibTransId="{E3052028-A8B2-4510-A5CC-8BD7B44B0EA9}"/>
+    <dgm:cxn modelId="{599D0D72-369C-4524-A25F-E7F9B728699C}" type="presOf" srcId="{D8270E39-0E2E-4A72-B3A0-E6907E44783F}" destId="{795EC6D6-F798-4AF0-885A-3E8C3950D092}" srcOrd="1" destOrd="0" presId="urn:microsoft.com/office/officeart/2005/8/layout/process1"/>
+    <dgm:cxn modelId="{81522B53-ACC1-45CC-AAE5-5B1FF4922D6D}" srcId="{BDE85A4C-1CA4-4D87-9BA8-88258DE1B53F}" destId="{00FDD070-68EF-4D60-966B-DB3E92DBA826}" srcOrd="3" destOrd="0" parTransId="{9EF1F5DA-C79D-4E78-AC5A-8D2DDAB0084A}" sibTransId="{D8270E39-0E2E-4A72-B3A0-E6907E44783F}"/>
+    <dgm:cxn modelId="{76E78B74-A38D-41BE-93EC-FA18869D0108}" type="presOf" srcId="{7A2CB818-CD46-4D35-A348-E986666107A7}" destId="{E693CA6C-2980-4C8C-950F-7BA668126145}" srcOrd="0" destOrd="0" presId="urn:microsoft.com/office/officeart/2005/8/layout/process1"/>
+    <dgm:cxn modelId="{C7D39175-3683-438C-B57F-D51A39DF0BEA}" type="presOf" srcId="{5237319E-1C7B-404C-8ADC-9C83D1F287EF}" destId="{E1B55690-EA3C-4372-92D0-AD411999ECD0}" srcOrd="1" destOrd="0" presId="urn:microsoft.com/office/officeart/2005/8/layout/process1"/>
+    <dgm:cxn modelId="{93A38C90-37CB-4BE8-BE2A-B1822DD00332}" type="presOf" srcId="{5237319E-1C7B-404C-8ADC-9C83D1F287EF}" destId="{03390124-96A1-4955-8C11-C94E78C19B06}" srcOrd="0" destOrd="0" presId="urn:microsoft.com/office/officeart/2005/8/layout/process1"/>
+    <dgm:cxn modelId="{A4A40C91-20F2-467B-AE6F-6F8A889B0CDC}" type="presOf" srcId="{BDE85A4C-1CA4-4D87-9BA8-88258DE1B53F}" destId="{43D22806-26EB-4A3D-9CF2-C0250DC2E215}" srcOrd="0" destOrd="0" presId="urn:microsoft.com/office/officeart/2005/8/layout/process1"/>
+    <dgm:cxn modelId="{ED3F289E-9140-4CE3-8A97-25FF72B1AD9A}" type="presOf" srcId="{950526EC-B530-40B0-BD85-9C4B631BC6DB}" destId="{E6EE3B6B-5AFA-42DD-BBDD-22B3DD759D63}" srcOrd="0" destOrd="0" presId="urn:microsoft.com/office/officeart/2005/8/layout/process1"/>
+    <dgm:cxn modelId="{05131CA0-1047-444A-BC36-D980A9036AA5}" type="presOf" srcId="{B0E2E404-2C5A-402E-B38B-909469BB0A5F}" destId="{2E5168AC-325E-43EF-86E5-89CDCD847078}" srcOrd="0" destOrd="0" presId="urn:microsoft.com/office/officeart/2005/8/layout/process1"/>
+    <dgm:cxn modelId="{7E4BAEA7-CF86-48B5-A804-9D521F42CAB4}" type="presOf" srcId="{0D23266C-A06B-4D57-9B03-E40A38EFCCEE}" destId="{5A1B605D-E62C-41A7-9A7D-1D17C1CD4040}" srcOrd="0" destOrd="0" presId="urn:microsoft.com/office/officeart/2005/8/layout/process1"/>
+    <dgm:cxn modelId="{19CC82B4-C13A-49B4-9DFC-713F0B585EF4}" type="presOf" srcId="{EA731839-F2F4-444A-8C42-A1A060B7199C}" destId="{67D9FC7B-5187-4C29-BD33-A373FD59870F}" srcOrd="0" destOrd="0" presId="urn:microsoft.com/office/officeart/2005/8/layout/process1"/>
+    <dgm:cxn modelId="{E3FA0CBD-EF6D-404B-90C0-366DF535A180}" srcId="{BDE85A4C-1CA4-4D87-9BA8-88258DE1B53F}" destId="{B0E2E404-2C5A-402E-B38B-909469BB0A5F}" srcOrd="4" destOrd="0" parTransId="{1C144D73-B10C-4077-B739-1F28EAF1D4BE}" sibTransId="{5237319E-1C7B-404C-8ADC-9C83D1F287EF}"/>
+    <dgm:cxn modelId="{A5BE08C6-0E69-49C1-B38D-2EBC6D200B56}" type="presOf" srcId="{00FDD070-68EF-4D60-966B-DB3E92DBA826}" destId="{CDF09F55-EC50-469F-8B3B-7885BBF010C5}" srcOrd="0" destOrd="0" presId="urn:microsoft.com/office/officeart/2005/8/layout/process1"/>
+    <dgm:cxn modelId="{1517EDCD-1317-4BAD-9358-D3C6339B8786}" type="presOf" srcId="{A4F08129-85C3-4B1F-BE53-1ABC2F058144}" destId="{7F5AC694-7425-4BE4-9011-7892D5DE8B2C}" srcOrd="1" destOrd="0" presId="urn:microsoft.com/office/officeart/2005/8/layout/process1"/>
+    <dgm:cxn modelId="{1C1504D0-4205-44E0-BF36-2F29215D7E6C}" srcId="{BDE85A4C-1CA4-4D87-9BA8-88258DE1B53F}" destId="{1D3113B4-658F-41D4-BE01-974B74531B91}" srcOrd="2" destOrd="0" parTransId="{DE646B9E-CF8D-4166-BA0B-01E6D4AD8D42}" sibTransId="{A4F08129-85C3-4B1F-BE53-1ABC2F058144}"/>
+    <dgm:cxn modelId="{B7C28CF0-FD07-4C55-B194-BF75EF92A8FE}" type="presOf" srcId="{0D23266C-A06B-4D57-9B03-E40A38EFCCEE}" destId="{0BFA57D5-E3F0-4F86-A560-2F904BA4A71E}" srcOrd="1" destOrd="0" presId="urn:microsoft.com/office/officeart/2005/8/layout/process1"/>
+    <dgm:cxn modelId="{B05697D2-3C2F-42ED-80D8-BE944B60C4D4}" type="presParOf" srcId="{43D22806-26EB-4A3D-9CF2-C0250DC2E215}" destId="{0B5D072D-42C2-4BD0-8C81-68D9BCD442E0}" srcOrd="0" destOrd="0" presId="urn:microsoft.com/office/officeart/2005/8/layout/process1"/>
+    <dgm:cxn modelId="{2FBB379F-DBA5-47C8-856E-974752FFF0FA}" type="presParOf" srcId="{43D22806-26EB-4A3D-9CF2-C0250DC2E215}" destId="{5A1B605D-E62C-41A7-9A7D-1D17C1CD4040}" srcOrd="1" destOrd="0" presId="urn:microsoft.com/office/officeart/2005/8/layout/process1"/>
+    <dgm:cxn modelId="{A972F2A1-04D3-46E1-BB4E-6BE38B913A7B}" type="presParOf" srcId="{5A1B605D-E62C-41A7-9A7D-1D17C1CD4040}" destId="{0BFA57D5-E3F0-4F86-A560-2F904BA4A71E}" srcOrd="0" destOrd="0" presId="urn:microsoft.com/office/officeart/2005/8/layout/process1"/>
+    <dgm:cxn modelId="{C96A9A18-1D8E-41D1-976B-27482CCA0C73}" type="presParOf" srcId="{43D22806-26EB-4A3D-9CF2-C0250DC2E215}" destId="{E693CA6C-2980-4C8C-950F-7BA668126145}" srcOrd="2" destOrd="0" presId="urn:microsoft.com/office/officeart/2005/8/layout/process1"/>
+    <dgm:cxn modelId="{DCE92350-AA4D-4C02-BC53-5E6B27036628}" type="presParOf" srcId="{43D22806-26EB-4A3D-9CF2-C0250DC2E215}" destId="{E6EE3B6B-5AFA-42DD-BBDD-22B3DD759D63}" srcOrd="3" destOrd="0" presId="urn:microsoft.com/office/officeart/2005/8/layout/process1"/>
+    <dgm:cxn modelId="{2C1A9FC3-D213-4F0D-BE64-9D5FF9ED60C4}" type="presParOf" srcId="{E6EE3B6B-5AFA-42DD-BBDD-22B3DD759D63}" destId="{2659DC13-2FDF-4AB5-A1A1-094331BDB575}" srcOrd="0" destOrd="0" presId="urn:microsoft.com/office/officeart/2005/8/layout/process1"/>
+    <dgm:cxn modelId="{A88CB10A-A054-4C85-8EAF-27CA4D1DA5C5}" type="presParOf" srcId="{43D22806-26EB-4A3D-9CF2-C0250DC2E215}" destId="{507B5924-8A1E-4EE8-8C4F-6C68A284A575}" srcOrd="4" destOrd="0" presId="urn:microsoft.com/office/officeart/2005/8/layout/process1"/>
+    <dgm:cxn modelId="{15D6767D-237C-41DC-BC16-BDC6466B1B82}" type="presParOf" srcId="{43D22806-26EB-4A3D-9CF2-C0250DC2E215}" destId="{4653CA9A-E610-4B33-BCF7-3C7F95FE01F5}" srcOrd="5" destOrd="0" presId="urn:microsoft.com/office/officeart/2005/8/layout/process1"/>
+    <dgm:cxn modelId="{D4CA8760-FB37-4A9B-A137-406D931BAF5C}" type="presParOf" srcId="{4653CA9A-E610-4B33-BCF7-3C7F95FE01F5}" destId="{7F5AC694-7425-4BE4-9011-7892D5DE8B2C}" srcOrd="0" destOrd="0" presId="urn:microsoft.com/office/officeart/2005/8/layout/process1"/>
+    <dgm:cxn modelId="{8704456D-0C20-421C-89A5-70D0016D23A9}" type="presParOf" srcId="{43D22806-26EB-4A3D-9CF2-C0250DC2E215}" destId="{CDF09F55-EC50-469F-8B3B-7885BBF010C5}" srcOrd="6" destOrd="0" presId="urn:microsoft.com/office/officeart/2005/8/layout/process1"/>
+    <dgm:cxn modelId="{0E0BD73A-FE55-4A32-88E4-3FEF2CDA4DD3}" type="presParOf" srcId="{43D22806-26EB-4A3D-9CF2-C0250DC2E215}" destId="{AEA74211-B5A3-420B-922A-738EE514A88A}" srcOrd="7" destOrd="0" presId="urn:microsoft.com/office/officeart/2005/8/layout/process1"/>
+    <dgm:cxn modelId="{FB3A829B-585E-48BA-9D09-E665DEA9C880}" type="presParOf" srcId="{AEA74211-B5A3-420B-922A-738EE514A88A}" destId="{795EC6D6-F798-4AF0-885A-3E8C3950D092}" srcOrd="0" destOrd="0" presId="urn:microsoft.com/office/officeart/2005/8/layout/process1"/>
+    <dgm:cxn modelId="{FF5F8ABF-C896-42CB-B326-7AC83AD785E6}" type="presParOf" srcId="{43D22806-26EB-4A3D-9CF2-C0250DC2E215}" destId="{2E5168AC-325E-43EF-86E5-89CDCD847078}" srcOrd="8" destOrd="0" presId="urn:microsoft.com/office/officeart/2005/8/layout/process1"/>
+    <dgm:cxn modelId="{FE162784-409A-49DE-A13D-969B56882A98}" type="presParOf" srcId="{43D22806-26EB-4A3D-9CF2-C0250DC2E215}" destId="{03390124-96A1-4955-8C11-C94E78C19B06}" srcOrd="9" destOrd="0" presId="urn:microsoft.com/office/officeart/2005/8/layout/process1"/>
+    <dgm:cxn modelId="{63517F9C-92FC-440D-843D-249E1AC5A891}" type="presParOf" srcId="{03390124-96A1-4955-8C11-C94E78C19B06}" destId="{E1B55690-EA3C-4372-92D0-AD411999ECD0}" srcOrd="0" destOrd="0" presId="urn:microsoft.com/office/officeart/2005/8/layout/process1"/>
+    <dgm:cxn modelId="{12C1A20F-CC1E-4069-9A6C-FE7AECD6C2D5}" type="presParOf" srcId="{43D22806-26EB-4A3D-9CF2-C0250DC2E215}" destId="{67D9FC7B-5187-4C29-BD33-A373FD59870F}" srcOrd="10" destOrd="0" presId="urn:microsoft.com/office/officeart/2005/8/layout/process1"/>
+  </dgm:cxnLst>
+  <dgm:bg/>
+  <dgm:whole/>
+  <dgm:extLst>
+    <a:ext uri="http://schemas.microsoft.com/office/drawing/2008/diagram">
+      <dsp:dataModelExt xmlns:dsp="http://schemas.microsoft.com/office/drawing/2008/diagram" relId="rId26" minVer="http://schemas.openxmlformats.org/drawingml/2006/diagram"/>
+    </a:ext>
+  </dgm:extLst>
+</dgm:dataModel>
+</file>
+
+<file path=word/diagrams/drawing1.xml><?xml version="1.0" encoding="utf-8"?>
+<dsp:drawing xmlns:dgm="http://schemas.openxmlformats.org/drawingml/2006/diagram" xmlns:dsp="http://schemas.microsoft.com/office/drawing/2008/diagram" xmlns:a="http://schemas.openxmlformats.org/drawingml/2006/main">
+  <dsp:spTree>
+    <dsp:nvGrpSpPr>
+      <dsp:cNvPr id="0" name=""/>
+      <dsp:cNvGrpSpPr/>
+    </dsp:nvGrpSpPr>
+    <dsp:grpSpPr/>
+    <dsp:sp modelId="{0B5D072D-42C2-4BD0-8C81-68D9BCD442E0}">
+      <dsp:nvSpPr>
+        <dsp:cNvPr id="0" name=""/>
+        <dsp:cNvSpPr/>
+      </dsp:nvSpPr>
+      <dsp:spPr>
+        <a:xfrm>
+          <a:off x="3130" y="204119"/>
+          <a:ext cx="970601" cy="582360"/>
+        </a:xfrm>
+        <a:prstGeom prst="roundRect">
+          <a:avLst>
+            <a:gd name="adj" fmla="val 10000"/>
+          </a:avLst>
+        </a:prstGeom>
+        <a:solidFill>
+          <a:schemeClr val="accent1">
+            <a:hueOff val="0"/>
+            <a:satOff val="0"/>
+            <a:lumOff val="0"/>
+            <a:alphaOff val="0"/>
+          </a:schemeClr>
+        </a:solidFill>
+        <a:ln w="12700" cap="flat" cmpd="sng" algn="ctr">
+          <a:solidFill>
+            <a:schemeClr val="lt1">
+              <a:hueOff val="0"/>
+              <a:satOff val="0"/>
+              <a:lumOff val="0"/>
+              <a:alphaOff val="0"/>
+            </a:schemeClr>
+          </a:solidFill>
+          <a:prstDash val="solid"/>
+          <a:miter lim="800000"/>
+        </a:ln>
+        <a:effectLst/>
+      </dsp:spPr>
+      <dsp:style>
+        <a:lnRef idx="2">
+          <a:scrgbClr r="0" g="0" b="0"/>
+        </a:lnRef>
+        <a:fillRef idx="1">
+          <a:scrgbClr r="0" g="0" b="0"/>
+        </a:fillRef>
+        <a:effectRef idx="0">
+          <a:scrgbClr r="0" g="0" b="0"/>
+        </a:effectRef>
+        <a:fontRef idx="minor">
+          <a:schemeClr val="lt1"/>
+        </a:fontRef>
+      </dsp:style>
+      <dsp:txBody>
+        <a:bodyPr spcFirstLastPara="0" vert="horz" wrap="square" lIns="38100" tIns="38100" rIns="38100" bIns="38100" numCol="1" spcCol="1270" anchor="ctr" anchorCtr="0">
+          <a:noAutofit/>
+        </a:bodyPr>
+        <a:lstStyle/>
+        <a:p>
+          <a:pPr marL="0" lvl="0" indent="0" algn="ctr" defTabSz="444500">
+            <a:lnSpc>
+              <a:spcPct val="90000"/>
+            </a:lnSpc>
+            <a:spcBef>
+              <a:spcPct val="0"/>
+            </a:spcBef>
+            <a:spcAft>
+              <a:spcPct val="35000"/>
+            </a:spcAft>
+            <a:buSzPts val="1000"/>
+            <a:buFont typeface="Symbol" panose="05050102010706020507" pitchFamily="18" charset="2"/>
+            <a:buNone/>
+          </a:pPr>
+          <a:r>
+            <a:rPr lang="en-IE" sz="1000" kern="1200"/>
+            <a:t>Business Understanding</a:t>
+          </a:r>
+        </a:p>
+      </dsp:txBody>
+      <dsp:txXfrm>
+        <a:off x="20187" y="221176"/>
+        <a:ext cx="936487" cy="548246"/>
+      </dsp:txXfrm>
+    </dsp:sp>
+    <dsp:sp modelId="{5A1B605D-E62C-41A7-9A7D-1D17C1CD4040}">
+      <dsp:nvSpPr>
+        <dsp:cNvPr id="0" name=""/>
+        <dsp:cNvSpPr/>
+      </dsp:nvSpPr>
+      <dsp:spPr>
+        <a:xfrm>
+          <a:off x="1070792" y="374945"/>
+          <a:ext cx="205767" cy="240709"/>
+        </a:xfrm>
+        <a:prstGeom prst="rightArrow">
+          <a:avLst>
+            <a:gd name="adj1" fmla="val 60000"/>
+            <a:gd name="adj2" fmla="val 50000"/>
+          </a:avLst>
+        </a:prstGeom>
+        <a:solidFill>
+          <a:schemeClr val="accent1">
+            <a:tint val="60000"/>
+            <a:hueOff val="0"/>
+            <a:satOff val="0"/>
+            <a:lumOff val="0"/>
+            <a:alphaOff val="0"/>
+          </a:schemeClr>
+        </a:solidFill>
+        <a:ln>
+          <a:noFill/>
+        </a:ln>
+        <a:effectLst/>
+      </dsp:spPr>
+      <dsp:style>
+        <a:lnRef idx="0">
+          <a:scrgbClr r="0" g="0" b="0"/>
+        </a:lnRef>
+        <a:fillRef idx="1">
+          <a:scrgbClr r="0" g="0" b="0"/>
+        </a:fillRef>
+        <a:effectRef idx="0">
+          <a:scrgbClr r="0" g="0" b="0"/>
+        </a:effectRef>
+        <a:fontRef idx="minor">
+          <a:schemeClr val="lt1"/>
+        </a:fontRef>
+      </dsp:style>
+      <dsp:txBody>
+        <a:bodyPr spcFirstLastPara="0" vert="horz" wrap="square" lIns="0" tIns="0" rIns="0" bIns="0" numCol="1" spcCol="1270" anchor="ctr" anchorCtr="0">
+          <a:noAutofit/>
+        </a:bodyPr>
+        <a:lstStyle/>
+        <a:p>
+          <a:pPr marL="0" lvl="0" indent="0" algn="ctr" defTabSz="355600">
+            <a:lnSpc>
+              <a:spcPct val="90000"/>
+            </a:lnSpc>
+            <a:spcBef>
+              <a:spcPct val="0"/>
+            </a:spcBef>
+            <a:spcAft>
+              <a:spcPct val="35000"/>
+            </a:spcAft>
+            <a:buNone/>
+          </a:pPr>
+          <a:endParaRPr lang="en-IE" sz="800" kern="1200"/>
+        </a:p>
+      </dsp:txBody>
+      <dsp:txXfrm>
+        <a:off x="1070792" y="423087"/>
+        <a:ext cx="144037" cy="144425"/>
+      </dsp:txXfrm>
+    </dsp:sp>
+    <dsp:sp modelId="{DB2FB366-BFCD-4EBC-B595-A9854B8CA1FB}">
+      <dsp:nvSpPr>
+        <dsp:cNvPr id="0" name=""/>
+        <dsp:cNvSpPr/>
+      </dsp:nvSpPr>
+      <dsp:spPr>
+        <a:xfrm>
+          <a:off x="1361972" y="204119"/>
+          <a:ext cx="970601" cy="582360"/>
+        </a:xfrm>
+        <a:prstGeom prst="roundRect">
+          <a:avLst>
+            <a:gd name="adj" fmla="val 10000"/>
+          </a:avLst>
+        </a:prstGeom>
+        <a:solidFill>
+          <a:schemeClr val="accent1">
+            <a:hueOff val="0"/>
+            <a:satOff val="0"/>
+            <a:lumOff val="0"/>
+            <a:alphaOff val="0"/>
+          </a:schemeClr>
+        </a:solidFill>
+        <a:ln w="12700" cap="flat" cmpd="sng" algn="ctr">
+          <a:solidFill>
+            <a:schemeClr val="lt1">
+              <a:hueOff val="0"/>
+              <a:satOff val="0"/>
+              <a:lumOff val="0"/>
+              <a:alphaOff val="0"/>
+            </a:schemeClr>
+          </a:solidFill>
+          <a:prstDash val="solid"/>
+          <a:miter lim="800000"/>
+        </a:ln>
+        <a:effectLst/>
+      </dsp:spPr>
+      <dsp:style>
+        <a:lnRef idx="2">
+          <a:scrgbClr r="0" g="0" b="0"/>
+        </a:lnRef>
+        <a:fillRef idx="1">
+          <a:scrgbClr r="0" g="0" b="0"/>
+        </a:fillRef>
+        <a:effectRef idx="0">
+          <a:scrgbClr r="0" g="0" b="0"/>
+        </a:effectRef>
+        <a:fontRef idx="minor">
+          <a:schemeClr val="lt1"/>
+        </a:fontRef>
+      </dsp:style>
+      <dsp:txBody>
+        <a:bodyPr spcFirstLastPara="0" vert="horz" wrap="square" lIns="38100" tIns="38100" rIns="38100" bIns="38100" numCol="1" spcCol="1270" anchor="ctr" anchorCtr="0">
+          <a:noAutofit/>
+        </a:bodyPr>
+        <a:lstStyle/>
+        <a:p>
+          <a:pPr marL="0" lvl="0" indent="0" algn="ctr" defTabSz="444500">
+            <a:lnSpc>
+              <a:spcPct val="90000"/>
+            </a:lnSpc>
+            <a:spcBef>
+              <a:spcPct val="0"/>
+            </a:spcBef>
+            <a:spcAft>
+              <a:spcPct val="35000"/>
+            </a:spcAft>
+            <a:buSzPts val="1000"/>
+            <a:buFont typeface="Symbol" panose="05050102010706020507" pitchFamily="18" charset="2"/>
+            <a:buNone/>
+          </a:pPr>
+          <a:r>
+            <a:rPr lang="en-IE" sz="1000" kern="1200"/>
+            <a:t>Literature Review</a:t>
+          </a:r>
+        </a:p>
+      </dsp:txBody>
+      <dsp:txXfrm>
+        <a:off x="1379029" y="221176"/>
+        <a:ext cx="936487" cy="548246"/>
+      </dsp:txXfrm>
+    </dsp:sp>
+    <dsp:sp modelId="{1A867A73-6ACA-4E2E-917A-876C8976AC23}">
+      <dsp:nvSpPr>
+        <dsp:cNvPr id="0" name=""/>
+        <dsp:cNvSpPr/>
+      </dsp:nvSpPr>
+      <dsp:spPr>
+        <a:xfrm>
+          <a:off x="2429634" y="374945"/>
+          <a:ext cx="205767" cy="240709"/>
+        </a:xfrm>
+        <a:prstGeom prst="rightArrow">
+          <a:avLst>
+            <a:gd name="adj1" fmla="val 60000"/>
+            <a:gd name="adj2" fmla="val 50000"/>
+          </a:avLst>
+        </a:prstGeom>
+        <a:solidFill>
+          <a:schemeClr val="accent1">
+            <a:tint val="60000"/>
+            <a:hueOff val="0"/>
+            <a:satOff val="0"/>
+            <a:lumOff val="0"/>
+            <a:alphaOff val="0"/>
+          </a:schemeClr>
+        </a:solidFill>
+        <a:ln>
+          <a:noFill/>
+        </a:ln>
+        <a:effectLst/>
+      </dsp:spPr>
+      <dsp:style>
+        <a:lnRef idx="0">
+          <a:scrgbClr r="0" g="0" b="0"/>
+        </a:lnRef>
+        <a:fillRef idx="1">
+          <a:scrgbClr r="0" g="0" b="0"/>
+        </a:fillRef>
+        <a:effectRef idx="0">
+          <a:scrgbClr r="0" g="0" b="0"/>
+        </a:effectRef>
+        <a:fontRef idx="minor">
+          <a:schemeClr val="lt1"/>
+        </a:fontRef>
+      </dsp:style>
+      <dsp:txBody>
+        <a:bodyPr spcFirstLastPara="0" vert="horz" wrap="square" lIns="0" tIns="0" rIns="0" bIns="0" numCol="1" spcCol="1270" anchor="ctr" anchorCtr="0">
+          <a:noAutofit/>
+        </a:bodyPr>
+        <a:lstStyle/>
+        <a:p>
+          <a:pPr marL="0" lvl="0" indent="0" algn="ctr" defTabSz="355600">
+            <a:lnSpc>
+              <a:spcPct val="90000"/>
+            </a:lnSpc>
+            <a:spcBef>
+              <a:spcPct val="0"/>
+            </a:spcBef>
+            <a:spcAft>
+              <a:spcPct val="35000"/>
+            </a:spcAft>
+            <a:buNone/>
+          </a:pPr>
+          <a:endParaRPr lang="en-IE" sz="800" kern="1200"/>
+        </a:p>
+      </dsp:txBody>
+      <dsp:txXfrm>
+        <a:off x="2429634" y="423087"/>
+        <a:ext cx="144037" cy="144425"/>
+      </dsp:txXfrm>
+    </dsp:sp>
+    <dsp:sp modelId="{E693CA6C-2980-4C8C-950F-7BA668126145}">
+      <dsp:nvSpPr>
+        <dsp:cNvPr id="0" name=""/>
+        <dsp:cNvSpPr/>
+      </dsp:nvSpPr>
+      <dsp:spPr>
+        <a:xfrm>
+          <a:off x="2720814" y="204119"/>
+          <a:ext cx="970601" cy="582360"/>
+        </a:xfrm>
+        <a:prstGeom prst="roundRect">
+          <a:avLst>
+            <a:gd name="adj" fmla="val 10000"/>
+          </a:avLst>
+        </a:prstGeom>
+        <a:solidFill>
+          <a:schemeClr val="accent1">
+            <a:hueOff val="0"/>
+            <a:satOff val="0"/>
+            <a:lumOff val="0"/>
+            <a:alphaOff val="0"/>
+          </a:schemeClr>
+        </a:solidFill>
+        <a:ln w="12700" cap="flat" cmpd="sng" algn="ctr">
+          <a:solidFill>
+            <a:schemeClr val="lt1">
+              <a:hueOff val="0"/>
+              <a:satOff val="0"/>
+              <a:lumOff val="0"/>
+              <a:alphaOff val="0"/>
+            </a:schemeClr>
+          </a:solidFill>
+          <a:prstDash val="solid"/>
+          <a:miter lim="800000"/>
+        </a:ln>
+        <a:effectLst/>
+      </dsp:spPr>
+      <dsp:style>
+        <a:lnRef idx="2">
+          <a:scrgbClr r="0" g="0" b="0"/>
+        </a:lnRef>
+        <a:fillRef idx="1">
+          <a:scrgbClr r="0" g="0" b="0"/>
+        </a:fillRef>
+        <a:effectRef idx="0">
+          <a:scrgbClr r="0" g="0" b="0"/>
+        </a:effectRef>
+        <a:fontRef idx="minor">
+          <a:schemeClr val="lt1"/>
+        </a:fontRef>
+      </dsp:style>
+      <dsp:txBody>
+        <a:bodyPr spcFirstLastPara="0" vert="horz" wrap="square" lIns="38100" tIns="38100" rIns="38100" bIns="38100" numCol="1" spcCol="1270" anchor="ctr" anchorCtr="0">
+          <a:noAutofit/>
+        </a:bodyPr>
+        <a:lstStyle/>
+        <a:p>
+          <a:pPr marL="0" lvl="0" indent="0" algn="ctr" defTabSz="444500">
+            <a:lnSpc>
+              <a:spcPct val="90000"/>
+            </a:lnSpc>
+            <a:spcBef>
+              <a:spcPct val="0"/>
+            </a:spcBef>
+            <a:spcAft>
+              <a:spcPct val="35000"/>
+            </a:spcAft>
+            <a:buSzPts val="1000"/>
+            <a:buFont typeface="Symbol" panose="05050102010706020507" pitchFamily="18" charset="2"/>
+            <a:buNone/>
+          </a:pPr>
+          <a:r>
+            <a:rPr lang="en-IE" sz="1000" kern="1200"/>
+            <a:t>Data Collection</a:t>
+          </a:r>
+        </a:p>
+      </dsp:txBody>
+      <dsp:txXfrm>
+        <a:off x="2737871" y="221176"/>
+        <a:ext cx="936487" cy="548246"/>
+      </dsp:txXfrm>
+    </dsp:sp>
+    <dsp:sp modelId="{E6EE3B6B-5AFA-42DD-BBDD-22B3DD759D63}">
+      <dsp:nvSpPr>
+        <dsp:cNvPr id="0" name=""/>
+        <dsp:cNvSpPr/>
+      </dsp:nvSpPr>
+      <dsp:spPr>
+        <a:xfrm>
+          <a:off x="3788475" y="374945"/>
+          <a:ext cx="205767" cy="240709"/>
+        </a:xfrm>
+        <a:prstGeom prst="rightArrow">
+          <a:avLst>
+            <a:gd name="adj1" fmla="val 60000"/>
+            <a:gd name="adj2" fmla="val 50000"/>
+          </a:avLst>
+        </a:prstGeom>
+        <a:solidFill>
+          <a:schemeClr val="accent1">
+            <a:tint val="60000"/>
+            <a:hueOff val="0"/>
+            <a:satOff val="0"/>
+            <a:lumOff val="0"/>
+            <a:alphaOff val="0"/>
+          </a:schemeClr>
+        </a:solidFill>
+        <a:ln>
+          <a:noFill/>
+        </a:ln>
+        <a:effectLst/>
+      </dsp:spPr>
+      <dsp:style>
+        <a:lnRef idx="0">
+          <a:scrgbClr r="0" g="0" b="0"/>
+        </a:lnRef>
+        <a:fillRef idx="1">
+          <a:scrgbClr r="0" g="0" b="0"/>
+        </a:fillRef>
+        <a:effectRef idx="0">
+          <a:scrgbClr r="0" g="0" b="0"/>
+        </a:effectRef>
+        <a:fontRef idx="minor">
+          <a:schemeClr val="lt1"/>
+        </a:fontRef>
+      </dsp:style>
+      <dsp:txBody>
+        <a:bodyPr spcFirstLastPara="0" vert="horz" wrap="square" lIns="0" tIns="0" rIns="0" bIns="0" numCol="1" spcCol="1270" anchor="ctr" anchorCtr="0">
+          <a:noAutofit/>
+        </a:bodyPr>
+        <a:lstStyle/>
+        <a:p>
+          <a:pPr marL="0" lvl="0" indent="0" algn="ctr" defTabSz="355600">
+            <a:lnSpc>
+              <a:spcPct val="90000"/>
+            </a:lnSpc>
+            <a:spcBef>
+              <a:spcPct val="0"/>
+            </a:spcBef>
+            <a:spcAft>
+              <a:spcPct val="35000"/>
+            </a:spcAft>
+            <a:buNone/>
+          </a:pPr>
+          <a:endParaRPr lang="en-IE" sz="800" kern="1200"/>
+        </a:p>
+      </dsp:txBody>
+      <dsp:txXfrm>
+        <a:off x="3788475" y="423087"/>
+        <a:ext cx="144037" cy="144425"/>
+      </dsp:txXfrm>
+    </dsp:sp>
+    <dsp:sp modelId="{CDF09F55-EC50-469F-8B3B-7885BBF010C5}">
+      <dsp:nvSpPr>
+        <dsp:cNvPr id="0" name=""/>
+        <dsp:cNvSpPr/>
+      </dsp:nvSpPr>
+      <dsp:spPr>
+        <a:xfrm>
+          <a:off x="4079656" y="204119"/>
+          <a:ext cx="970601" cy="582360"/>
+        </a:xfrm>
+        <a:prstGeom prst="roundRect">
+          <a:avLst>
+            <a:gd name="adj" fmla="val 10000"/>
+          </a:avLst>
+        </a:prstGeom>
+        <a:solidFill>
+          <a:schemeClr val="accent1">
+            <a:hueOff val="0"/>
+            <a:satOff val="0"/>
+            <a:lumOff val="0"/>
+            <a:alphaOff val="0"/>
+          </a:schemeClr>
+        </a:solidFill>
+        <a:ln w="12700" cap="flat" cmpd="sng" algn="ctr">
+          <a:solidFill>
+            <a:schemeClr val="lt1">
+              <a:hueOff val="0"/>
+              <a:satOff val="0"/>
+              <a:lumOff val="0"/>
+              <a:alphaOff val="0"/>
+            </a:schemeClr>
+          </a:solidFill>
+          <a:prstDash val="solid"/>
+          <a:miter lim="800000"/>
+        </a:ln>
+        <a:effectLst/>
+      </dsp:spPr>
+      <dsp:style>
+        <a:lnRef idx="2">
+          <a:scrgbClr r="0" g="0" b="0"/>
+        </a:lnRef>
+        <a:fillRef idx="1">
+          <a:scrgbClr r="0" g="0" b="0"/>
+        </a:fillRef>
+        <a:effectRef idx="0">
+          <a:scrgbClr r="0" g="0" b="0"/>
+        </a:effectRef>
+        <a:fontRef idx="minor">
+          <a:schemeClr val="lt1"/>
+        </a:fontRef>
+      </dsp:style>
+      <dsp:txBody>
+        <a:bodyPr spcFirstLastPara="0" vert="horz" wrap="square" lIns="38100" tIns="38100" rIns="38100" bIns="38100" numCol="1" spcCol="1270" anchor="ctr" anchorCtr="0">
+          <a:noAutofit/>
+        </a:bodyPr>
+        <a:lstStyle/>
+        <a:p>
+          <a:pPr marL="0" lvl="0" indent="0" algn="ctr" defTabSz="444500">
+            <a:lnSpc>
+              <a:spcPct val="90000"/>
+            </a:lnSpc>
+            <a:spcBef>
+              <a:spcPct val="0"/>
+            </a:spcBef>
+            <a:spcAft>
+              <a:spcPct val="35000"/>
+            </a:spcAft>
+            <a:buSzPts val="1000"/>
+            <a:buFont typeface="Symbol" panose="05050102010706020507" pitchFamily="18" charset="2"/>
+            <a:buNone/>
+          </a:pPr>
+          <a:r>
+            <a:rPr lang="en-IE" sz="1000" kern="1200"/>
+            <a:t>Data Preparation</a:t>
+          </a:r>
+        </a:p>
+      </dsp:txBody>
+      <dsp:txXfrm>
+        <a:off x="4096713" y="221176"/>
+        <a:ext cx="936487" cy="548246"/>
+      </dsp:txXfrm>
+    </dsp:sp>
+    <dsp:sp modelId="{AEA74211-B5A3-420B-922A-738EE514A88A}">
+      <dsp:nvSpPr>
+        <dsp:cNvPr id="0" name=""/>
+        <dsp:cNvSpPr/>
+      </dsp:nvSpPr>
+      <dsp:spPr>
+        <a:xfrm>
+          <a:off x="5147317" y="374945"/>
+          <a:ext cx="205767" cy="240709"/>
+        </a:xfrm>
+        <a:prstGeom prst="rightArrow">
+          <a:avLst>
+            <a:gd name="adj1" fmla="val 60000"/>
+            <a:gd name="adj2" fmla="val 50000"/>
+          </a:avLst>
+        </a:prstGeom>
+        <a:solidFill>
+          <a:schemeClr val="accent1">
+            <a:tint val="60000"/>
+            <a:hueOff val="0"/>
+            <a:satOff val="0"/>
+            <a:lumOff val="0"/>
+            <a:alphaOff val="0"/>
+          </a:schemeClr>
+        </a:solidFill>
+        <a:ln>
+          <a:noFill/>
+        </a:ln>
+        <a:effectLst/>
+      </dsp:spPr>
+      <dsp:style>
+        <a:lnRef idx="0">
+          <a:scrgbClr r="0" g="0" b="0"/>
+        </a:lnRef>
+        <a:fillRef idx="1">
+          <a:scrgbClr r="0" g="0" b="0"/>
+        </a:fillRef>
+        <a:effectRef idx="0">
+          <a:scrgbClr r="0" g="0" b="0"/>
+        </a:effectRef>
+        <a:fontRef idx="minor">
+          <a:schemeClr val="lt1"/>
+        </a:fontRef>
+      </dsp:style>
+      <dsp:txBody>
+        <a:bodyPr spcFirstLastPara="0" vert="horz" wrap="square" lIns="0" tIns="0" rIns="0" bIns="0" numCol="1" spcCol="1270" anchor="ctr" anchorCtr="0">
+          <a:noAutofit/>
+        </a:bodyPr>
+        <a:lstStyle/>
+        <a:p>
+          <a:pPr marL="0" lvl="0" indent="0" algn="ctr" defTabSz="355600">
+            <a:lnSpc>
+              <a:spcPct val="90000"/>
+            </a:lnSpc>
+            <a:spcBef>
+              <a:spcPct val="0"/>
+            </a:spcBef>
+            <a:spcAft>
+              <a:spcPct val="35000"/>
+            </a:spcAft>
+            <a:buNone/>
+          </a:pPr>
+          <a:endParaRPr lang="en-IE" sz="800" kern="1200"/>
+        </a:p>
+      </dsp:txBody>
+      <dsp:txXfrm>
+        <a:off x="5147317" y="423087"/>
+        <a:ext cx="144037" cy="144425"/>
+      </dsp:txXfrm>
+    </dsp:sp>
+    <dsp:sp modelId="{2E5168AC-325E-43EF-86E5-89CDCD847078}">
+      <dsp:nvSpPr>
+        <dsp:cNvPr id="0" name=""/>
+        <dsp:cNvSpPr/>
+      </dsp:nvSpPr>
+      <dsp:spPr>
+        <a:xfrm>
+          <a:off x="5438497" y="204119"/>
+          <a:ext cx="970601" cy="582360"/>
+        </a:xfrm>
+        <a:prstGeom prst="roundRect">
+          <a:avLst>
+            <a:gd name="adj" fmla="val 10000"/>
+          </a:avLst>
+        </a:prstGeom>
+        <a:solidFill>
+          <a:schemeClr val="accent1">
+            <a:hueOff val="0"/>
+            <a:satOff val="0"/>
+            <a:lumOff val="0"/>
+            <a:alphaOff val="0"/>
+          </a:schemeClr>
+        </a:solidFill>
+        <a:ln w="12700" cap="flat" cmpd="sng" algn="ctr">
+          <a:solidFill>
+            <a:schemeClr val="lt1">
+              <a:hueOff val="0"/>
+              <a:satOff val="0"/>
+              <a:lumOff val="0"/>
+              <a:alphaOff val="0"/>
+            </a:schemeClr>
+          </a:solidFill>
+          <a:prstDash val="solid"/>
+          <a:miter lim="800000"/>
+        </a:ln>
+        <a:effectLst/>
+      </dsp:spPr>
+      <dsp:style>
+        <a:lnRef idx="2">
+          <a:scrgbClr r="0" g="0" b="0"/>
+        </a:lnRef>
+        <a:fillRef idx="1">
+          <a:scrgbClr r="0" g="0" b="0"/>
+        </a:fillRef>
+        <a:effectRef idx="0">
+          <a:scrgbClr r="0" g="0" b="0"/>
+        </a:effectRef>
+        <a:fontRef idx="minor">
+          <a:schemeClr val="lt1"/>
+        </a:fontRef>
+      </dsp:style>
+      <dsp:txBody>
+        <a:bodyPr spcFirstLastPara="0" vert="horz" wrap="square" lIns="38100" tIns="38100" rIns="38100" bIns="38100" numCol="1" spcCol="1270" anchor="ctr" anchorCtr="0">
+          <a:noAutofit/>
+        </a:bodyPr>
+        <a:lstStyle/>
+        <a:p>
+          <a:pPr marL="0" lvl="0" indent="0" algn="ctr" defTabSz="444500">
+            <a:lnSpc>
+              <a:spcPct val="90000"/>
+            </a:lnSpc>
+            <a:spcBef>
+              <a:spcPct val="0"/>
+            </a:spcBef>
+            <a:spcAft>
+              <a:spcPct val="35000"/>
+            </a:spcAft>
+            <a:buSzPts val="1000"/>
+            <a:buFont typeface="Symbol" panose="05050102010706020507" pitchFamily="18" charset="2"/>
+            <a:buNone/>
+          </a:pPr>
+          <a:r>
+            <a:rPr lang="en-IE" sz="1000" kern="1200"/>
+            <a:t>Exploratory Data Analysis</a:t>
+          </a:r>
+        </a:p>
+      </dsp:txBody>
+      <dsp:txXfrm>
+        <a:off x="5455554" y="221176"/>
+        <a:ext cx="936487" cy="548246"/>
+      </dsp:txXfrm>
+    </dsp:sp>
+  </dsp:spTree>
+</dsp:drawing>
+</file>
+
+<file path=word/diagrams/drawing2.xml><?xml version="1.0" encoding="utf-8"?>
+<dsp:drawing xmlns:dgm="http://schemas.openxmlformats.org/drawingml/2006/diagram" xmlns:dsp="http://schemas.microsoft.com/office/drawing/2008/diagram" xmlns:a="http://schemas.openxmlformats.org/drawingml/2006/main">
+  <dsp:spTree>
+    <dsp:nvGrpSpPr>
+      <dsp:cNvPr id="0" name=""/>
+      <dsp:cNvGrpSpPr/>
+    </dsp:nvGrpSpPr>
+    <dsp:grpSpPr/>
+    <dsp:sp modelId="{0B5D072D-42C2-4BD0-8C81-68D9BCD442E0}">
+      <dsp:nvSpPr>
+        <dsp:cNvPr id="0" name=""/>
+        <dsp:cNvSpPr/>
+      </dsp:nvSpPr>
+      <dsp:spPr>
+        <a:xfrm>
+          <a:off x="0" y="167491"/>
+          <a:ext cx="824864" cy="541317"/>
+        </a:xfrm>
+        <a:prstGeom prst="roundRect">
+          <a:avLst>
+            <a:gd name="adj" fmla="val 10000"/>
+          </a:avLst>
+        </a:prstGeom>
+        <a:solidFill>
+          <a:schemeClr val="accent1">
+            <a:hueOff val="0"/>
+            <a:satOff val="0"/>
+            <a:lumOff val="0"/>
+            <a:alphaOff val="0"/>
+          </a:schemeClr>
+        </a:solidFill>
+        <a:ln w="12700" cap="flat" cmpd="sng" algn="ctr">
+          <a:solidFill>
+            <a:schemeClr val="lt1">
+              <a:hueOff val="0"/>
+              <a:satOff val="0"/>
+              <a:lumOff val="0"/>
+              <a:alphaOff val="0"/>
+            </a:schemeClr>
+          </a:solidFill>
+          <a:prstDash val="solid"/>
+          <a:miter lim="800000"/>
+        </a:ln>
+        <a:effectLst/>
+      </dsp:spPr>
+      <dsp:style>
+        <a:lnRef idx="2">
+          <a:scrgbClr r="0" g="0" b="0"/>
+        </a:lnRef>
+        <a:fillRef idx="1">
+          <a:scrgbClr r="0" g="0" b="0"/>
+        </a:fillRef>
+        <a:effectRef idx="0">
+          <a:scrgbClr r="0" g="0" b="0"/>
+        </a:effectRef>
+        <a:fontRef idx="minor">
+          <a:schemeClr val="lt1"/>
+        </a:fontRef>
+      </dsp:style>
+      <dsp:txBody>
+        <a:bodyPr spcFirstLastPara="0" vert="horz" wrap="square" lIns="38100" tIns="38100" rIns="38100" bIns="38100" numCol="1" spcCol="1270" anchor="ctr" anchorCtr="0">
+          <a:noAutofit/>
+        </a:bodyPr>
+        <a:lstStyle/>
+        <a:p>
+          <a:pPr marL="0" lvl="0" indent="0" algn="ctr" defTabSz="444500">
+            <a:lnSpc>
+              <a:spcPct val="90000"/>
+            </a:lnSpc>
+            <a:spcBef>
+              <a:spcPct val="0"/>
+            </a:spcBef>
+            <a:spcAft>
+              <a:spcPct val="35000"/>
+            </a:spcAft>
+            <a:buSzPts val="1000"/>
+            <a:buFont typeface="Symbol" panose="05050102010706020507" pitchFamily="18" charset="2"/>
+            <a:buNone/>
+          </a:pPr>
+          <a:r>
+            <a:rPr lang="en-IE" sz="1000" kern="1200"/>
+            <a:t>Feature Engineering</a:t>
+          </a:r>
+        </a:p>
+      </dsp:txBody>
+      <dsp:txXfrm>
+        <a:off x="15855" y="183346"/>
+        <a:ext cx="793154" cy="509607"/>
+      </dsp:txXfrm>
+    </dsp:sp>
+    <dsp:sp modelId="{5A1B605D-E62C-41A7-9A7D-1D17C1CD4040}">
+      <dsp:nvSpPr>
+        <dsp:cNvPr id="0" name=""/>
+        <dsp:cNvSpPr/>
+      </dsp:nvSpPr>
+      <dsp:spPr>
+        <a:xfrm>
+          <a:off x="907351" y="335866"/>
+          <a:ext cx="174871" cy="204566"/>
+        </a:xfrm>
+        <a:prstGeom prst="rightArrow">
+          <a:avLst>
+            <a:gd name="adj1" fmla="val 60000"/>
+            <a:gd name="adj2" fmla="val 50000"/>
+          </a:avLst>
+        </a:prstGeom>
+        <a:solidFill>
+          <a:schemeClr val="accent1">
+            <a:tint val="60000"/>
+            <a:hueOff val="0"/>
+            <a:satOff val="0"/>
+            <a:lumOff val="0"/>
+            <a:alphaOff val="0"/>
+          </a:schemeClr>
+        </a:solidFill>
+        <a:ln>
+          <a:noFill/>
+        </a:ln>
+        <a:effectLst/>
+      </dsp:spPr>
+      <dsp:style>
+        <a:lnRef idx="0">
+          <a:scrgbClr r="0" g="0" b="0"/>
+        </a:lnRef>
+        <a:fillRef idx="1">
+          <a:scrgbClr r="0" g="0" b="0"/>
+        </a:fillRef>
+        <a:effectRef idx="0">
+          <a:scrgbClr r="0" g="0" b="0"/>
+        </a:effectRef>
+        <a:fontRef idx="minor">
+          <a:schemeClr val="lt1"/>
+        </a:fontRef>
+      </dsp:style>
+      <dsp:txBody>
+        <a:bodyPr spcFirstLastPara="0" vert="horz" wrap="square" lIns="0" tIns="0" rIns="0" bIns="0" numCol="1" spcCol="1270" anchor="ctr" anchorCtr="0">
+          <a:noAutofit/>
+        </a:bodyPr>
+        <a:lstStyle/>
+        <a:p>
+          <a:pPr marL="0" lvl="0" indent="0" algn="ctr" defTabSz="355600">
+            <a:lnSpc>
+              <a:spcPct val="90000"/>
+            </a:lnSpc>
+            <a:spcBef>
+              <a:spcPct val="0"/>
+            </a:spcBef>
+            <a:spcAft>
+              <a:spcPct val="35000"/>
+            </a:spcAft>
+            <a:buNone/>
+          </a:pPr>
+          <a:endParaRPr lang="en-IE" sz="800" kern="1200"/>
+        </a:p>
+      </dsp:txBody>
+      <dsp:txXfrm>
+        <a:off x="907351" y="376779"/>
+        <a:ext cx="122410" cy="122740"/>
+      </dsp:txXfrm>
+    </dsp:sp>
+    <dsp:sp modelId="{E693CA6C-2980-4C8C-950F-7BA668126145}">
+      <dsp:nvSpPr>
+        <dsp:cNvPr id="0" name=""/>
+        <dsp:cNvSpPr/>
+      </dsp:nvSpPr>
+      <dsp:spPr>
+        <a:xfrm>
+          <a:off x="1154811" y="167491"/>
+          <a:ext cx="824864" cy="541317"/>
+        </a:xfrm>
+        <a:prstGeom prst="roundRect">
+          <a:avLst>
+            <a:gd name="adj" fmla="val 10000"/>
+          </a:avLst>
+        </a:prstGeom>
+        <a:solidFill>
+          <a:schemeClr val="accent1">
+            <a:hueOff val="0"/>
+            <a:satOff val="0"/>
+            <a:lumOff val="0"/>
+            <a:alphaOff val="0"/>
+          </a:schemeClr>
+        </a:solidFill>
+        <a:ln w="12700" cap="flat" cmpd="sng" algn="ctr">
+          <a:solidFill>
+            <a:schemeClr val="lt1">
+              <a:hueOff val="0"/>
+              <a:satOff val="0"/>
+              <a:lumOff val="0"/>
+              <a:alphaOff val="0"/>
+            </a:schemeClr>
+          </a:solidFill>
+          <a:prstDash val="solid"/>
+          <a:miter lim="800000"/>
+        </a:ln>
+        <a:effectLst/>
+      </dsp:spPr>
+      <dsp:style>
+        <a:lnRef idx="2">
+          <a:scrgbClr r="0" g="0" b="0"/>
+        </a:lnRef>
+        <a:fillRef idx="1">
+          <a:scrgbClr r="0" g="0" b="0"/>
+        </a:fillRef>
+        <a:effectRef idx="0">
+          <a:scrgbClr r="0" g="0" b="0"/>
+        </a:effectRef>
+        <a:fontRef idx="minor">
+          <a:schemeClr val="lt1"/>
+        </a:fontRef>
+      </dsp:style>
+      <dsp:txBody>
+        <a:bodyPr spcFirstLastPara="0" vert="horz" wrap="square" lIns="38100" tIns="38100" rIns="38100" bIns="38100" numCol="1" spcCol="1270" anchor="ctr" anchorCtr="0">
+          <a:noAutofit/>
+        </a:bodyPr>
+        <a:lstStyle/>
+        <a:p>
+          <a:pPr marL="0" lvl="0" indent="0" algn="ctr" defTabSz="444500">
+            <a:lnSpc>
+              <a:spcPct val="90000"/>
+            </a:lnSpc>
+            <a:spcBef>
+              <a:spcPct val="0"/>
+            </a:spcBef>
+            <a:spcAft>
+              <a:spcPct val="35000"/>
+            </a:spcAft>
+            <a:buSzPts val="1000"/>
+            <a:buFont typeface="Symbol" panose="05050102010706020507" pitchFamily="18" charset="2"/>
+            <a:buNone/>
+          </a:pPr>
+          <a:r>
+            <a:rPr lang="en-IE" sz="1000" kern="1200"/>
+            <a:t>Predictive Model Development</a:t>
+          </a:r>
+        </a:p>
+      </dsp:txBody>
+      <dsp:txXfrm>
+        <a:off x="1170666" y="183346"/>
+        <a:ext cx="793154" cy="509607"/>
+      </dsp:txXfrm>
+    </dsp:sp>
+    <dsp:sp modelId="{E6EE3B6B-5AFA-42DD-BBDD-22B3DD759D63}">
+      <dsp:nvSpPr>
+        <dsp:cNvPr id="0" name=""/>
+        <dsp:cNvSpPr/>
+      </dsp:nvSpPr>
+      <dsp:spPr>
+        <a:xfrm>
+          <a:off x="2062162" y="335866"/>
+          <a:ext cx="174871" cy="204566"/>
+        </a:xfrm>
+        <a:prstGeom prst="rightArrow">
+          <a:avLst>
+            <a:gd name="adj1" fmla="val 60000"/>
+            <a:gd name="adj2" fmla="val 50000"/>
+          </a:avLst>
+        </a:prstGeom>
+        <a:solidFill>
+          <a:schemeClr val="accent1">
+            <a:tint val="60000"/>
+            <a:hueOff val="0"/>
+            <a:satOff val="0"/>
+            <a:lumOff val="0"/>
+            <a:alphaOff val="0"/>
+          </a:schemeClr>
+        </a:solidFill>
+        <a:ln>
+          <a:noFill/>
+        </a:ln>
+        <a:effectLst/>
+      </dsp:spPr>
+      <dsp:style>
+        <a:lnRef idx="0">
+          <a:scrgbClr r="0" g="0" b="0"/>
+        </a:lnRef>
+        <a:fillRef idx="1">
+          <a:scrgbClr r="0" g="0" b="0"/>
+        </a:fillRef>
+        <a:effectRef idx="0">
+          <a:scrgbClr r="0" g="0" b="0"/>
+        </a:effectRef>
+        <a:fontRef idx="minor">
+          <a:schemeClr val="lt1"/>
+        </a:fontRef>
+      </dsp:style>
+      <dsp:txBody>
+        <a:bodyPr spcFirstLastPara="0" vert="horz" wrap="square" lIns="0" tIns="0" rIns="0" bIns="0" numCol="1" spcCol="1270" anchor="ctr" anchorCtr="0">
+          <a:noAutofit/>
+        </a:bodyPr>
+        <a:lstStyle/>
+        <a:p>
+          <a:pPr marL="0" lvl="0" indent="0" algn="ctr" defTabSz="355600">
+            <a:lnSpc>
+              <a:spcPct val="90000"/>
+            </a:lnSpc>
+            <a:spcBef>
+              <a:spcPct val="0"/>
+            </a:spcBef>
+            <a:spcAft>
+              <a:spcPct val="35000"/>
+            </a:spcAft>
+            <a:buNone/>
+          </a:pPr>
+          <a:endParaRPr lang="en-IE" sz="800" kern="1200"/>
+        </a:p>
+      </dsp:txBody>
+      <dsp:txXfrm>
+        <a:off x="2062162" y="376779"/>
+        <a:ext cx="122410" cy="122740"/>
+      </dsp:txXfrm>
+    </dsp:sp>
+    <dsp:sp modelId="{507B5924-8A1E-4EE8-8C4F-6C68A284A575}">
+      <dsp:nvSpPr>
+        <dsp:cNvPr id="0" name=""/>
+        <dsp:cNvSpPr/>
+      </dsp:nvSpPr>
+      <dsp:spPr>
+        <a:xfrm>
+          <a:off x="2309622" y="167491"/>
+          <a:ext cx="824864" cy="541317"/>
+        </a:xfrm>
+        <a:prstGeom prst="roundRect">
+          <a:avLst>
+            <a:gd name="adj" fmla="val 10000"/>
+          </a:avLst>
+        </a:prstGeom>
+        <a:solidFill>
+          <a:schemeClr val="accent1">
+            <a:hueOff val="0"/>
+            <a:satOff val="0"/>
+            <a:lumOff val="0"/>
+            <a:alphaOff val="0"/>
+          </a:schemeClr>
+        </a:solidFill>
+        <a:ln w="12700" cap="flat" cmpd="sng" algn="ctr">
+          <a:solidFill>
+            <a:schemeClr val="lt1">
+              <a:hueOff val="0"/>
+              <a:satOff val="0"/>
+              <a:lumOff val="0"/>
+              <a:alphaOff val="0"/>
+            </a:schemeClr>
+          </a:solidFill>
+          <a:prstDash val="solid"/>
+          <a:miter lim="800000"/>
+        </a:ln>
+        <a:effectLst/>
+      </dsp:spPr>
+      <dsp:style>
+        <a:lnRef idx="2">
+          <a:scrgbClr r="0" g="0" b="0"/>
+        </a:lnRef>
+        <a:fillRef idx="1">
+          <a:scrgbClr r="0" g="0" b="0"/>
+        </a:fillRef>
+        <a:effectRef idx="0">
+          <a:scrgbClr r="0" g="0" b="0"/>
+        </a:effectRef>
+        <a:fontRef idx="minor">
+          <a:schemeClr val="lt1"/>
+        </a:fontRef>
+      </dsp:style>
+      <dsp:txBody>
+        <a:bodyPr spcFirstLastPara="0" vert="horz" wrap="square" lIns="38100" tIns="38100" rIns="38100" bIns="38100" numCol="1" spcCol="1270" anchor="ctr" anchorCtr="0">
+          <a:noAutofit/>
+        </a:bodyPr>
+        <a:lstStyle/>
+        <a:p>
+          <a:pPr marL="0" lvl="0" indent="0" algn="ctr" defTabSz="444500">
+            <a:lnSpc>
+              <a:spcPct val="90000"/>
+            </a:lnSpc>
+            <a:spcBef>
+              <a:spcPct val="0"/>
+            </a:spcBef>
+            <a:spcAft>
+              <a:spcPct val="35000"/>
+            </a:spcAft>
+            <a:buSzPts val="1000"/>
+            <a:buFont typeface="Symbol" panose="05050102010706020507" pitchFamily="18" charset="2"/>
+            <a:buNone/>
+          </a:pPr>
+          <a:r>
+            <a:rPr lang="en-IE" sz="1000" kern="1200"/>
+            <a:t>Model Testing</a:t>
+          </a:r>
+        </a:p>
+      </dsp:txBody>
+      <dsp:txXfrm>
+        <a:off x="2325477" y="183346"/>
+        <a:ext cx="793154" cy="509607"/>
+      </dsp:txXfrm>
+    </dsp:sp>
+    <dsp:sp modelId="{4653CA9A-E610-4B33-BCF7-3C7F95FE01F5}">
+      <dsp:nvSpPr>
+        <dsp:cNvPr id="0" name=""/>
+        <dsp:cNvSpPr/>
+      </dsp:nvSpPr>
+      <dsp:spPr>
+        <a:xfrm>
+          <a:off x="3216973" y="335866"/>
+          <a:ext cx="174871" cy="204566"/>
+        </a:xfrm>
+        <a:prstGeom prst="rightArrow">
+          <a:avLst>
+            <a:gd name="adj1" fmla="val 60000"/>
+            <a:gd name="adj2" fmla="val 50000"/>
+          </a:avLst>
+        </a:prstGeom>
+        <a:solidFill>
+          <a:schemeClr val="accent1">
+            <a:tint val="60000"/>
+            <a:hueOff val="0"/>
+            <a:satOff val="0"/>
+            <a:lumOff val="0"/>
+            <a:alphaOff val="0"/>
+          </a:schemeClr>
+        </a:solidFill>
+        <a:ln>
+          <a:noFill/>
+        </a:ln>
+        <a:effectLst/>
+      </dsp:spPr>
+      <dsp:style>
+        <a:lnRef idx="0">
+          <a:scrgbClr r="0" g="0" b="0"/>
+        </a:lnRef>
+        <a:fillRef idx="1">
+          <a:scrgbClr r="0" g="0" b="0"/>
+        </a:fillRef>
+        <a:effectRef idx="0">
+          <a:scrgbClr r="0" g="0" b="0"/>
+        </a:effectRef>
+        <a:fontRef idx="minor">
+          <a:schemeClr val="lt1"/>
+        </a:fontRef>
+      </dsp:style>
+      <dsp:txBody>
+        <a:bodyPr spcFirstLastPara="0" vert="horz" wrap="square" lIns="0" tIns="0" rIns="0" bIns="0" numCol="1" spcCol="1270" anchor="ctr" anchorCtr="0">
+          <a:noAutofit/>
+        </a:bodyPr>
+        <a:lstStyle/>
+        <a:p>
+          <a:pPr marL="0" lvl="0" indent="0" algn="ctr" defTabSz="355600">
+            <a:lnSpc>
+              <a:spcPct val="90000"/>
+            </a:lnSpc>
+            <a:spcBef>
+              <a:spcPct val="0"/>
+            </a:spcBef>
+            <a:spcAft>
+              <a:spcPct val="35000"/>
+            </a:spcAft>
+            <a:buNone/>
+          </a:pPr>
+          <a:endParaRPr lang="en-IE" sz="800" kern="1200"/>
+        </a:p>
+      </dsp:txBody>
+      <dsp:txXfrm>
+        <a:off x="3216973" y="376779"/>
+        <a:ext cx="122410" cy="122740"/>
+      </dsp:txXfrm>
+    </dsp:sp>
+    <dsp:sp modelId="{CDF09F55-EC50-469F-8B3B-7885BBF010C5}">
+      <dsp:nvSpPr>
+        <dsp:cNvPr id="0" name=""/>
+        <dsp:cNvSpPr/>
+      </dsp:nvSpPr>
+      <dsp:spPr>
+        <a:xfrm>
+          <a:off x="3464433" y="167491"/>
+          <a:ext cx="824864" cy="541317"/>
+        </a:xfrm>
+        <a:prstGeom prst="roundRect">
+          <a:avLst>
+            <a:gd name="adj" fmla="val 10000"/>
+          </a:avLst>
+        </a:prstGeom>
+        <a:solidFill>
+          <a:schemeClr val="accent1">
+            <a:hueOff val="0"/>
+            <a:satOff val="0"/>
+            <a:lumOff val="0"/>
+            <a:alphaOff val="0"/>
+          </a:schemeClr>
+        </a:solidFill>
+        <a:ln w="12700" cap="flat" cmpd="sng" algn="ctr">
+          <a:solidFill>
+            <a:schemeClr val="lt1">
+              <a:hueOff val="0"/>
+              <a:satOff val="0"/>
+              <a:lumOff val="0"/>
+              <a:alphaOff val="0"/>
+            </a:schemeClr>
+          </a:solidFill>
+          <a:prstDash val="solid"/>
+          <a:miter lim="800000"/>
+        </a:ln>
+        <a:effectLst/>
+      </dsp:spPr>
+      <dsp:style>
+        <a:lnRef idx="2">
+          <a:scrgbClr r="0" g="0" b="0"/>
+        </a:lnRef>
+        <a:fillRef idx="1">
+          <a:scrgbClr r="0" g="0" b="0"/>
+        </a:fillRef>
+        <a:effectRef idx="0">
+          <a:scrgbClr r="0" g="0" b="0"/>
+        </a:effectRef>
+        <a:fontRef idx="minor">
+          <a:schemeClr val="lt1"/>
+        </a:fontRef>
+      </dsp:style>
+      <dsp:txBody>
+        <a:bodyPr spcFirstLastPara="0" vert="horz" wrap="square" lIns="38100" tIns="38100" rIns="38100" bIns="38100" numCol="1" spcCol="1270" anchor="ctr" anchorCtr="0">
+          <a:noAutofit/>
+        </a:bodyPr>
+        <a:lstStyle/>
+        <a:p>
+          <a:pPr marL="0" lvl="0" indent="0" algn="ctr" defTabSz="444500">
+            <a:lnSpc>
+              <a:spcPct val="90000"/>
+            </a:lnSpc>
+            <a:spcBef>
+              <a:spcPct val="0"/>
+            </a:spcBef>
+            <a:spcAft>
+              <a:spcPct val="35000"/>
+            </a:spcAft>
+            <a:buSzPts val="1000"/>
+            <a:buFont typeface="Symbol" panose="05050102010706020507" pitchFamily="18" charset="2"/>
+            <a:buNone/>
+          </a:pPr>
+          <a:r>
+            <a:rPr lang="en-IE" sz="1000" kern="1200"/>
+            <a:t>Model Evaluation</a:t>
+          </a:r>
+        </a:p>
+      </dsp:txBody>
+      <dsp:txXfrm>
+        <a:off x="3480288" y="183346"/>
+        <a:ext cx="793154" cy="509607"/>
+      </dsp:txXfrm>
+    </dsp:sp>
+    <dsp:sp modelId="{AEA74211-B5A3-420B-922A-738EE514A88A}">
+      <dsp:nvSpPr>
+        <dsp:cNvPr id="0" name=""/>
+        <dsp:cNvSpPr/>
+      </dsp:nvSpPr>
+      <dsp:spPr>
+        <a:xfrm>
+          <a:off x="4371784" y="335866"/>
+          <a:ext cx="174871" cy="204566"/>
+        </a:xfrm>
+        <a:prstGeom prst="rightArrow">
+          <a:avLst>
+            <a:gd name="adj1" fmla="val 60000"/>
+            <a:gd name="adj2" fmla="val 50000"/>
+          </a:avLst>
+        </a:prstGeom>
+        <a:solidFill>
+          <a:schemeClr val="accent1">
+            <a:tint val="60000"/>
+            <a:hueOff val="0"/>
+            <a:satOff val="0"/>
+            <a:lumOff val="0"/>
+            <a:alphaOff val="0"/>
+          </a:schemeClr>
+        </a:solidFill>
+        <a:ln>
+          <a:noFill/>
+        </a:ln>
+        <a:effectLst/>
+      </dsp:spPr>
+      <dsp:style>
+        <a:lnRef idx="0">
+          <a:scrgbClr r="0" g="0" b="0"/>
+        </a:lnRef>
+        <a:fillRef idx="1">
+          <a:scrgbClr r="0" g="0" b="0"/>
+        </a:fillRef>
+        <a:effectRef idx="0">
+          <a:scrgbClr r="0" g="0" b="0"/>
+        </a:effectRef>
+        <a:fontRef idx="minor">
+          <a:schemeClr val="lt1"/>
+        </a:fontRef>
+      </dsp:style>
+      <dsp:txBody>
+        <a:bodyPr spcFirstLastPara="0" vert="horz" wrap="square" lIns="0" tIns="0" rIns="0" bIns="0" numCol="1" spcCol="1270" anchor="ctr" anchorCtr="0">
+          <a:noAutofit/>
+        </a:bodyPr>
+        <a:lstStyle/>
+        <a:p>
+          <a:pPr marL="0" lvl="0" indent="0" algn="ctr" defTabSz="355600">
+            <a:lnSpc>
+              <a:spcPct val="90000"/>
+            </a:lnSpc>
+            <a:spcBef>
+              <a:spcPct val="0"/>
+            </a:spcBef>
+            <a:spcAft>
+              <a:spcPct val="35000"/>
+            </a:spcAft>
+            <a:buNone/>
+          </a:pPr>
+          <a:endParaRPr lang="en-IE" sz="800" kern="1200"/>
+        </a:p>
+      </dsp:txBody>
+      <dsp:txXfrm>
+        <a:off x="4371784" y="376779"/>
+        <a:ext cx="122410" cy="122740"/>
+      </dsp:txXfrm>
+    </dsp:sp>
+    <dsp:sp modelId="{2E5168AC-325E-43EF-86E5-89CDCD847078}">
+      <dsp:nvSpPr>
+        <dsp:cNvPr id="0" name=""/>
+        <dsp:cNvSpPr/>
+      </dsp:nvSpPr>
+      <dsp:spPr>
+        <a:xfrm>
+          <a:off x="4619244" y="167491"/>
+          <a:ext cx="824864" cy="541317"/>
+        </a:xfrm>
+        <a:prstGeom prst="roundRect">
+          <a:avLst>
+            <a:gd name="adj" fmla="val 10000"/>
+          </a:avLst>
+        </a:prstGeom>
+        <a:solidFill>
+          <a:schemeClr val="accent1">
+            <a:hueOff val="0"/>
+            <a:satOff val="0"/>
+            <a:lumOff val="0"/>
+            <a:alphaOff val="0"/>
+          </a:schemeClr>
+        </a:solidFill>
+        <a:ln w="12700" cap="flat" cmpd="sng" algn="ctr">
+          <a:solidFill>
+            <a:schemeClr val="lt1">
+              <a:hueOff val="0"/>
+              <a:satOff val="0"/>
+              <a:lumOff val="0"/>
+              <a:alphaOff val="0"/>
+            </a:schemeClr>
+          </a:solidFill>
+          <a:prstDash val="solid"/>
+          <a:miter lim="800000"/>
+        </a:ln>
+        <a:effectLst/>
+      </dsp:spPr>
+      <dsp:style>
+        <a:lnRef idx="2">
+          <a:scrgbClr r="0" g="0" b="0"/>
+        </a:lnRef>
+        <a:fillRef idx="1">
+          <a:scrgbClr r="0" g="0" b="0"/>
+        </a:fillRef>
+        <a:effectRef idx="0">
+          <a:scrgbClr r="0" g="0" b="0"/>
+        </a:effectRef>
+        <a:fontRef idx="minor">
+          <a:schemeClr val="lt1"/>
+        </a:fontRef>
+      </dsp:style>
+      <dsp:txBody>
+        <a:bodyPr spcFirstLastPara="0" vert="horz" wrap="square" lIns="38100" tIns="38100" rIns="38100" bIns="38100" numCol="1" spcCol="1270" anchor="ctr" anchorCtr="0">
+          <a:noAutofit/>
+        </a:bodyPr>
+        <a:lstStyle/>
+        <a:p>
+          <a:pPr marL="0" lvl="0" indent="0" algn="ctr" defTabSz="444500">
+            <a:lnSpc>
+              <a:spcPct val="90000"/>
+            </a:lnSpc>
+            <a:spcBef>
+              <a:spcPct val="0"/>
+            </a:spcBef>
+            <a:spcAft>
+              <a:spcPct val="35000"/>
+            </a:spcAft>
+            <a:buSzPts val="1000"/>
+            <a:buFont typeface="Symbol" panose="05050102010706020507" pitchFamily="18" charset="2"/>
+            <a:buNone/>
+          </a:pPr>
+          <a:r>
+            <a:rPr lang="en-IE" sz="1000" kern="1200"/>
+            <a:t>Final Report</a:t>
+          </a:r>
+        </a:p>
+      </dsp:txBody>
+      <dsp:txXfrm>
+        <a:off x="4635099" y="183346"/>
+        <a:ext cx="793154" cy="509607"/>
+      </dsp:txXfrm>
+    </dsp:sp>
+    <dsp:sp modelId="{03390124-96A1-4955-8C11-C94E78C19B06}">
+      <dsp:nvSpPr>
+        <dsp:cNvPr id="0" name=""/>
+        <dsp:cNvSpPr/>
+      </dsp:nvSpPr>
+      <dsp:spPr>
+        <a:xfrm>
+          <a:off x="5526595" y="335866"/>
+          <a:ext cx="174871" cy="204566"/>
+        </a:xfrm>
+        <a:prstGeom prst="rightArrow">
+          <a:avLst>
+            <a:gd name="adj1" fmla="val 60000"/>
+            <a:gd name="adj2" fmla="val 50000"/>
+          </a:avLst>
+        </a:prstGeom>
+        <a:solidFill>
+          <a:schemeClr val="accent1">
+            <a:tint val="60000"/>
+            <a:hueOff val="0"/>
+            <a:satOff val="0"/>
+            <a:lumOff val="0"/>
+            <a:alphaOff val="0"/>
+          </a:schemeClr>
+        </a:solidFill>
+        <a:ln>
+          <a:noFill/>
+        </a:ln>
+        <a:effectLst/>
+      </dsp:spPr>
+      <dsp:style>
+        <a:lnRef idx="0">
+          <a:scrgbClr r="0" g="0" b="0"/>
+        </a:lnRef>
+        <a:fillRef idx="1">
+          <a:scrgbClr r="0" g="0" b="0"/>
+        </a:fillRef>
+        <a:effectRef idx="0">
+          <a:scrgbClr r="0" g="0" b="0"/>
+        </a:effectRef>
+        <a:fontRef idx="minor">
+          <a:schemeClr val="lt1"/>
+        </a:fontRef>
+      </dsp:style>
+      <dsp:txBody>
+        <a:bodyPr spcFirstLastPara="0" vert="horz" wrap="square" lIns="0" tIns="0" rIns="0" bIns="0" numCol="1" spcCol="1270" anchor="ctr" anchorCtr="0">
+          <a:noAutofit/>
+        </a:bodyPr>
+        <a:lstStyle/>
+        <a:p>
+          <a:pPr marL="0" lvl="0" indent="0" algn="ctr" defTabSz="355600">
+            <a:lnSpc>
+              <a:spcPct val="90000"/>
+            </a:lnSpc>
+            <a:spcBef>
+              <a:spcPct val="0"/>
+            </a:spcBef>
+            <a:spcAft>
+              <a:spcPct val="35000"/>
+            </a:spcAft>
+            <a:buNone/>
+          </a:pPr>
+          <a:endParaRPr lang="en-IE" sz="800" kern="1200"/>
+        </a:p>
+      </dsp:txBody>
+      <dsp:txXfrm>
+        <a:off x="5526595" y="376779"/>
+        <a:ext cx="122410" cy="122740"/>
+      </dsp:txXfrm>
+    </dsp:sp>
+    <dsp:sp modelId="{67D9FC7B-5187-4C29-BD33-A373FD59870F}">
+      <dsp:nvSpPr>
+        <dsp:cNvPr id="0" name=""/>
+        <dsp:cNvSpPr/>
+      </dsp:nvSpPr>
+      <dsp:spPr>
+        <a:xfrm>
+          <a:off x="5774055" y="167491"/>
+          <a:ext cx="824864" cy="541317"/>
+        </a:xfrm>
+        <a:prstGeom prst="roundRect">
+          <a:avLst>
+            <a:gd name="adj" fmla="val 10000"/>
+          </a:avLst>
+        </a:prstGeom>
+        <a:solidFill>
+          <a:schemeClr val="accent1">
+            <a:hueOff val="0"/>
+            <a:satOff val="0"/>
+            <a:lumOff val="0"/>
+            <a:alphaOff val="0"/>
+          </a:schemeClr>
+        </a:solidFill>
+        <a:ln w="12700" cap="flat" cmpd="sng" algn="ctr">
+          <a:solidFill>
+            <a:schemeClr val="lt1">
+              <a:hueOff val="0"/>
+              <a:satOff val="0"/>
+              <a:lumOff val="0"/>
+              <a:alphaOff val="0"/>
+            </a:schemeClr>
+          </a:solidFill>
+          <a:prstDash val="solid"/>
+          <a:miter lim="800000"/>
+        </a:ln>
+        <a:effectLst/>
+      </dsp:spPr>
+      <dsp:style>
+        <a:lnRef idx="2">
+          <a:scrgbClr r="0" g="0" b="0"/>
+        </a:lnRef>
+        <a:fillRef idx="1">
+          <a:scrgbClr r="0" g="0" b="0"/>
+        </a:fillRef>
+        <a:effectRef idx="0">
+          <a:scrgbClr r="0" g="0" b="0"/>
+        </a:effectRef>
+        <a:fontRef idx="minor">
+          <a:schemeClr val="lt1"/>
+        </a:fontRef>
+      </dsp:style>
+      <dsp:txBody>
+        <a:bodyPr spcFirstLastPara="0" vert="horz" wrap="square" lIns="38100" tIns="38100" rIns="38100" bIns="38100" numCol="1" spcCol="1270" anchor="ctr" anchorCtr="0">
+          <a:noAutofit/>
+        </a:bodyPr>
+        <a:lstStyle/>
+        <a:p>
+          <a:pPr marL="0" lvl="0" indent="0" algn="ctr" defTabSz="444500">
+            <a:lnSpc>
+              <a:spcPct val="90000"/>
+            </a:lnSpc>
+            <a:spcBef>
+              <a:spcPct val="0"/>
+            </a:spcBef>
+            <a:spcAft>
+              <a:spcPct val="35000"/>
+            </a:spcAft>
+            <a:buSzPts val="1000"/>
+            <a:buFont typeface="Symbol" panose="05050102010706020507" pitchFamily="18" charset="2"/>
+            <a:buNone/>
+          </a:pPr>
+          <a:r>
+            <a:rPr lang="en-IE" sz="1000" kern="1200"/>
+            <a:t>Presentation Preparation</a:t>
+          </a:r>
+        </a:p>
+      </dsp:txBody>
+      <dsp:txXfrm>
+        <a:off x="5789910" y="183346"/>
+        <a:ext cx="793154" cy="509607"/>
+      </dsp:txXfrm>
+    </dsp:sp>
+  </dsp:spTree>
+</dsp:drawing>
+</file>
+
+<file path=word/diagrams/layout1.xml><?xml version="1.0" encoding="utf-8"?>
+<dgm:layoutDef xmlns:dgm="http://schemas.openxmlformats.org/drawingml/2006/diagram" xmlns:a="http://schemas.openxmlformats.org/drawingml/2006/main" uniqueId="urn:microsoft.com/office/officeart/2005/8/layout/process1">
+  <dgm:title val=""/>
+  <dgm:desc val=""/>
+  <dgm:catLst>
+    <dgm:cat type="process" pri="1000"/>
+    <dgm:cat type="convert" pri="15000"/>
+  </dgm:catLst>
+  <dgm:sampData useDef="1">
+    <dgm:dataModel>
+      <dgm:ptLst/>
+      <dgm:bg/>
+      <dgm:whole/>
+    </dgm:dataModel>
+  </dgm:sampData>
+  <dgm:styleData>
+    <dgm:dataModel>
+      <dgm:ptLst>
+        <dgm:pt modelId="0" type="doc"/>
+        <dgm:pt modelId="1"/>
+        <dgm:pt modelId="2"/>
+      </dgm:ptLst>
+      <dgm:cxnLst>
+        <dgm:cxn modelId="3" srcId="0" destId="1" srcOrd="0" destOrd="0"/>
+        <dgm:cxn modelId="4" srcId="0" destId="2" srcOrd="1" destOrd="0"/>
+      </dgm:cxnLst>
+      <dgm:bg/>
+      <dgm:whole/>
+    </dgm:dataModel>
+  </dgm:styleData>
+  <dgm:clrData>
+    <dgm:dataModel>
+      <dgm:ptLst>
+        <dgm:pt modelId="0" type="doc"/>
+        <dgm:pt modelId="1"/>
+        <dgm:pt modelId="2"/>
+        <dgm:pt modelId="3"/>
+        <dgm:pt modelId="4"/>
+      </dgm:ptLst>
+      <dgm:cxnLst>
+        <dgm:cxn modelId="5" srcId="0" destId="1" srcOrd="0" destOrd="0"/>
+        <dgm:cxn modelId="6" srcId="0" destId="2" srcOrd="1" destOrd="0"/>
+        <dgm:cxn modelId="7" srcId="0" destId="3" srcOrd="2" destOrd="0"/>
+        <dgm:cxn modelId="8" srcId="0" destId="4" srcOrd="3" destOrd="0"/>
+      </dgm:cxnLst>
+      <dgm:bg/>
+      <dgm:whole/>
+    </dgm:dataModel>
+  </dgm:clrData>
+  <dgm:layoutNode name="Name0">
+    <dgm:varLst>
+      <dgm:dir/>
+      <dgm:resizeHandles val="exact"/>
+    </dgm:varLst>
+    <dgm:choose name="Name1">
+      <dgm:if name="Name2" func="var" arg="dir" op="equ" val="norm">
+        <dgm:alg type="lin"/>
+      </dgm:if>
+      <dgm:else name="Name3">
+        <dgm:alg type="lin">
+          <dgm:param type="linDir" val="fromR"/>
+        </dgm:alg>
+      </dgm:else>
+    </dgm:choose>
+    <dgm:shape xmlns:r="http://schemas.openxmlformats.org/officeDocument/2006/relationships" r:blip="">
+      <dgm:adjLst/>
+    </dgm:shape>
+    <dgm:presOf/>
+    <dgm:constrLst>
+      <dgm:constr type="w" for="ch" ptType="node" refType="w"/>
+      <dgm:constr type="h" for="ch" ptType="node" op="equ"/>
+      <dgm:constr type="primFontSz" for="ch" ptType="node" op="equ" val="65"/>
+      <dgm:constr type="w" for="ch" ptType="sibTrans" refType="w" refFor="ch" refPtType="node" op="equ" fact="0.4"/>
+      <dgm:constr type="h" for="ch" ptType="sibTrans" op="equ"/>
+      <dgm:constr type="primFontSz" for="des" forName="connectorText" op="equ" val="55"/>
+      <dgm:constr type="primFontSz" for="des" forName="connectorText" refType="primFontSz" refFor="ch" refPtType="node" op="lte" fact="0.8"/>
+    </dgm:constrLst>
+    <dgm:ruleLst/>
+    <dgm:forEach name="nodesForEach" axis="ch" ptType="node">
+      <dgm:layoutNode name="node">
+        <dgm:varLst>
+          <dgm:bulletEnabled val="1"/>
+        </dgm:varLst>
+        <dgm:alg type="tx"/>
+        <dgm:shape xmlns:r="http://schemas.openxmlformats.org/officeDocument/2006/relationships" type="roundRect" r:blip="">
+          <dgm:adjLst>
+            <dgm:adj idx="1" val="0.1"/>
+          </dgm:adjLst>
+        </dgm:shape>
+        <dgm:presOf axis="desOrSelf" ptType="node"/>
+        <dgm:constrLst>
+          <dgm:constr type="h" refType="w" fact="0.6"/>
+          <dgm:constr type="tMarg" refType="primFontSz" fact="0.3"/>
+          <dgm:constr type="bMarg" refType="primFontSz" fact="0.3"/>
+          <dgm:constr type="lMarg" refType="primFontSz" fact="0.3"/>
+          <dgm:constr type="rMarg" refType="primFontSz" fact="0.3"/>
+        </dgm:constrLst>
+        <dgm:ruleLst>
+          <dgm:rule type="primFontSz" val="18" fact="NaN" max="NaN"/>
+          <dgm:rule type="h" val="NaN" fact="1.5" max="NaN"/>
+          <dgm:rule type="primFontSz" val="5" fact="NaN" max="NaN"/>
+          <dgm:rule type="h" val="INF" fact="NaN" max="NaN"/>
+        </dgm:ruleLst>
+      </dgm:layoutNode>
+      <dgm:forEach name="sibTransForEach" axis="followSib" ptType="sibTrans" cnt="1">
+        <dgm:layoutNode name="sibTrans">
+          <dgm:alg type="conn">
+            <dgm:param type="begPts" val="auto"/>
+            <dgm:param type="endPts" val="auto"/>
+          </dgm:alg>
+          <dgm:shape xmlns:r="http://schemas.openxmlformats.org/officeDocument/2006/relationships" type="conn" r:blip="">
+            <dgm:adjLst/>
+          </dgm:shape>
+          <dgm:presOf axis="self"/>
+          <dgm:constrLst>
+            <dgm:constr type="h" refType="w" fact="0.62"/>
+            <dgm:constr type="connDist"/>
+            <dgm:constr type="begPad" refType="connDist" fact="0.25"/>
+            <dgm:constr type="endPad" refType="connDist" fact="0.22"/>
+          </dgm:constrLst>
+          <dgm:ruleLst/>
+          <dgm:layoutNode name="connectorText">
+            <dgm:alg type="tx">
+              <dgm:param type="autoTxRot" val="grav"/>
+            </dgm:alg>
+            <dgm:shape xmlns:r="http://schemas.openxmlformats.org/officeDocument/2006/relationships" type="conn" r:blip="" hideGeom="1">
+              <dgm:adjLst/>
+            </dgm:shape>
+            <dgm:presOf axis="self"/>
+            <dgm:constrLst>
+              <dgm:constr type="lMarg"/>
+              <dgm:constr type="rMarg"/>
+              <dgm:constr type="tMarg"/>
+              <dgm:constr type="bMarg"/>
+            </dgm:constrLst>
+            <dgm:ruleLst>
+              <dgm:rule type="primFontSz" val="5" fact="NaN" max="NaN"/>
+            </dgm:ruleLst>
+          </dgm:layoutNode>
+        </dgm:layoutNode>
+      </dgm:forEach>
+    </dgm:forEach>
+  </dgm:layoutNode>
+</dgm:layoutDef>
+</file>
+
+<file path=word/diagrams/layout2.xml><?xml version="1.0" encoding="utf-8"?>
+<dgm:layoutDef xmlns:dgm="http://schemas.openxmlformats.org/drawingml/2006/diagram" xmlns:a="http://schemas.openxmlformats.org/drawingml/2006/main" uniqueId="urn:microsoft.com/office/officeart/2005/8/layout/process1">
+  <dgm:title val=""/>
+  <dgm:desc val=""/>
+  <dgm:catLst>
+    <dgm:cat type="process" pri="1000"/>
+    <dgm:cat type="convert" pri="15000"/>
+  </dgm:catLst>
+  <dgm:sampData useDef="1">
+    <dgm:dataModel>
+      <dgm:ptLst/>
+      <dgm:bg/>
+      <dgm:whole/>
+    </dgm:dataModel>
+  </dgm:sampData>
+  <dgm:styleData>
+    <dgm:dataModel>
+      <dgm:ptLst>
+        <dgm:pt modelId="0" type="doc"/>
+        <dgm:pt modelId="1"/>
+        <dgm:pt modelId="2"/>
+      </dgm:ptLst>
+      <dgm:cxnLst>
+        <dgm:cxn modelId="3" srcId="0" destId="1" srcOrd="0" destOrd="0"/>
+        <dgm:cxn modelId="4" srcId="0" destId="2" srcOrd="1" destOrd="0"/>
+      </dgm:cxnLst>
+      <dgm:bg/>
+      <dgm:whole/>
+    </dgm:dataModel>
+  </dgm:styleData>
+  <dgm:clrData>
+    <dgm:dataModel>
+      <dgm:ptLst>
+        <dgm:pt modelId="0" type="doc"/>
+        <dgm:pt modelId="1"/>
+        <dgm:pt modelId="2"/>
+        <dgm:pt modelId="3"/>
+        <dgm:pt modelId="4"/>
+      </dgm:ptLst>
+      <dgm:cxnLst>
+        <dgm:cxn modelId="5" srcId="0" destId="1" srcOrd="0" destOrd="0"/>
+        <dgm:cxn modelId="6" srcId="0" destId="2" srcOrd="1" destOrd="0"/>
+        <dgm:cxn modelId="7" srcId="0" destId="3" srcOrd="2" destOrd="0"/>
+        <dgm:cxn modelId="8" srcId="0" destId="4" srcOrd="3" destOrd="0"/>
+      </dgm:cxnLst>
+      <dgm:bg/>
+      <dgm:whole/>
+    </dgm:dataModel>
+  </dgm:clrData>
+  <dgm:layoutNode name="Name0">
+    <dgm:varLst>
+      <dgm:dir/>
+      <dgm:resizeHandles val="exact"/>
+    </dgm:varLst>
+    <dgm:choose name="Name1">
+      <dgm:if name="Name2" func="var" arg="dir" op="equ" val="norm">
+        <dgm:alg type="lin"/>
+      </dgm:if>
+      <dgm:else name="Name3">
+        <dgm:alg type="lin">
+          <dgm:param type="linDir" val="fromR"/>
+        </dgm:alg>
+      </dgm:else>
+    </dgm:choose>
+    <dgm:shape xmlns:r="http://schemas.openxmlformats.org/officeDocument/2006/relationships" r:blip="">
+      <dgm:adjLst/>
+    </dgm:shape>
+    <dgm:presOf/>
+    <dgm:constrLst>
+      <dgm:constr type="w" for="ch" ptType="node" refType="w"/>
+      <dgm:constr type="h" for="ch" ptType="node" op="equ"/>
+      <dgm:constr type="primFontSz" for="ch" ptType="node" op="equ" val="65"/>
+      <dgm:constr type="w" for="ch" ptType="sibTrans" refType="w" refFor="ch" refPtType="node" op="equ" fact="0.4"/>
+      <dgm:constr type="h" for="ch" ptType="sibTrans" op="equ"/>
+      <dgm:constr type="primFontSz" for="des" forName="connectorText" op="equ" val="55"/>
+      <dgm:constr type="primFontSz" for="des" forName="connectorText" refType="primFontSz" refFor="ch" refPtType="node" op="lte" fact="0.8"/>
+    </dgm:constrLst>
+    <dgm:ruleLst/>
+    <dgm:forEach name="nodesForEach" axis="ch" ptType="node">
+      <dgm:layoutNode name="node">
+        <dgm:varLst>
+          <dgm:bulletEnabled val="1"/>
+        </dgm:varLst>
+        <dgm:alg type="tx"/>
+        <dgm:shape xmlns:r="http://schemas.openxmlformats.org/officeDocument/2006/relationships" type="roundRect" r:blip="">
+          <dgm:adjLst>
+            <dgm:adj idx="1" val="0.1"/>
+          </dgm:adjLst>
+        </dgm:shape>
+        <dgm:presOf axis="desOrSelf" ptType="node"/>
+        <dgm:constrLst>
+          <dgm:constr type="h" refType="w" fact="0.6"/>
+          <dgm:constr type="tMarg" refType="primFontSz" fact="0.3"/>
+          <dgm:constr type="bMarg" refType="primFontSz" fact="0.3"/>
+          <dgm:constr type="lMarg" refType="primFontSz" fact="0.3"/>
+          <dgm:constr type="rMarg" refType="primFontSz" fact="0.3"/>
+        </dgm:constrLst>
+        <dgm:ruleLst>
+          <dgm:rule type="primFontSz" val="18" fact="NaN" max="NaN"/>
+          <dgm:rule type="h" val="NaN" fact="1.5" max="NaN"/>
+          <dgm:rule type="primFontSz" val="5" fact="NaN" max="NaN"/>
+          <dgm:rule type="h" val="INF" fact="NaN" max="NaN"/>
+        </dgm:ruleLst>
+      </dgm:layoutNode>
+      <dgm:forEach name="sibTransForEach" axis="followSib" ptType="sibTrans" cnt="1">
+        <dgm:layoutNode name="sibTrans">
+          <dgm:alg type="conn">
+            <dgm:param type="begPts" val="auto"/>
+            <dgm:param type="endPts" val="auto"/>
+          </dgm:alg>
+          <dgm:shape xmlns:r="http://schemas.openxmlformats.org/officeDocument/2006/relationships" type="conn" r:blip="">
+            <dgm:adjLst/>
+          </dgm:shape>
+          <dgm:presOf axis="self"/>
+          <dgm:constrLst>
+            <dgm:constr type="h" refType="w" fact="0.62"/>
+            <dgm:constr type="connDist"/>
+            <dgm:constr type="begPad" refType="connDist" fact="0.25"/>
+            <dgm:constr type="endPad" refType="connDist" fact="0.22"/>
+          </dgm:constrLst>
+          <dgm:ruleLst/>
+          <dgm:layoutNode name="connectorText">
+            <dgm:alg type="tx">
+              <dgm:param type="autoTxRot" val="grav"/>
+            </dgm:alg>
+            <dgm:shape xmlns:r="http://schemas.openxmlformats.org/officeDocument/2006/relationships" type="conn" r:blip="" hideGeom="1">
+              <dgm:adjLst/>
+            </dgm:shape>
+            <dgm:presOf axis="self"/>
+            <dgm:constrLst>
+              <dgm:constr type="lMarg"/>
+              <dgm:constr type="rMarg"/>
+              <dgm:constr type="tMarg"/>
+              <dgm:constr type="bMarg"/>
+            </dgm:constrLst>
+            <dgm:ruleLst>
+              <dgm:rule type="primFontSz" val="5" fact="NaN" max="NaN"/>
+            </dgm:ruleLst>
+          </dgm:layoutNode>
+        </dgm:layoutNode>
+      </dgm:forEach>
+    </dgm:forEach>
+  </dgm:layoutNode>
+</dgm:layoutDef>
+</file>
+
+<file path=word/diagrams/quickStyle1.xml><?xml version="1.0" encoding="utf-8"?>
+<dgm:styleDef xmlns:dgm="http://schemas.openxmlformats.org/drawingml/2006/diagram" xmlns:a="http://schemas.openxmlformats.org/drawingml/2006/main" uniqueId="urn:microsoft.com/office/officeart/2005/8/quickstyle/simple1">
+  <dgm:title val=""/>
+  <dgm:desc val=""/>
+  <dgm:catLst>
+    <dgm:cat type="simple" pri="10100"/>
+  </dgm:catLst>
+  <dgm:scene3d>
+    <a:camera prst="orthographicFront"/>
+    <a:lightRig rig="threePt" dir="t"/>
+  </dgm:scene3d>
+  <dgm:styleLbl name="node0">
+    <dgm:scene3d>
+      <a:camera prst="orthographicFront"/>
+      <a:lightRig rig="threePt" dir="t"/>
+    </dgm:scene3d>
+    <dgm:sp3d/>
+    <dgm:txPr/>
+    <dgm:style>
+      <a:lnRef idx="2">
+        <a:scrgbClr r="0" g="0" b="0"/>
+      </a:lnRef>
+      <a:fillRef idx="1">
+        <a:scrgbClr r="0" g="0" b="0"/>
+      </a:fillRef>
+      <a:effectRef idx="0">
+        <a:scrgbClr r="0" g="0" b="0"/>
+      </a:effectRef>
+      <a:fontRef idx="minor">
+        <a:schemeClr val="lt1"/>
+      </a:fontRef>
+    </dgm:style>
+  </dgm:styleLbl>
+  <dgm:styleLbl name="lnNode1">
+    <dgm:scene3d>
+      <a:camera prst="orthographicFront"/>
+      <a:lightRig rig="threePt" dir="t"/>
+    </dgm:scene3d>
+    <dgm:sp3d/>
+    <dgm:txPr/>
+    <dgm:style>
+      <a:lnRef idx="2">
+        <a:scrgbClr r="0" g="0" b="0"/>
+      </a:lnRef>
+      <a:fillRef idx="1">
+        <a:scrgbClr r="0" g="0" b="0"/>
+      </a:fillRef>
+      <a:effectRef idx="0">
+        <a:scrgbClr r="0" g="0" b="0"/>
+      </a:effectRef>
+      <a:fontRef idx="minor">
+        <a:schemeClr val="lt1"/>
+      </a:fontRef>
+    </dgm:style>
+  </dgm:styleLbl>
+  <dgm:styleLbl name="vennNode1">
+    <dgm:scene3d>
+      <a:camera prst="orthographicFront"/>
+      <a:lightRig rig="threePt" dir="t"/>
+    </dgm:scene3d>
+    <dgm:sp3d/>
+    <dgm:txPr/>
+    <dgm:style>
+      <a:lnRef idx="2">
+        <a:scrgbClr r="0" g="0" b="0"/>
+      </a:lnRef>
+      <a:fillRef idx="1">
+        <a:scrgbClr r="0" g="0" b="0"/>
+      </a:fillRef>
+      <a:effectRef idx="0">
+        <a:scrgbClr r="0" g="0" b="0"/>
+      </a:effectRef>
+      <a:fontRef idx="minor">
+        <a:schemeClr val="tx1"/>
+      </a:fontRef>
+    </dgm:style>
+  </dgm:styleLbl>
+  <dgm:styleLbl name="alignNode1">
+    <dgm:scene3d>
+      <a:camera prst="orthographicFront"/>
+      <a:lightRig rig="threePt" dir="t"/>
+    </dgm:scene3d>
+    <dgm:sp3d/>
+    <dgm:txPr/>
+    <dgm:style>
+      <a:lnRef idx="2">
+        <a:scrgbClr r="0" g="0" b="0"/>
+      </a:lnRef>
+      <a:fillRef idx="1">
+        <a:scrgbClr r="0" g="0" b="0"/>
+      </a:fillRef>
+      <a:effectRef idx="0">
+        <a:scrgbClr r="0" g="0" b="0"/>
+      </a:effectRef>
+      <a:fontRef idx="minor">
+        <a:schemeClr val="lt1"/>
+      </a:fontRef>
+    </dgm:style>
+  </dgm:styleLbl>
+  <dgm:styleLbl name="node1">
+    <dgm:scene3d>
+      <a:camera prst="orthographicFront"/>
+      <a:lightRig rig="threePt" dir="t"/>
+    </dgm:scene3d>
+    <dgm:sp3d/>
+    <dgm:txPr/>
+    <dgm:style>
+      <a:lnRef idx="2">
+        <a:scrgbClr r="0" g="0" b="0"/>
+      </a:lnRef>
+      <a:fillRef idx="1">
+        <a:scrgbClr r="0" g="0" b="0"/>
+      </a:fillRef>
+      <a:effectRef idx="0">
+        <a:scrgbClr r="0" g="0" b="0"/>
+      </a:effectRef>
+      <a:fontRef idx="minor">
+        <a:schemeClr val="lt1"/>
+      </a:fontRef>
+    </dgm:style>
+  </dgm:styleLbl>
+  <dgm:styleLbl name="node2">
+    <dgm:scene3d>
+      <a:camera prst="orthographicFront"/>
+      <a:lightRig rig="threePt" dir="t"/>
+    </dgm:scene3d>
+    <dgm:sp3d/>
+    <dgm:txPr/>
+    <dgm:style>
+      <a:lnRef idx="2">
+        <a:scrgbClr r="0" g="0" b="0"/>
+      </a:lnRef>
+      <a:fillRef idx="1">
+        <a:scrgbClr r="0" g="0" b="0"/>
+      </a:fillRef>
+      <a:effectRef idx="0">
+        <a:scrgbClr r="0" g="0" b="0"/>
+      </a:effectRef>
+      <a:fontRef idx="minor">
+        <a:schemeClr val="lt1"/>
+      </a:fontRef>
+    </dgm:style>
+  </dgm:styleLbl>
+  <dgm:styleLbl name="node3">
+    <dgm:scene3d>
+      <a:camera prst="orthographicFront"/>
+      <a:lightRig rig="threePt" dir="t"/>
+    </dgm:scene3d>
+    <dgm:sp3d/>
+    <dgm:txPr/>
+    <dgm:style>
+      <a:lnRef idx="2">
+        <a:scrgbClr r="0" g="0" b="0"/>
+      </a:lnRef>
+      <a:fillRef idx="1">
+        <a:scrgbClr r="0" g="0" b="0"/>
+      </a:fillRef>
+      <a:effectRef idx="0">
+        <a:scrgbClr r="0" g="0" b="0"/>
+      </a:effectRef>
+      <a:fontRef idx="minor">
+        <a:schemeClr val="lt1"/>
+      </a:fontRef>
+    </dgm:style>
+  </dgm:styleLbl>
+  <dgm:styleLbl name="node4">
+    <dgm:scene3d>
+      <a:camera prst="orthographicFront"/>
+      <a:lightRig rig="threePt" dir="t"/>
+    </dgm:scene3d>
+    <dgm:sp3d/>
+    <dgm:txPr/>
+    <dgm:style>
+      <a:lnRef idx="2">
+        <a:scrgbClr r="0" g="0" b="0"/>
+      </a:lnRef>
+      <a:fillRef idx="1">
+        <a:scrgbClr r="0" g="0" b="0"/>
+      </a:fillRef>
+      <a:effectRef idx="0">
+        <a:scrgbClr r="0" g="0" b="0"/>
+      </a:effectRef>
+      <a:fontRef idx="minor">
+        <a:schemeClr val="lt1"/>
+      </a:fontRef>
+    </dgm:style>
+  </dgm:styleLbl>
+  <dgm:styleLbl name="fgImgPlace1">
+    <dgm:scene3d>
+      <a:camera prst="orthographicFront"/>
+      <a:lightRig rig="threePt" dir="t"/>
+    </dgm:scene3d>
+    <dgm:sp3d/>
+    <dgm:txPr/>
+    <dgm:style>
+      <a:lnRef idx="2">
+        <a:scrgbClr r="0" g="0" b="0"/>
+      </a:lnRef>
+      <a:fillRef idx="1">
+        <a:scrgbClr r="0" g="0" b="0"/>
+      </a:fillRef>
+      <a:effectRef idx="0">
+        <a:scrgbClr r="0" g="0" b="0"/>
+      </a:effectRef>
+      <a:fontRef idx="minor"/>
+    </dgm:style>
+  </dgm:styleLbl>
+  <dgm:styleLbl name="alignImgPlace1">
+    <dgm:scene3d>
+      <a:camera prst="orthographicFront"/>
+      <a:lightRig rig="threePt" dir="t"/>
+    </dgm:scene3d>
+    <dgm:sp3d/>
+    <dgm:txPr/>
+    <dgm:style>
+      <a:lnRef idx="2">
+        <a:scrgbClr r="0" g="0" b="0"/>
+      </a:lnRef>
+      <a:fillRef idx="1">
+        <a:scrgbClr r="0" g="0" b="0"/>
+      </a:fillRef>
+      <a:effectRef idx="0">
+        <a:scrgbClr r="0" g="0" b="0"/>
+      </a:effectRef>
+      <a:fontRef idx="minor"/>
+    </dgm:style>
+  </dgm:styleLbl>
+  <dgm:styleLbl name="bgImgPlace1">
+    <dgm:scene3d>
+      <a:camera prst="orthographicFront"/>
+      <a:lightRig rig="threePt" dir="t"/>
+    </dgm:scene3d>
+    <dgm:sp3d/>
+    <dgm:txPr/>
+    <dgm:style>
+      <a:lnRef idx="2">
+        <a:scrgbClr r="0" g="0" b="0"/>
+      </a:lnRef>
+      <a:fillRef idx="1">
+        <a:scrgbClr r="0" g="0" b="0"/>
+      </a:fillRef>
+      <a:effectRef idx="0">
+        <a:scrgbClr r="0" g="0" b="0"/>
+      </a:effectRef>
+      <a:fontRef idx="minor"/>
+    </dgm:style>
+  </dgm:styleLbl>
+  <dgm:styleLbl name="sibTrans2D1">
+    <dgm:scene3d>
+      <a:camera prst="orthographicFront"/>
+      <a:lightRig rig="threePt" dir="t"/>
+    </dgm:scene3d>
+    <dgm:sp3d/>
+    <dgm:txPr/>
+    <dgm:style>
+      <a:lnRef idx="0">
+        <a:scrgbClr r="0" g="0" b="0"/>
+      </a:lnRef>
+      <a:fillRef idx="1">
+        <a:scrgbClr r="0" g="0" b="0"/>
+      </a:fillRef>
+      <a:effectRef idx="0">
+        <a:scrgbClr r="0" g="0" b="0"/>
+      </a:effectRef>
+      <a:fontRef idx="minor">
+        <a:schemeClr val="lt1"/>
+      </a:fontRef>
+    </dgm:style>
+  </dgm:styleLbl>
+  <dgm:styleLbl name="fgSibTrans2D1">
+    <dgm:scene3d>
+      <a:camera prst="orthographicFront"/>
+      <a:lightRig rig="threePt" dir="t"/>
+    </dgm:scene3d>
+    <dgm:sp3d/>
+    <dgm:txPr/>
+    <dgm:style>
+      <a:lnRef idx="0">
+        <a:scrgbClr r="0" g="0" b="0"/>
+      </a:lnRef>
+      <a:fillRef idx="1">
+        <a:scrgbClr r="0" g="0" b="0"/>
+      </a:fillRef>
+      <a:effectRef idx="0">
+        <a:scrgbClr r="0" g="0" b="0"/>
+      </a:effectRef>
+      <a:fontRef idx="minor">
+        <a:schemeClr val="lt1"/>
+      </a:fontRef>
+    </dgm:style>
+  </dgm:styleLbl>
+  <dgm:styleLbl name="bgSibTrans2D1">
+    <dgm:scene3d>
+      <a:camera prst="orthographicFront"/>
+      <a:lightRig rig="threePt" dir="t"/>
+    </dgm:scene3d>
+    <dgm:sp3d/>
+    <dgm:txPr/>
+    <dgm:style>
+      <a:lnRef idx="0">
+        <a:scrgbClr r="0" g="0" b="0"/>
+      </a:lnRef>
+      <a:fillRef idx="1">
+        <a:scrgbClr r="0" g="0" b="0"/>
+      </a:fillRef>
+      <a:effectRef idx="0">
+        <a:scrgbClr r="0" g="0" b="0"/>
+      </a:effectRef>
+      <a:fontRef idx="minor">
+        <a:schemeClr val="lt1"/>
+      </a:fontRef>
+    </dgm:style>
+  </dgm:styleLbl>
+  <dgm:styleLbl name="sibTrans1D1">
+    <dgm:scene3d>
+      <a:camera prst="orthographicFront"/>
+      <a:lightRig rig="threePt" dir="t"/>
+    </dgm:scene3d>
+    <dgm:sp3d/>
+    <dgm:txPr/>
+    <dgm:style>
+      <a:lnRef idx="1">
+        <a:scrgbClr r="0" g="0" b="0"/>
+      </a:lnRef>
+      <a:fillRef idx="0">
+        <a:scrgbClr r="0" g="0" b="0"/>
+      </a:fillRef>
+      <a:effectRef idx="0">
+        <a:scrgbClr r="0" g="0" b="0"/>
+      </a:effectRef>
+      <a:fontRef idx="minor"/>
+    </dgm:style>
+  </dgm:styleLbl>
+  <dgm:styleLbl name="callout">
+    <dgm:scene3d>
+      <a:camera prst="orthographicFront"/>
+      <a:lightRig rig="threePt" dir="t"/>
+    </dgm:scene3d>
+    <dgm:sp3d/>
+    <dgm:txPr/>
+    <dgm:style>
+      <a:lnRef idx="2">
+        <a:scrgbClr r="0" g="0" b="0"/>
+      </a:lnRef>
+      <a:fillRef idx="1">
+        <a:scrgbClr r="0" g="0" b="0"/>
+      </a:fillRef>
+      <a:effectRef idx="0">
+        <a:scrgbClr r="0" g="0" b="0"/>
+      </a:effectRef>
+      <a:fontRef idx="minor"/>
+    </dgm:style>
+  </dgm:styleLbl>
+  <dgm:styleLbl name="asst0">
+    <dgm:scene3d>
+      <a:camera prst="orthographicFront"/>
+      <a:lightRig rig="threePt" dir="t"/>
+    </dgm:scene3d>
+    <dgm:sp3d/>
+    <dgm:txPr/>
+    <dgm:style>
+      <a:lnRef idx="2">
+        <a:scrgbClr r="0" g="0" b="0"/>
+      </a:lnRef>
+      <a:fillRef idx="1">
+        <a:scrgbClr r="0" g="0" b="0"/>
+      </a:fillRef>
+      <a:effectRef idx="0">
+        <a:scrgbClr r="0" g="0" b="0"/>
+      </a:effectRef>
+      <a:fontRef idx="minor">
+        <a:schemeClr val="lt1"/>
+      </a:fontRef>
+    </dgm:style>
+  </dgm:styleLbl>
+  <dgm:styleLbl name="asst1">
+    <dgm:scene3d>
+      <a:camera prst="orthographicFront"/>
+      <a:lightRig rig="threePt" dir="t"/>
+    </dgm:scene3d>
+    <dgm:sp3d/>
+    <dgm:txPr/>
+    <dgm:style>
+      <a:lnRef idx="2">
+        <a:scrgbClr r="0" g="0" b="0"/>
+      </a:lnRef>
+      <a:fillRef idx="1">
+        <a:scrgbClr r="0" g="0" b="0"/>
+      </a:fillRef>
+      <a:effectRef idx="0">
+        <a:scrgbClr r="0" g="0" b="0"/>
+      </a:effectRef>
+      <a:fontRef idx="minor">
+        <a:schemeClr val="lt1"/>
+      </a:fontRef>
+    </dgm:style>
+  </dgm:styleLbl>
+  <dgm:styleLbl name="asst2">
+    <dgm:scene3d>
+      <a:camera prst="orthographicFront"/>
+      <a:lightRig rig="threePt" dir="t"/>
+    </dgm:scene3d>
+    <dgm:sp3d/>
+    <dgm:txPr/>
+    <dgm:style>
+      <a:lnRef idx="2">
+        <a:scrgbClr r="0" g="0" b="0"/>
+      </a:lnRef>
+      <a:fillRef idx="1">
+        <a:scrgbClr r="0" g="0" b="0"/>
+      </a:fillRef>
+      <a:effectRef idx="0">
+        <a:scrgbClr r="0" g="0" b="0"/>
+      </a:effectRef>
+      <a:fontRef idx="minor">
+        <a:schemeClr val="lt1"/>
+      </a:fontRef>
+    </dgm:style>
+  </dgm:styleLbl>
+  <dgm:styleLbl name="asst3">
+    <dgm:scene3d>
+      <a:camera prst="orthographicFront"/>
+      <a:lightRig rig="threePt" dir="t"/>
+    </dgm:scene3d>
+    <dgm:sp3d/>
+    <dgm:txPr/>
+    <dgm:style>
+      <a:lnRef idx="2">
+        <a:scrgbClr r="0" g="0" b="0"/>
+      </a:lnRef>
+      <a:fillRef idx="1">
+        <a:scrgbClr r="0" g="0" b="0"/>
+      </a:fillRef>
+      <a:effectRef idx="0">
+        <a:scrgbClr r="0" g="0" b="0"/>
+      </a:effectRef>
+      <a:fontRef idx="minor">
+        <a:schemeClr val="lt1"/>
+      </a:fontRef>
+    </dgm:style>
+  </dgm:styleLbl>
+  <dgm:styleLbl name="asst4">
+    <dgm:scene3d>
+      <a:camera prst="orthographicFront"/>
+      <a:lightRig rig="threePt" dir="t"/>
+    </dgm:scene3d>
+    <dgm:sp3d/>
+    <dgm:txPr/>
+    <dgm:style>
+      <a:lnRef idx="2">
+        <a:scrgbClr r="0" g="0" b="0"/>
+      </a:lnRef>
+      <a:fillRef idx="1">
+        <a:scrgbClr r="0" g="0" b="0"/>
+      </a:fillRef>
+      <a:effectRef idx="0">
+        <a:scrgbClr r="0" g="0" b="0"/>
+      </a:effectRef>
+      <a:fontRef idx="minor">
+        <a:schemeClr val="lt1"/>
+      </a:fontRef>
+    </dgm:style>
+  </dgm:styleLbl>
+  <dgm:styleLbl name="parChTrans2D1">
+    <dgm:scene3d>
+      <a:camera prst="orthographicFront"/>
+      <a:lightRig rig="threePt" dir="t"/>
+    </dgm:scene3d>
+    <dgm:sp3d/>
+    <dgm:txPr/>
+    <dgm:style>
+      <a:lnRef idx="2">
+        <a:scrgbClr r="0" g="0" b="0"/>
+      </a:lnRef>
+      <a:fillRef idx="1">
+        <a:scrgbClr r="0" g="0" b="0"/>
+      </a:fillRef>
+      <a:effectRef idx="0">
+        <a:scrgbClr r="0" g="0" b="0"/>
+      </a:effectRef>
+      <a:fontRef idx="minor">
+        <a:schemeClr val="lt1"/>
+      </a:fontRef>
+    </dgm:style>
+  </dgm:styleLbl>
+  <dgm:styleLbl name="parChTrans2D2">
+    <dgm:scene3d>
+      <a:camera prst="orthographicFront"/>
+      <a:lightRig rig="threePt" dir="t"/>
+    </dgm:scene3d>
+    <dgm:sp3d/>
+    <dgm:txPr/>
+    <dgm:style>
+      <a:lnRef idx="2">
+        <a:scrgbClr r="0" g="0" b="0"/>
+      </a:lnRef>
+      <a:fillRef idx="1">
+        <a:scrgbClr r="0" g="0" b="0"/>
+      </a:fillRef>
+      <a:effectRef idx="0">
+        <a:scrgbClr r="0" g="0" b="0"/>
+      </a:effectRef>
+      <a:fontRef idx="minor">
+        <a:schemeClr val="lt1"/>
+      </a:fontRef>
+    </dgm:style>
+  </dgm:styleLbl>
+  <dgm:styleLbl name="parChTrans2D3">
+    <dgm:scene3d>
+      <a:camera prst="orthographicFront"/>
+      <a:lightRig rig="threePt" dir="t"/>
+    </dgm:scene3d>
+    <dgm:sp3d/>
+    <dgm:txPr/>
+    <dgm:style>
+      <a:lnRef idx="2">
+        <a:scrgbClr r="0" g="0" b="0"/>
+      </a:lnRef>
+      <a:fillRef idx="1">
+        <a:scrgbClr r="0" g="0" b="0"/>
+      </a:fillRef>
+      <a:effectRef idx="0">
+        <a:scrgbClr r="0" g="0" b="0"/>
+      </a:effectRef>
+      <a:fontRef idx="minor">
+        <a:schemeClr val="lt1"/>
+      </a:fontRef>
+    </dgm:style>
+  </dgm:styleLbl>
+  <dgm:styleLbl name="parChTrans2D4">
+    <dgm:scene3d>
+      <a:camera prst="orthographicFront"/>
+      <a:lightRig rig="threePt" dir="t"/>
+    </dgm:scene3d>
+    <dgm:sp3d/>
+    <dgm:txPr/>
+    <dgm:style>
+      <a:lnRef idx="2">
+        <a:scrgbClr r="0" g="0" b="0"/>
+      </a:lnRef>
+      <a:fillRef idx="1">
+        <a:scrgbClr r="0" g="0" b="0"/>
+      </a:fillRef>
+      <a:effectRef idx="0">
+        <a:scrgbClr r="0" g="0" b="0"/>
+      </a:effectRef>
+      <a:fontRef idx="minor">
+        <a:schemeClr val="lt1"/>
+      </a:fontRef>
+    </dgm:style>
+  </dgm:styleLbl>
+  <dgm:styleLbl name="parChTrans1D1">
+    <dgm:scene3d>
+      <a:camera prst="orthographicFront"/>
+      <a:lightRig rig="threePt" dir="t"/>
+    </dgm:scene3d>
+    <dgm:sp3d/>
+    <dgm:txPr/>
+    <dgm:style>
+      <a:lnRef idx="2">
+        <a:scrgbClr r="0" g="0" b="0"/>
+      </a:lnRef>
+      <a:fillRef idx="0">
+        <a:scrgbClr r="0" g="0" b="0"/>
+      </a:fillRef>
+      <a:effectRef idx="0">
+        <a:scrgbClr r="0" g="0" b="0"/>
+      </a:effectRef>
+      <a:fontRef idx="minor"/>
+    </dgm:style>
+  </dgm:styleLbl>
+  <dgm:styleLbl name="parChTrans1D2">
+    <dgm:scene3d>
+      <a:camera prst="orthographicFront"/>
+      <a:lightRig rig="threePt" dir="t"/>
+    </dgm:scene3d>
+    <dgm:sp3d/>
+    <dgm:txPr/>
+    <dgm:style>
+      <a:lnRef idx="2">
+        <a:scrgbClr r="0" g="0" b="0"/>
+      </a:lnRef>
+      <a:fillRef idx="0">
+        <a:scrgbClr r="0" g="0" b="0"/>
+      </a:fillRef>
+      <a:effectRef idx="0">
+        <a:scrgbClr r="0" g="0" b="0"/>
+      </a:effectRef>
+      <a:fontRef idx="minor"/>
+    </dgm:style>
+  </dgm:styleLbl>
+  <dgm:styleLbl name="parChTrans1D3">
+    <dgm:scene3d>
+      <a:camera prst="orthographicFront"/>
+      <a:lightRig rig="threePt" dir="t"/>
+    </dgm:scene3d>
+    <dgm:sp3d/>
+    <dgm:txPr/>
+    <dgm:style>
+      <a:lnRef idx="2">
+        <a:scrgbClr r="0" g="0" b="0"/>
+      </a:lnRef>
+      <a:fillRef idx="0">
+        <a:scrgbClr r="0" g="0" b="0"/>
+      </a:fillRef>
+      <a:effectRef idx="0">
+        <a:scrgbClr r="0" g="0" b="0"/>
+      </a:effectRef>
+      <a:fontRef idx="minor"/>
+    </dgm:style>
+  </dgm:styleLbl>
+  <dgm:styleLbl name="parChTrans1D4">
+    <dgm:scene3d>
+      <a:camera prst="orthographicFront"/>
+      <a:lightRig rig="threePt" dir="t"/>
+    </dgm:scene3d>
+    <dgm:sp3d/>
+    <dgm:txPr/>
+    <dgm:style>
+      <a:lnRef idx="2">
+        <a:scrgbClr r="0" g="0" b="0"/>
+      </a:lnRef>
+      <a:fillRef idx="0">
+        <a:scrgbClr r="0" g="0" b="0"/>
+      </a:fillRef>
+      <a:effectRef idx="0">
+        <a:scrgbClr r="0" g="0" b="0"/>
+      </a:effectRef>
+      <a:fontRef idx="minor"/>
+    </dgm:style>
+  </dgm:styleLbl>
+  <dgm:styleLbl name="fgAcc1">
+    <dgm:scene3d>
+      <a:camera prst="orthographicFront"/>
+      <a:lightRig rig="threePt" dir="t"/>
+    </dgm:scene3d>
+    <dgm:sp3d/>
+    <dgm:txPr/>
+    <dgm:style>
+      <a:lnRef idx="2">
+        <a:scrgbClr r="0" g="0" b="0"/>
+      </a:lnRef>
+      <a:fillRef idx="1">
+        <a:scrgbClr r="0" g="0" b="0"/>
+      </a:fillRef>
+      <a:effectRef idx="0">
+        <a:scrgbClr r="0" g="0" b="0"/>
+      </a:effectRef>
+      <a:fontRef idx="minor"/>
+    </dgm:style>
+  </dgm:styleLbl>
+  <dgm:styleLbl name="conFgAcc1">
+    <dgm:scene3d>
+      <a:camera prst="orthographicFront"/>
+      <a:lightRig rig="threePt" dir="t"/>
+    </dgm:scene3d>
+    <dgm:sp3d/>
+    <dgm:txPr/>
+    <dgm:style>
+      <a:lnRef idx="2">
+        <a:scrgbClr r="0" g="0" b="0"/>
+      </a:lnRef>
+      <a:fillRef idx="1">
+        <a:scrgbClr r="0" g="0" b="0"/>
+      </a:fillRef>
+      <a:effectRef idx="0">
+        <a:scrgbClr r="0" g="0" b="0"/>
+      </a:effectRef>
+      <a:fontRef idx="minor"/>
+    </dgm:style>
+  </dgm:styleLbl>
+  <dgm:styleLbl name="alignAcc1">
+    <dgm:scene3d>
+      <a:camera prst="orthographicFront"/>
+      <a:lightRig rig="threePt" dir="t"/>
+    </dgm:scene3d>
+    <dgm:sp3d/>
+    <dgm:txPr/>
+    <dgm:style>
+      <a:lnRef idx="2">
+        <a:scrgbClr r="0" g="0" b="0"/>
+      </a:lnRef>
+      <a:fillRef idx="1">
+        <a:scrgbClr r="0" g="0" b="0"/>
+      </a:fillRef>
+      <a:effectRef idx="0">
+        <a:scrgbClr r="0" g="0" b="0"/>
+      </a:effectRef>
+      <a:fontRef idx="minor"/>
+    </dgm:style>
+  </dgm:styleLbl>
+  <dgm:styleLbl name="trAlignAcc1">
+    <dgm:scene3d>
+      <a:camera prst="orthographicFront"/>
+      <a:lightRig rig="threePt" dir="t"/>
+    </dgm:scene3d>
+    <dgm:sp3d/>
+    <dgm:txPr/>
+    <dgm:style>
+      <a:lnRef idx="1">
+        <a:scrgbClr r="0" g="0" b="0"/>
+      </a:lnRef>
+      <a:fillRef idx="1">
+        <a:scrgbClr r="0" g="0" b="0"/>
+      </a:fillRef>
+      <a:effectRef idx="0">
+        <a:scrgbClr r="0" g="0" b="0"/>
+      </a:effectRef>
+      <a:fontRef idx="minor"/>
+    </dgm:style>
+  </dgm:styleLbl>
+  <dgm:styleLbl name="bgAcc1">
+    <dgm:scene3d>
+      <a:camera prst="orthographicFront"/>
+      <a:lightRig rig="threePt" dir="t"/>
+    </dgm:scene3d>
+    <dgm:sp3d/>
+    <dgm:txPr/>
+    <dgm:style>
+      <a:lnRef idx="2">
+        <a:scrgbClr r="0" g="0" b="0"/>
+      </a:lnRef>
+      <a:fillRef idx="1">
+        <a:scrgbClr r="0" g="0" b="0"/>
+      </a:fillRef>
+      <a:effectRef idx="0">
+        <a:scrgbClr r="0" g="0" b="0"/>
+      </a:effectRef>
+      <a:fontRef idx="minor"/>
+    </dgm:style>
+  </dgm:styleLbl>
+  <dgm:styleLbl name="solidFgAcc1">
+    <dgm:scene3d>
+      <a:camera prst="orthographicFront"/>
+      <a:lightRig rig="threePt" dir="t"/>
+    </dgm:scene3d>
+    <dgm:sp3d/>
+    <dgm:txPr/>
+    <dgm:style>
+      <a:lnRef idx="2">
+        <a:scrgbClr r="0" g="0" b="0"/>
+      </a:lnRef>
+      <a:fillRef idx="1">
+        <a:scrgbClr r="0" g="0" b="0"/>
+      </a:fillRef>
+      <a:effectRef idx="0">
+        <a:scrgbClr r="0" g="0" b="0"/>
+      </a:effectRef>
+      <a:fontRef idx="minor"/>
+    </dgm:style>
+  </dgm:styleLbl>
+  <dgm:styleLbl name="solidAlignAcc1">
+    <dgm:scene3d>
+      <a:camera prst="orthographicFront"/>
+      <a:lightRig rig="threePt" dir="t"/>
+    </dgm:scene3d>
+    <dgm:sp3d/>
+    <dgm:txPr/>
+    <dgm:style>
+      <a:lnRef idx="2">
+        <a:scrgbClr r="0" g="0" b="0"/>
+      </a:lnRef>
+      <a:fillRef idx="1">
+        <a:scrgbClr r="0" g="0" b="0"/>
+      </a:fillRef>
+      <a:effectRef idx="0">
+        <a:scrgbClr r="0" g="0" b="0"/>
+      </a:effectRef>
+      <a:fontRef idx="minor"/>
+    </dgm:style>
+  </dgm:styleLbl>
+  <dgm:styleLbl name="solidBgAcc1">
+    <dgm:scene3d>
+      <a:camera prst="orthographicFront"/>
+      <a:lightRig rig="threePt" dir="t"/>
+    </dgm:scene3d>
+    <dgm:sp3d/>
+    <dgm:txPr/>
+    <dgm:style>
+      <a:lnRef idx="2">
+        <a:scrgbClr r="0" g="0" b="0"/>
+      </a:lnRef>
+      <a:fillRef idx="1">
+        <a:scrgbClr r="0" g="0" b="0"/>
+      </a:fillRef>
+      <a:effectRef idx="0">
+        <a:scrgbClr r="0" g="0" b="0"/>
+      </a:effectRef>
+      <a:fontRef idx="minor"/>
+    </dgm:style>
+  </dgm:styleLbl>
+  <dgm:styleLbl name="fgAccFollowNode1">
+    <dgm:scene3d>
+      <a:camera prst="orthographicFront"/>
+      <a:lightRig rig="threePt" dir="t"/>
+    </dgm:scene3d>
+    <dgm:sp3d/>
+    <dgm:txPr/>
+    <dgm:style>
+      <a:lnRef idx="2">
+        <a:scrgbClr r="0" g="0" b="0"/>
+      </a:lnRef>
+      <a:fillRef idx="1">
+        <a:scrgbClr r="0" g="0" b="0"/>
+      </a:fillRef>
+      <a:effectRef idx="0">
+        <a:scrgbClr r="0" g="0" b="0"/>
+      </a:effectRef>
+      <a:fontRef idx="minor"/>
+    </dgm:style>
+  </dgm:styleLbl>
+  <dgm:styleLbl name="alignAccFollowNode1">
+    <dgm:scene3d>
+      <a:camera prst="orthographicFront"/>
+      <a:lightRig rig="threePt" dir="t"/>
+    </dgm:scene3d>
+    <dgm:sp3d/>
+    <dgm:txPr/>
+    <dgm:style>
+      <a:lnRef idx="2">
+        <a:scrgbClr r="0" g="0" b="0"/>
+      </a:lnRef>
+      <a:fillRef idx="1">
+        <a:scrgbClr r="0" g="0" b="0"/>
+      </a:fillRef>
+      <a:effectRef idx="0">
+        <a:scrgbClr r="0" g="0" b="0"/>
+      </a:effectRef>
+      <a:fontRef idx="minor"/>
+    </dgm:style>
+  </dgm:styleLbl>
+  <dgm:styleLbl name="bgAccFollowNode1">
+    <dgm:scene3d>
+      <a:camera prst="orthographicFront"/>
+      <a:lightRig rig="threePt" dir="t"/>
+    </dgm:scene3d>
+    <dgm:sp3d/>
+    <dgm:txPr/>
+    <dgm:style>
+      <a:lnRef idx="2">
+        <a:scrgbClr r="0" g="0" b="0"/>
+      </a:lnRef>
+      <a:fillRef idx="1">
+        <a:scrgbClr r="0" g="0" b="0"/>
+      </a:fillRef>
+      <a:effectRef idx="0">
+        <a:scrgbClr r="0" g="0" b="0"/>
+      </a:effectRef>
+      <a:fontRef idx="minor"/>
+    </dgm:style>
+  </dgm:styleLbl>
+  <dgm:styleLbl name="fgAcc0">
+    <dgm:scene3d>
+      <a:camera prst="orthographicFront"/>
+      <a:lightRig rig="threePt" dir="t"/>
+    </dgm:scene3d>
+    <dgm:sp3d/>
+    <dgm:txPr/>
+    <dgm:style>
+      <a:lnRef idx="2">
+        <a:scrgbClr r="0" g="0" b="0"/>
+      </a:lnRef>
+      <a:fillRef idx="1">
+        <a:scrgbClr r="0" g="0" b="0"/>
+      </a:fillRef>
+      <a:effectRef idx="0">
+        <a:scrgbClr r="0" g="0" b="0"/>
+      </a:effectRef>
+      <a:fontRef idx="minor"/>
+    </dgm:style>
+  </dgm:styleLbl>
+  <dgm:styleLbl name="fgAcc2">
+    <dgm:scene3d>
+      <a:camera prst="orthographicFront"/>
+      <a:lightRig rig="threePt" dir="t"/>
+    </dgm:scene3d>
+    <dgm:sp3d/>
+    <dgm:txPr/>
+    <dgm:style>
+      <a:lnRef idx="2">
+        <a:scrgbClr r="0" g="0" b="0"/>
+      </a:lnRef>
+      <a:fillRef idx="1">
+        <a:scrgbClr r="0" g="0" b="0"/>
+      </a:fillRef>
+      <a:effectRef idx="0">
+        <a:scrgbClr r="0" g="0" b="0"/>
+      </a:effectRef>
+      <a:fontRef idx="minor"/>
+    </dgm:style>
+  </dgm:styleLbl>
+  <dgm:styleLbl name="fgAcc3">
+    <dgm:scene3d>
+      <a:camera prst="orthographicFront"/>
+      <a:lightRig rig="threePt" dir="t"/>
+    </dgm:scene3d>
+    <dgm:sp3d/>
+    <dgm:txPr/>
+    <dgm:style>
+      <a:lnRef idx="2">
+        <a:scrgbClr r="0" g="0" b="0"/>
+      </a:lnRef>
+      <a:fillRef idx="1">
+        <a:scrgbClr r="0" g="0" b="0"/>
+      </a:fillRef>
+      <a:effectRef idx="0">
+        <a:scrgbClr r="0" g="0" b="0"/>
+      </a:effectRef>
+      <a:fontRef idx="minor"/>
+    </dgm:style>
+  </dgm:styleLbl>
+  <dgm:styleLbl name="fgAcc4">
+    <dgm:scene3d>
+      <a:camera prst="orthographicFront"/>
+      <a:lightRig rig="threePt" dir="t"/>
+    </dgm:scene3d>
+    <dgm:sp3d/>
+    <dgm:txPr/>
+    <dgm:style>
+      <a:lnRef idx="2">
+        <a:scrgbClr r="0" g="0" b="0"/>
+      </a:lnRef>
+      <a:fillRef idx="1">
+        <a:scrgbClr r="0" g="0" b="0"/>
+      </a:fillRef>
+      <a:effectRef idx="0">
+        <a:scrgbClr r="0" g="0" b="0"/>
+      </a:effectRef>
+      <a:fontRef idx="minor"/>
+    </dgm:style>
+  </dgm:styleLbl>
+  <dgm:styleLbl name="bgShp">
+    <dgm:scene3d>
+      <a:camera prst="orthographicFront"/>
+      <a:lightRig rig="threePt" dir="t"/>
+    </dgm:scene3d>
+    <dgm:sp3d/>
+    <dgm:txPr/>
+    <dgm:style>
+      <a:lnRef idx="0">
+        <a:scrgbClr r="0" g="0" b="0"/>
+      </a:lnRef>
+      <a:fillRef idx="1">
+        <a:scrgbClr r="0" g="0" b="0"/>
+      </a:fillRef>
+      <a:effectRef idx="0">
+        <a:scrgbClr r="0" g="0" b="0"/>
+      </a:effectRef>
+      <a:fontRef idx="minor"/>
+    </dgm:style>
+  </dgm:styleLbl>
+  <dgm:styleLbl name="dkBgShp">
+    <dgm:scene3d>
+      <a:camera prst="orthographicFront"/>
+      <a:lightRig rig="threePt" dir="t"/>
+    </dgm:scene3d>
+    <dgm:sp3d/>
+    <dgm:txPr/>
+    <dgm:style>
+      <a:lnRef idx="0">
+        <a:scrgbClr r="0" g="0" b="0"/>
+      </a:lnRef>
+      <a:fillRef idx="1">
+        <a:scrgbClr r="0" g="0" b="0"/>
+      </a:fillRef>
+      <a:effectRef idx="0">
+        <a:scrgbClr r="0" g="0" b="0"/>
+      </a:effectRef>
+      <a:fontRef idx="minor"/>
+    </dgm:style>
+  </dgm:styleLbl>
+  <dgm:styleLbl name="trBgShp">
+    <dgm:scene3d>
+      <a:camera prst="orthographicFront"/>
+      <a:lightRig rig="threePt" dir="t"/>
+    </dgm:scene3d>
+    <dgm:sp3d/>
+    <dgm:txPr/>
+    <dgm:style>
+      <a:lnRef idx="0">
+        <a:scrgbClr r="0" g="0" b="0"/>
+      </a:lnRef>
+      <a:fillRef idx="1">
+        <a:scrgbClr r="0" g="0" b="0"/>
+      </a:fillRef>
+      <a:effectRef idx="0">
+        <a:scrgbClr r="0" g="0" b="0"/>
+      </a:effectRef>
+      <a:fontRef idx="minor"/>
+    </dgm:style>
+  </dgm:styleLbl>
+  <dgm:styleLbl name="fgShp">
+    <dgm:scene3d>
+      <a:camera prst="orthographicFront"/>
+      <a:lightRig rig="threePt" dir="t"/>
+    </dgm:scene3d>
+    <dgm:sp3d/>
+    <dgm:txPr/>
+    <dgm:style>
+      <a:lnRef idx="2">
+        <a:scrgbClr r="0" g="0" b="0"/>
+      </a:lnRef>
+      <a:fillRef idx="1">
+        <a:scrgbClr r="0" g="0" b="0"/>
+      </a:fillRef>
+      <a:effectRef idx="0">
+        <a:scrgbClr r="0" g="0" b="0"/>
+      </a:effectRef>
+      <a:fontRef idx="minor"/>
+    </dgm:style>
+  </dgm:styleLbl>
+  <dgm:styleLbl name="revTx">
+    <dgm:scene3d>
+      <a:camera prst="orthographicFront"/>
+      <a:lightRig rig="threePt" dir="t"/>
+    </dgm:scene3d>
+    <dgm:sp3d/>
+    <dgm:txPr/>
+    <dgm:style>
+      <a:lnRef idx="0">
+        <a:scrgbClr r="0" g="0" b="0"/>
+      </a:lnRef>
+      <a:fillRef idx="0">
+        <a:scrgbClr r="0" g="0" b="0"/>
+      </a:fillRef>
+      <a:effectRef idx="0">
+        <a:scrgbClr r="0" g="0" b="0"/>
+      </a:effectRef>
+      <a:fontRef idx="minor"/>
+    </dgm:style>
+  </dgm:styleLbl>
+</dgm:styleDef>
+</file>
+
+<file path=word/diagrams/quickStyle2.xml><?xml version="1.0" encoding="utf-8"?>
+<dgm:styleDef xmlns:dgm="http://schemas.openxmlformats.org/drawingml/2006/diagram" xmlns:a="http://schemas.openxmlformats.org/drawingml/2006/main" uniqueId="urn:microsoft.com/office/officeart/2005/8/quickstyle/simple1">
+  <dgm:title val=""/>
+  <dgm:desc val=""/>
+  <dgm:catLst>
+    <dgm:cat type="simple" pri="10100"/>
+  </dgm:catLst>
+  <dgm:scene3d>
+    <a:camera prst="orthographicFront"/>
+    <a:lightRig rig="threePt" dir="t"/>
+  </dgm:scene3d>
+  <dgm:styleLbl name="node0">
+    <dgm:scene3d>
+      <a:camera prst="orthographicFront"/>
+      <a:lightRig rig="threePt" dir="t"/>
+    </dgm:scene3d>
+    <dgm:sp3d/>
+    <dgm:txPr/>
+    <dgm:style>
+      <a:lnRef idx="2">
+        <a:scrgbClr r="0" g="0" b="0"/>
+      </a:lnRef>
+      <a:fillRef idx="1">
+        <a:scrgbClr r="0" g="0" b="0"/>
+      </a:fillRef>
+      <a:effectRef idx="0">
+        <a:scrgbClr r="0" g="0" b="0"/>
+      </a:effectRef>
+      <a:fontRef idx="minor">
+        <a:schemeClr val="lt1"/>
+      </a:fontRef>
+    </dgm:style>
+  </dgm:styleLbl>
+  <dgm:styleLbl name="lnNode1">
+    <dgm:scene3d>
+      <a:camera prst="orthographicFront"/>
+      <a:lightRig rig="threePt" dir="t"/>
+    </dgm:scene3d>
+    <dgm:sp3d/>
+    <dgm:txPr/>
+    <dgm:style>
+      <a:lnRef idx="2">
+        <a:scrgbClr r="0" g="0" b="0"/>
+      </a:lnRef>
+      <a:fillRef idx="1">
+        <a:scrgbClr r="0" g="0" b="0"/>
+      </a:fillRef>
+      <a:effectRef idx="0">
+        <a:scrgbClr r="0" g="0" b="0"/>
+      </a:effectRef>
+      <a:fontRef idx="minor">
+        <a:schemeClr val="lt1"/>
+      </a:fontRef>
+    </dgm:style>
+  </dgm:styleLbl>
+  <dgm:styleLbl name="vennNode1">
+    <dgm:scene3d>
+      <a:camera prst="orthographicFront"/>
+      <a:lightRig rig="threePt" dir="t"/>
+    </dgm:scene3d>
+    <dgm:sp3d/>
+    <dgm:txPr/>
+    <dgm:style>
+      <a:lnRef idx="2">
+        <a:scrgbClr r="0" g="0" b="0"/>
+      </a:lnRef>
+      <a:fillRef idx="1">
+        <a:scrgbClr r="0" g="0" b="0"/>
+      </a:fillRef>
+      <a:effectRef idx="0">
+        <a:scrgbClr r="0" g="0" b="0"/>
+      </a:effectRef>
+      <a:fontRef idx="minor">
+        <a:schemeClr val="tx1"/>
+      </a:fontRef>
+    </dgm:style>
+  </dgm:styleLbl>
+  <dgm:styleLbl name="alignNode1">
+    <dgm:scene3d>
+      <a:camera prst="orthographicFront"/>
+      <a:lightRig rig="threePt" dir="t"/>
+    </dgm:scene3d>
+    <dgm:sp3d/>
+    <dgm:txPr/>
+    <dgm:style>
+      <a:lnRef idx="2">
+        <a:scrgbClr r="0" g="0" b="0"/>
+      </a:lnRef>
+      <a:fillRef idx="1">
+        <a:scrgbClr r="0" g="0" b="0"/>
+      </a:fillRef>
+      <a:effectRef idx="0">
+        <a:scrgbClr r="0" g="0" b="0"/>
+      </a:effectRef>
+      <a:fontRef idx="minor">
+        <a:schemeClr val="lt1"/>
+      </a:fontRef>
+    </dgm:style>
+  </dgm:styleLbl>
+  <dgm:styleLbl name="node1">
+    <dgm:scene3d>
+      <a:camera prst="orthographicFront"/>
+      <a:lightRig rig="threePt" dir="t"/>
+    </dgm:scene3d>
+    <dgm:sp3d/>
+    <dgm:txPr/>
+    <dgm:style>
+      <a:lnRef idx="2">
+        <a:scrgbClr r="0" g="0" b="0"/>
+      </a:lnRef>
+      <a:fillRef idx="1">
+        <a:scrgbClr r="0" g="0" b="0"/>
+      </a:fillRef>
+      <a:effectRef idx="0">
+        <a:scrgbClr r="0" g="0" b="0"/>
+      </a:effectRef>
+      <a:fontRef idx="minor">
+        <a:schemeClr val="lt1"/>
+      </a:fontRef>
+    </dgm:style>
+  </dgm:styleLbl>
+  <dgm:styleLbl name="node2">
+    <dgm:scene3d>
+      <a:camera prst="orthographicFront"/>
+      <a:lightRig rig="threePt" dir="t"/>
+    </dgm:scene3d>
+    <dgm:sp3d/>
+    <dgm:txPr/>
+    <dgm:style>
+      <a:lnRef idx="2">
+        <a:scrgbClr r="0" g="0" b="0"/>
+      </a:lnRef>
+      <a:fillRef idx="1">
+        <a:scrgbClr r="0" g="0" b="0"/>
+      </a:fillRef>
+      <a:effectRef idx="0">
+        <a:scrgbClr r="0" g="0" b="0"/>
+      </a:effectRef>
+      <a:fontRef idx="minor">
+        <a:schemeClr val="lt1"/>
+      </a:fontRef>
+    </dgm:style>
+  </dgm:styleLbl>
+  <dgm:styleLbl name="node3">
+    <dgm:scene3d>
+      <a:camera prst="orthographicFront"/>
+      <a:lightRig rig="threePt" dir="t"/>
+    </dgm:scene3d>
+    <dgm:sp3d/>
+    <dgm:txPr/>
+    <dgm:style>
+      <a:lnRef idx="2">
+        <a:scrgbClr r="0" g="0" b="0"/>
+      </a:lnRef>
+      <a:fillRef idx="1">
+        <a:scrgbClr r="0" g="0" b="0"/>
+      </a:fillRef>
+      <a:effectRef idx="0">
+        <a:scrgbClr r="0" g="0" b="0"/>
+      </a:effectRef>
+      <a:fontRef idx="minor">
+        <a:schemeClr val="lt1"/>
+      </a:fontRef>
+    </dgm:style>
+  </dgm:styleLbl>
+  <dgm:styleLbl name="node4">
+    <dgm:scene3d>
+      <a:camera prst="orthographicFront"/>
+      <a:lightRig rig="threePt" dir="t"/>
+    </dgm:scene3d>
+    <dgm:sp3d/>
+    <dgm:txPr/>
+    <dgm:style>
+      <a:lnRef idx="2">
+        <a:scrgbClr r="0" g="0" b="0"/>
+      </a:lnRef>
+      <a:fillRef idx="1">
+        <a:scrgbClr r="0" g="0" b="0"/>
+      </a:fillRef>
+      <a:effectRef idx="0">
+        <a:scrgbClr r="0" g="0" b="0"/>
+      </a:effectRef>
+      <a:fontRef idx="minor">
+        <a:schemeClr val="lt1"/>
+      </a:fontRef>
+    </dgm:style>
+  </dgm:styleLbl>
+  <dgm:styleLbl name="fgImgPlace1">
+    <dgm:scene3d>
+      <a:camera prst="orthographicFront"/>
+      <a:lightRig rig="threePt" dir="t"/>
+    </dgm:scene3d>
+    <dgm:sp3d/>
+    <dgm:txPr/>
+    <dgm:style>
+      <a:lnRef idx="2">
+        <a:scrgbClr r="0" g="0" b="0"/>
+      </a:lnRef>
+      <a:fillRef idx="1">
+        <a:scrgbClr r="0" g="0" b="0"/>
+      </a:fillRef>
+      <a:effectRef idx="0">
+        <a:scrgbClr r="0" g="0" b="0"/>
+      </a:effectRef>
+      <a:fontRef idx="minor"/>
+    </dgm:style>
+  </dgm:styleLbl>
+  <dgm:styleLbl name="alignImgPlace1">
+    <dgm:scene3d>
+      <a:camera prst="orthographicFront"/>
+      <a:lightRig rig="threePt" dir="t"/>
+    </dgm:scene3d>
+    <dgm:sp3d/>
+    <dgm:txPr/>
+    <dgm:style>
+      <a:lnRef idx="2">
+        <a:scrgbClr r="0" g="0" b="0"/>
+      </a:lnRef>
+      <a:fillRef idx="1">
+        <a:scrgbClr r="0" g="0" b="0"/>
+      </a:fillRef>
+      <a:effectRef idx="0">
+        <a:scrgbClr r="0" g="0" b="0"/>
+      </a:effectRef>
+      <a:fontRef idx="minor"/>
+    </dgm:style>
+  </dgm:styleLbl>
+  <dgm:styleLbl name="bgImgPlace1">
+    <dgm:scene3d>
+      <a:camera prst="orthographicFront"/>
+      <a:lightRig rig="threePt" dir="t"/>
+    </dgm:scene3d>
+    <dgm:sp3d/>
+    <dgm:txPr/>
+    <dgm:style>
+      <a:lnRef idx="2">
+        <a:scrgbClr r="0" g="0" b="0"/>
+      </a:lnRef>
+      <a:fillRef idx="1">
+        <a:scrgbClr r="0" g="0" b="0"/>
+      </a:fillRef>
+      <a:effectRef idx="0">
+        <a:scrgbClr r="0" g="0" b="0"/>
+      </a:effectRef>
+      <a:fontRef idx="minor"/>
+    </dgm:style>
+  </dgm:styleLbl>
+  <dgm:styleLbl name="sibTrans2D1">
+    <dgm:scene3d>
+      <a:camera prst="orthographicFront"/>
+      <a:lightRig rig="threePt" dir="t"/>
+    </dgm:scene3d>
+    <dgm:sp3d/>
+    <dgm:txPr/>
+    <dgm:style>
+      <a:lnRef idx="0">
+        <a:scrgbClr r="0" g="0" b="0"/>
+      </a:lnRef>
+      <a:fillRef idx="1">
+        <a:scrgbClr r="0" g="0" b="0"/>
+      </a:fillRef>
+      <a:effectRef idx="0">
+        <a:scrgbClr r="0" g="0" b="0"/>
+      </a:effectRef>
+      <a:fontRef idx="minor">
+        <a:schemeClr val="lt1"/>
+      </a:fontRef>
+    </dgm:style>
+  </dgm:styleLbl>
+  <dgm:styleLbl name="fgSibTrans2D1">
+    <dgm:scene3d>
+      <a:camera prst="orthographicFront"/>
+      <a:lightRig rig="threePt" dir="t"/>
+    </dgm:scene3d>
+    <dgm:sp3d/>
+    <dgm:txPr/>
+    <dgm:style>
+      <a:lnRef idx="0">
+        <a:scrgbClr r="0" g="0" b="0"/>
+      </a:lnRef>
+      <a:fillRef idx="1">
+        <a:scrgbClr r="0" g="0" b="0"/>
+      </a:fillRef>
+      <a:effectRef idx="0">
+        <a:scrgbClr r="0" g="0" b="0"/>
+      </a:effectRef>
+      <a:fontRef idx="minor">
+        <a:schemeClr val="lt1"/>
+      </a:fontRef>
+    </dgm:style>
+  </dgm:styleLbl>
+  <dgm:styleLbl name="bgSibTrans2D1">
+    <dgm:scene3d>
+      <a:camera prst="orthographicFront"/>
+      <a:lightRig rig="threePt" dir="t"/>
+    </dgm:scene3d>
+    <dgm:sp3d/>
+    <dgm:txPr/>
+    <dgm:style>
+      <a:lnRef idx="0">
+        <a:scrgbClr r="0" g="0" b="0"/>
+      </a:lnRef>
+      <a:fillRef idx="1">
+        <a:scrgbClr r="0" g="0" b="0"/>
+      </a:fillRef>
+      <a:effectRef idx="0">
+        <a:scrgbClr r="0" g="0" b="0"/>
+      </a:effectRef>
+      <a:fontRef idx="minor">
+        <a:schemeClr val="lt1"/>
+      </a:fontRef>
+    </dgm:style>
+  </dgm:styleLbl>
+  <dgm:styleLbl name="sibTrans1D1">
+    <dgm:scene3d>
+      <a:camera prst="orthographicFront"/>
+      <a:lightRig rig="threePt" dir="t"/>
+    </dgm:scene3d>
+    <dgm:sp3d/>
+    <dgm:txPr/>
+    <dgm:style>
+      <a:lnRef idx="1">
+        <a:scrgbClr r="0" g="0" b="0"/>
+      </a:lnRef>
+      <a:fillRef idx="0">
+        <a:scrgbClr r="0" g="0" b="0"/>
+      </a:fillRef>
+      <a:effectRef idx="0">
+        <a:scrgbClr r="0" g="0" b="0"/>
+      </a:effectRef>
+      <a:fontRef idx="minor"/>
+    </dgm:style>
+  </dgm:styleLbl>
+  <dgm:styleLbl name="callout">
+    <dgm:scene3d>
+      <a:camera prst="orthographicFront"/>
+      <a:lightRig rig="threePt" dir="t"/>
+    </dgm:scene3d>
+    <dgm:sp3d/>
+    <dgm:txPr/>
+    <dgm:style>
+      <a:lnRef idx="2">
+        <a:scrgbClr r="0" g="0" b="0"/>
+      </a:lnRef>
+      <a:fillRef idx="1">
+        <a:scrgbClr r="0" g="0" b="0"/>
+      </a:fillRef>
+      <a:effectRef idx="0">
+        <a:scrgbClr r="0" g="0" b="0"/>
+      </a:effectRef>
+      <a:fontRef idx="minor"/>
+    </dgm:style>
+  </dgm:styleLbl>
+  <dgm:styleLbl name="asst0">
+    <dgm:scene3d>
+      <a:camera prst="orthographicFront"/>
+      <a:lightRig rig="threePt" dir="t"/>
+    </dgm:scene3d>
+    <dgm:sp3d/>
+    <dgm:txPr/>
+    <dgm:style>
+      <a:lnRef idx="2">
+        <a:scrgbClr r="0" g="0" b="0"/>
+      </a:lnRef>
+      <a:fillRef idx="1">
+        <a:scrgbClr r="0" g="0" b="0"/>
+      </a:fillRef>
+      <a:effectRef idx="0">
+        <a:scrgbClr r="0" g="0" b="0"/>
+      </a:effectRef>
+      <a:fontRef idx="minor">
+        <a:schemeClr val="lt1"/>
+      </a:fontRef>
+    </dgm:style>
+  </dgm:styleLbl>
+  <dgm:styleLbl name="asst1">
+    <dgm:scene3d>
+      <a:camera prst="orthographicFront"/>
+      <a:lightRig rig="threePt" dir="t"/>
+    </dgm:scene3d>
+    <dgm:sp3d/>
+    <dgm:txPr/>
+    <dgm:style>
+      <a:lnRef idx="2">
+        <a:scrgbClr r="0" g="0" b="0"/>
+      </a:lnRef>
+      <a:fillRef idx="1">
+        <a:scrgbClr r="0" g="0" b="0"/>
+      </a:fillRef>
+      <a:effectRef idx="0">
+        <a:scrgbClr r="0" g="0" b="0"/>
+      </a:effectRef>
+      <a:fontRef idx="minor">
+        <a:schemeClr val="lt1"/>
+      </a:fontRef>
+    </dgm:style>
+  </dgm:styleLbl>
+  <dgm:styleLbl name="asst2">
+    <dgm:scene3d>
+      <a:camera prst="orthographicFront"/>
+      <a:lightRig rig="threePt" dir="t"/>
+    </dgm:scene3d>
+    <dgm:sp3d/>
+    <dgm:txPr/>
+    <dgm:style>
+      <a:lnRef idx="2">
+        <a:scrgbClr r="0" g="0" b="0"/>
+      </a:lnRef>
+      <a:fillRef idx="1">
+        <a:scrgbClr r="0" g="0" b="0"/>
+      </a:fillRef>
+      <a:effectRef idx="0">
+        <a:scrgbClr r="0" g="0" b="0"/>
+      </a:effectRef>
+      <a:fontRef idx="minor">
+        <a:schemeClr val="lt1"/>
+      </a:fontRef>
+    </dgm:style>
+  </dgm:styleLbl>
+  <dgm:styleLbl name="asst3">
+    <dgm:scene3d>
+      <a:camera prst="orthographicFront"/>
+      <a:lightRig rig="threePt" dir="t"/>
+    </dgm:scene3d>
+    <dgm:sp3d/>
+    <dgm:txPr/>
+    <dgm:style>
+      <a:lnRef idx="2">
+        <a:scrgbClr r="0" g="0" b="0"/>
+      </a:lnRef>
+      <a:fillRef idx="1">
+        <a:scrgbClr r="0" g="0" b="0"/>
+      </a:fillRef>
+      <a:effectRef idx="0">
+        <a:scrgbClr r="0" g="0" b="0"/>
+      </a:effectRef>
+      <a:fontRef idx="minor">
+        <a:schemeClr val="lt1"/>
+      </a:fontRef>
+    </dgm:style>
+  </dgm:styleLbl>
+  <dgm:styleLbl name="asst4">
+    <dgm:scene3d>
+      <a:camera prst="orthographicFront"/>
+      <a:lightRig rig="threePt" dir="t"/>
+    </dgm:scene3d>
+    <dgm:sp3d/>
+    <dgm:txPr/>
+    <dgm:style>
+      <a:lnRef idx="2">
+        <a:scrgbClr r="0" g="0" b="0"/>
+      </a:lnRef>
+      <a:fillRef idx="1">
+        <a:scrgbClr r="0" g="0" b="0"/>
+      </a:fillRef>
+      <a:effectRef idx="0">
+        <a:scrgbClr r="0" g="0" b="0"/>
+      </a:effectRef>
+      <a:fontRef idx="minor">
+        <a:schemeClr val="lt1"/>
+      </a:fontRef>
+    </dgm:style>
+  </dgm:styleLbl>
+  <dgm:styleLbl name="parChTrans2D1">
+    <dgm:scene3d>
+      <a:camera prst="orthographicFront"/>
+      <a:lightRig rig="threePt" dir="t"/>
+    </dgm:scene3d>
+    <dgm:sp3d/>
+    <dgm:txPr/>
+    <dgm:style>
+      <a:lnRef idx="2">
+        <a:scrgbClr r="0" g="0" b="0"/>
+      </a:lnRef>
+      <a:fillRef idx="1">
+        <a:scrgbClr r="0" g="0" b="0"/>
+      </a:fillRef>
+      <a:effectRef idx="0">
+        <a:scrgbClr r="0" g="0" b="0"/>
+      </a:effectRef>
+      <a:fontRef idx="minor">
+        <a:schemeClr val="lt1"/>
+      </a:fontRef>
+    </dgm:style>
+  </dgm:styleLbl>
+  <dgm:styleLbl name="parChTrans2D2">
+    <dgm:scene3d>
+      <a:camera prst="orthographicFront"/>
+      <a:lightRig rig="threePt" dir="t"/>
+    </dgm:scene3d>
+    <dgm:sp3d/>
+    <dgm:txPr/>
+    <dgm:style>
+      <a:lnRef idx="2">
+        <a:scrgbClr r="0" g="0" b="0"/>
+      </a:lnRef>
+      <a:fillRef idx="1">
+        <a:scrgbClr r="0" g="0" b="0"/>
+      </a:fillRef>
+      <a:effectRef idx="0">
+        <a:scrgbClr r="0" g="0" b="0"/>
+      </a:effectRef>
+      <a:fontRef idx="minor">
+        <a:schemeClr val="lt1"/>
+      </a:fontRef>
+    </dgm:style>
+  </dgm:styleLbl>
+  <dgm:styleLbl name="parChTrans2D3">
+    <dgm:scene3d>
+      <a:camera prst="orthographicFront"/>
+      <a:lightRig rig="threePt" dir="t"/>
+    </dgm:scene3d>
+    <dgm:sp3d/>
+    <dgm:txPr/>
+    <dgm:style>
+      <a:lnRef idx="2">
+        <a:scrgbClr r="0" g="0" b="0"/>
+      </a:lnRef>
+      <a:fillRef idx="1">
+        <a:scrgbClr r="0" g="0" b="0"/>
+      </a:fillRef>
+      <a:effectRef idx="0">
+        <a:scrgbClr r="0" g="0" b="0"/>
+      </a:effectRef>
+      <a:fontRef idx="minor">
+        <a:schemeClr val="lt1"/>
+      </a:fontRef>
+    </dgm:style>
+  </dgm:styleLbl>
+  <dgm:styleLbl name="parChTrans2D4">
+    <dgm:scene3d>
+      <a:camera prst="orthographicFront"/>
+      <a:lightRig rig="threePt" dir="t"/>
+    </dgm:scene3d>
+    <dgm:sp3d/>
+    <dgm:txPr/>
+    <dgm:style>
+      <a:lnRef idx="2">
+        <a:scrgbClr r="0" g="0" b="0"/>
+      </a:lnRef>
+      <a:fillRef idx="1">
+        <a:scrgbClr r="0" g="0" b="0"/>
+      </a:fillRef>
+      <a:effectRef idx="0">
+        <a:scrgbClr r="0" g="0" b="0"/>
+      </a:effectRef>
+      <a:fontRef idx="minor">
+        <a:schemeClr val="lt1"/>
+      </a:fontRef>
+    </dgm:style>
+  </dgm:styleLbl>
+  <dgm:styleLbl name="parChTrans1D1">
+    <dgm:scene3d>
+      <a:camera prst="orthographicFront"/>
+      <a:lightRig rig="threePt" dir="t"/>
+    </dgm:scene3d>
+    <dgm:sp3d/>
+    <dgm:txPr/>
+    <dgm:style>
+      <a:lnRef idx="2">
+        <a:scrgbClr r="0" g="0" b="0"/>
+      </a:lnRef>
+      <a:fillRef idx="0">
+        <a:scrgbClr r="0" g="0" b="0"/>
+      </a:fillRef>
+      <a:effectRef idx="0">
+        <a:scrgbClr r="0" g="0" b="0"/>
+      </a:effectRef>
+      <a:fontRef idx="minor"/>
+    </dgm:style>
+  </dgm:styleLbl>
+  <dgm:styleLbl name="parChTrans1D2">
+    <dgm:scene3d>
+      <a:camera prst="orthographicFront"/>
+      <a:lightRig rig="threePt" dir="t"/>
+    </dgm:scene3d>
+    <dgm:sp3d/>
+    <dgm:txPr/>
+    <dgm:style>
+      <a:lnRef idx="2">
+        <a:scrgbClr r="0" g="0" b="0"/>
+      </a:lnRef>
+      <a:fillRef idx="0">
+        <a:scrgbClr r="0" g="0" b="0"/>
+      </a:fillRef>
+      <a:effectRef idx="0">
+        <a:scrgbClr r="0" g="0" b="0"/>
+      </a:effectRef>
+      <a:fontRef idx="minor"/>
+    </dgm:style>
+  </dgm:styleLbl>
+  <dgm:styleLbl name="parChTrans1D3">
+    <dgm:scene3d>
+      <a:camera prst="orthographicFront"/>
+      <a:lightRig rig="threePt" dir="t"/>
+    </dgm:scene3d>
+    <dgm:sp3d/>
+    <dgm:txPr/>
+    <dgm:style>
+      <a:lnRef idx="2">
+        <a:scrgbClr r="0" g="0" b="0"/>
+      </a:lnRef>
+      <a:fillRef idx="0">
+        <a:scrgbClr r="0" g="0" b="0"/>
+      </a:fillRef>
+      <a:effectRef idx="0">
+        <a:scrgbClr r="0" g="0" b="0"/>
+      </a:effectRef>
+      <a:fontRef idx="minor"/>
+    </dgm:style>
+  </dgm:styleLbl>
+  <dgm:styleLbl name="parChTrans1D4">
+    <dgm:scene3d>
+      <a:camera prst="orthographicFront"/>
+      <a:lightRig rig="threePt" dir="t"/>
+    </dgm:scene3d>
+    <dgm:sp3d/>
+    <dgm:txPr/>
+    <dgm:style>
+      <a:lnRef idx="2">
+        <a:scrgbClr r="0" g="0" b="0"/>
+      </a:lnRef>
+      <a:fillRef idx="0">
+        <a:scrgbClr r="0" g="0" b="0"/>
+      </a:fillRef>
+      <a:effectRef idx="0">
+        <a:scrgbClr r="0" g="0" b="0"/>
+      </a:effectRef>
+      <a:fontRef idx="minor"/>
+    </dgm:style>
+  </dgm:styleLbl>
+  <dgm:styleLbl name="fgAcc1">
+    <dgm:scene3d>
+      <a:camera prst="orthographicFront"/>
+      <a:lightRig rig="threePt" dir="t"/>
+    </dgm:scene3d>
+    <dgm:sp3d/>
+    <dgm:txPr/>
+    <dgm:style>
+      <a:lnRef idx="2">
+        <a:scrgbClr r="0" g="0" b="0"/>
+      </a:lnRef>
+      <a:fillRef idx="1">
+        <a:scrgbClr r="0" g="0" b="0"/>
+      </a:fillRef>
+      <a:effectRef idx="0">
+        <a:scrgbClr r="0" g="0" b="0"/>
+      </a:effectRef>
+      <a:fontRef idx="minor"/>
+    </dgm:style>
+  </dgm:styleLbl>
+  <dgm:styleLbl name="conFgAcc1">
+    <dgm:scene3d>
+      <a:camera prst="orthographicFront"/>
+      <a:lightRig rig="threePt" dir="t"/>
+    </dgm:scene3d>
+    <dgm:sp3d/>
+    <dgm:txPr/>
+    <dgm:style>
+      <a:lnRef idx="2">
+        <a:scrgbClr r="0" g="0" b="0"/>
+      </a:lnRef>
+      <a:fillRef idx="1">
+        <a:scrgbClr r="0" g="0" b="0"/>
+      </a:fillRef>
+      <a:effectRef idx="0">
+        <a:scrgbClr r="0" g="0" b="0"/>
+      </a:effectRef>
+      <a:fontRef idx="minor"/>
+    </dgm:style>
+  </dgm:styleLbl>
+  <dgm:styleLbl name="alignAcc1">
+    <dgm:scene3d>
+      <a:camera prst="orthographicFront"/>
+      <a:lightRig rig="threePt" dir="t"/>
+    </dgm:scene3d>
+    <dgm:sp3d/>
+    <dgm:txPr/>
+    <dgm:style>
+      <a:lnRef idx="2">
+        <a:scrgbClr r="0" g="0" b="0"/>
+      </a:lnRef>
+      <a:fillRef idx="1">
+        <a:scrgbClr r="0" g="0" b="0"/>
+      </a:fillRef>
+      <a:effectRef idx="0">
+        <a:scrgbClr r="0" g="0" b="0"/>
+      </a:effectRef>
+      <a:fontRef idx="minor"/>
+    </dgm:style>
+  </dgm:styleLbl>
+  <dgm:styleLbl name="trAlignAcc1">
+    <dgm:scene3d>
+      <a:camera prst="orthographicFront"/>
+      <a:lightRig rig="threePt" dir="t"/>
+    </dgm:scene3d>
+    <dgm:sp3d/>
+    <dgm:txPr/>
+    <dgm:style>
+      <a:lnRef idx="1">
+        <a:scrgbClr r="0" g="0" b="0"/>
+      </a:lnRef>
+      <a:fillRef idx="1">
+        <a:scrgbClr r="0" g="0" b="0"/>
+      </a:fillRef>
+      <a:effectRef idx="0">
+        <a:scrgbClr r="0" g="0" b="0"/>
+      </a:effectRef>
+      <a:fontRef idx="minor"/>
+    </dgm:style>
+  </dgm:styleLbl>
+  <dgm:styleLbl name="bgAcc1">
+    <dgm:scene3d>
+      <a:camera prst="orthographicFront"/>
+      <a:lightRig rig="threePt" dir="t"/>
+    </dgm:scene3d>
+    <dgm:sp3d/>
+    <dgm:txPr/>
+    <dgm:style>
+      <a:lnRef idx="2">
+        <a:scrgbClr r="0" g="0" b="0"/>
+      </a:lnRef>
+      <a:fillRef idx="1">
+        <a:scrgbClr r="0" g="0" b="0"/>
+      </a:fillRef>
+      <a:effectRef idx="0">
+        <a:scrgbClr r="0" g="0" b="0"/>
+      </a:effectRef>
+      <a:fontRef idx="minor"/>
+    </dgm:style>
+  </dgm:styleLbl>
+  <dgm:styleLbl name="solidFgAcc1">
+    <dgm:scene3d>
+      <a:camera prst="orthographicFront"/>
+      <a:lightRig rig="threePt" dir="t"/>
+    </dgm:scene3d>
+    <dgm:sp3d/>
+    <dgm:txPr/>
+    <dgm:style>
+      <a:lnRef idx="2">
+        <a:scrgbClr r="0" g="0" b="0"/>
+      </a:lnRef>
+      <a:fillRef idx="1">
+        <a:scrgbClr r="0" g="0" b="0"/>
+      </a:fillRef>
+      <a:effectRef idx="0">
+        <a:scrgbClr r="0" g="0" b="0"/>
+      </a:effectRef>
+      <a:fontRef idx="minor"/>
+    </dgm:style>
+  </dgm:styleLbl>
+  <dgm:styleLbl name="solidAlignAcc1">
+    <dgm:scene3d>
+      <a:camera prst="orthographicFront"/>
+      <a:lightRig rig="threePt" dir="t"/>
+    </dgm:scene3d>
+    <dgm:sp3d/>
+    <dgm:txPr/>
+    <dgm:style>
+      <a:lnRef idx="2">
+        <a:scrgbClr r="0" g="0" b="0"/>
+      </a:lnRef>
+      <a:fillRef idx="1">
+        <a:scrgbClr r="0" g="0" b="0"/>
+      </a:fillRef>
+      <a:effectRef idx="0">
+        <a:scrgbClr r="0" g="0" b="0"/>
+      </a:effectRef>
+      <a:fontRef idx="minor"/>
+    </dgm:style>
+  </dgm:styleLbl>
+  <dgm:styleLbl name="solidBgAcc1">
+    <dgm:scene3d>
+      <a:camera prst="orthographicFront"/>
+      <a:lightRig rig="threePt" dir="t"/>
+    </dgm:scene3d>
+    <dgm:sp3d/>
+    <dgm:txPr/>
+    <dgm:style>
+      <a:lnRef idx="2">
+        <a:scrgbClr r="0" g="0" b="0"/>
+      </a:lnRef>
+      <a:fillRef idx="1">
+        <a:scrgbClr r="0" g="0" b="0"/>
+      </a:fillRef>
+      <a:effectRef idx="0">
+        <a:scrgbClr r="0" g="0" b="0"/>
+      </a:effectRef>
+      <a:fontRef idx="minor"/>
+    </dgm:style>
+  </dgm:styleLbl>
+  <dgm:styleLbl name="fgAccFollowNode1">
+    <dgm:scene3d>
+      <a:camera prst="orthographicFront"/>
+      <a:lightRig rig="threePt" dir="t"/>
+    </dgm:scene3d>
+    <dgm:sp3d/>
+    <dgm:txPr/>
+    <dgm:style>
+      <a:lnRef idx="2">
+        <a:scrgbClr r="0" g="0" b="0"/>
+      </a:lnRef>
+      <a:fillRef idx="1">
+        <a:scrgbClr r="0" g="0" b="0"/>
+      </a:fillRef>
+      <a:effectRef idx="0">
+        <a:scrgbClr r="0" g="0" b="0"/>
+      </a:effectRef>
+      <a:fontRef idx="minor"/>
+    </dgm:style>
+  </dgm:styleLbl>
+  <dgm:styleLbl name="alignAccFollowNode1">
+    <dgm:scene3d>
+      <a:camera prst="orthographicFront"/>
+      <a:lightRig rig="threePt" dir="t"/>
+    </dgm:scene3d>
+    <dgm:sp3d/>
+    <dgm:txPr/>
+    <dgm:style>
+      <a:lnRef idx="2">
+        <a:scrgbClr r="0" g="0" b="0"/>
+      </a:lnRef>
+      <a:fillRef idx="1">
+        <a:scrgbClr r="0" g="0" b="0"/>
+      </a:fillRef>
+      <a:effectRef idx="0">
+        <a:scrgbClr r="0" g="0" b="0"/>
+      </a:effectRef>
+      <a:fontRef idx="minor"/>
+    </dgm:style>
+  </dgm:styleLbl>
+  <dgm:styleLbl name="bgAccFollowNode1">
+    <dgm:scene3d>
+      <a:camera prst="orthographicFront"/>
+      <a:lightRig rig="threePt" dir="t"/>
+    </dgm:scene3d>
+    <dgm:sp3d/>
+    <dgm:txPr/>
+    <dgm:style>
+      <a:lnRef idx="2">
+        <a:scrgbClr r="0" g="0" b="0"/>
+      </a:lnRef>
+      <a:fillRef idx="1">
+        <a:scrgbClr r="0" g="0" b="0"/>
+      </a:fillRef>
+      <a:effectRef idx="0">
+        <a:scrgbClr r="0" g="0" b="0"/>
+      </a:effectRef>
+      <a:fontRef idx="minor"/>
+    </dgm:style>
+  </dgm:styleLbl>
+  <dgm:styleLbl name="fgAcc0">
+    <dgm:scene3d>
+      <a:camera prst="orthographicFront"/>
+      <a:lightRig rig="threePt" dir="t"/>
+    </dgm:scene3d>
+    <dgm:sp3d/>
+    <dgm:txPr/>
+    <dgm:style>
+      <a:lnRef idx="2">
+        <a:scrgbClr r="0" g="0" b="0"/>
+      </a:lnRef>
+      <a:fillRef idx="1">
+        <a:scrgbClr r="0" g="0" b="0"/>
+      </a:fillRef>
+      <a:effectRef idx="0">
+        <a:scrgbClr r="0" g="0" b="0"/>
+      </a:effectRef>
+      <a:fontRef idx="minor"/>
+    </dgm:style>
+  </dgm:styleLbl>
+  <dgm:styleLbl name="fgAcc2">
+    <dgm:scene3d>
+      <a:camera prst="orthographicFront"/>
+      <a:lightRig rig="threePt" dir="t"/>
+    </dgm:scene3d>
+    <dgm:sp3d/>
+    <dgm:txPr/>
+    <dgm:style>
+      <a:lnRef idx="2">
+        <a:scrgbClr r="0" g="0" b="0"/>
+      </a:lnRef>
+      <a:fillRef idx="1">
+        <a:scrgbClr r="0" g="0" b="0"/>
+      </a:fillRef>
+      <a:effectRef idx="0">
+        <a:scrgbClr r="0" g="0" b="0"/>
+      </a:effectRef>
+      <a:fontRef idx="minor"/>
+    </dgm:style>
+  </dgm:styleLbl>
+  <dgm:styleLbl name="fgAcc3">
+    <dgm:scene3d>
+      <a:camera prst="orthographicFront"/>
+      <a:lightRig rig="threePt" dir="t"/>
+    </dgm:scene3d>
+    <dgm:sp3d/>
+    <dgm:txPr/>
+    <dgm:style>
+      <a:lnRef idx="2">
+        <a:scrgbClr r="0" g="0" b="0"/>
+      </a:lnRef>
+      <a:fillRef idx="1">
+        <a:scrgbClr r="0" g="0" b="0"/>
+      </a:fillRef>
+      <a:effectRef idx="0">
+        <a:scrgbClr r="0" g="0" b="0"/>
+      </a:effectRef>
+      <a:fontRef idx="minor"/>
+    </dgm:style>
+  </dgm:styleLbl>
+  <dgm:styleLbl name="fgAcc4">
+    <dgm:scene3d>
+      <a:camera prst="orthographicFront"/>
+      <a:lightRig rig="threePt" dir="t"/>
+    </dgm:scene3d>
+    <dgm:sp3d/>
+    <dgm:txPr/>
+    <dgm:style>
+      <a:lnRef idx="2">
+        <a:scrgbClr r="0" g="0" b="0"/>
+      </a:lnRef>
+      <a:fillRef idx="1">
+        <a:scrgbClr r="0" g="0" b="0"/>
+      </a:fillRef>
+      <a:effectRef idx="0">
+        <a:scrgbClr r="0" g="0" b="0"/>
+      </a:effectRef>
+      <a:fontRef idx="minor"/>
+    </dgm:style>
+  </dgm:styleLbl>
+  <dgm:styleLbl name="bgShp">
+    <dgm:scene3d>
+      <a:camera prst="orthographicFront"/>
+      <a:lightRig rig="threePt" dir="t"/>
+    </dgm:scene3d>
+    <dgm:sp3d/>
+    <dgm:txPr/>
+    <dgm:style>
+      <a:lnRef idx="0">
+        <a:scrgbClr r="0" g="0" b="0"/>
+      </a:lnRef>
+      <a:fillRef idx="1">
+        <a:scrgbClr r="0" g="0" b="0"/>
+      </a:fillRef>
+      <a:effectRef idx="0">
+        <a:scrgbClr r="0" g="0" b="0"/>
+      </a:effectRef>
+      <a:fontRef idx="minor"/>
+    </dgm:style>
+  </dgm:styleLbl>
+  <dgm:styleLbl name="dkBgShp">
+    <dgm:scene3d>
+      <a:camera prst="orthographicFront"/>
+      <a:lightRig rig="threePt" dir="t"/>
+    </dgm:scene3d>
+    <dgm:sp3d/>
+    <dgm:txPr/>
+    <dgm:style>
+      <a:lnRef idx="0">
+        <a:scrgbClr r="0" g="0" b="0"/>
+      </a:lnRef>
+      <a:fillRef idx="1">
+        <a:scrgbClr r="0" g="0" b="0"/>
+      </a:fillRef>
+      <a:effectRef idx="0">
+        <a:scrgbClr r="0" g="0" b="0"/>
+      </a:effectRef>
+      <a:fontRef idx="minor"/>
+    </dgm:style>
+  </dgm:styleLbl>
+  <dgm:styleLbl name="trBgShp">
+    <dgm:scene3d>
+      <a:camera prst="orthographicFront"/>
+      <a:lightRig rig="threePt" dir="t"/>
+    </dgm:scene3d>
+    <dgm:sp3d/>
+    <dgm:txPr/>
+    <dgm:style>
+      <a:lnRef idx="0">
+        <a:scrgbClr r="0" g="0" b="0"/>
+      </a:lnRef>
+      <a:fillRef idx="1">
+        <a:scrgbClr r="0" g="0" b="0"/>
+      </a:fillRef>
+      <a:effectRef idx="0">
+        <a:scrgbClr r="0" g="0" b="0"/>
+      </a:effectRef>
+      <a:fontRef idx="minor"/>
+    </dgm:style>
+  </dgm:styleLbl>
+  <dgm:styleLbl name="fgShp">
+    <dgm:scene3d>
+      <a:camera prst="orthographicFront"/>
+      <a:lightRig rig="threePt" dir="t"/>
+    </dgm:scene3d>
+    <dgm:sp3d/>
+    <dgm:txPr/>
+    <dgm:style>
+      <a:lnRef idx="2">
+        <a:scrgbClr r="0" g="0" b="0"/>
+      </a:lnRef>
+      <a:fillRef idx="1">
+        <a:scrgbClr r="0" g="0" b="0"/>
+      </a:fillRef>
+      <a:effectRef idx="0">
+        <a:scrgbClr r="0" g="0" b="0"/>
+      </a:effectRef>
+      <a:fontRef idx="minor"/>
+    </dgm:style>
+  </dgm:styleLbl>
+  <dgm:styleLbl name="revTx">
+    <dgm:scene3d>
+      <a:camera prst="orthographicFront"/>
+      <a:lightRig rig="threePt" dir="t"/>
+    </dgm:scene3d>
+    <dgm:sp3d/>
+    <dgm:txPr/>
+    <dgm:style>
+      <a:lnRef idx="0">
+        <a:scrgbClr r="0" g="0" b="0"/>
+      </a:lnRef>
+      <a:fillRef idx="0">
+        <a:scrgbClr r="0" g="0" b="0"/>
+      </a:fillRef>
+      <a:effectRef idx="0">
+        <a:scrgbClr r="0" g="0" b="0"/>
+      </a:effectRef>
+      <a:fontRef idx="minor"/>
+    </dgm:style>
+  </dgm:styleLbl>
+</dgm:styleDef>
+</file>
+
 <file path=word/theme/theme1.xml><?xml version="1.0" encoding="utf-8"?>
 <a:theme xmlns:a="http://schemas.openxmlformats.org/drawingml/2006/main" name="Office Theme">
   <a:themeElements>
@@ -13884,6 +19877,22 @@
 </file>
 
 <file path=customXml/item2.xml><?xml version="1.0" encoding="utf-8"?>
+<p:properties xmlns:p="http://schemas.microsoft.com/office/2006/metadata/properties" xmlns:xsi="http://www.w3.org/2001/XMLSchema-instance" xmlns:pc="http://schemas.microsoft.com/office/infopath/2007/PartnerControls">
+  <documentManagement/>
+</p:properties>
+</file>
+
+<file path=customXml/item3.xml><?xml version="1.0" encoding="utf-8"?>
+<b:Sources xmlns:b="http://schemas.openxmlformats.org/officeDocument/2006/bibliography" xmlns="http://schemas.openxmlformats.org/officeDocument/2006/bibliography" SelectedStyle="\APASixthEditionOfficeOnline.xsl" StyleName="APA" Version="6"/>
+</file>
+
+<file path=customXml/item4.xml><?xml version="1.0" encoding="utf-8"?>
+<go:gDocsCustomXmlDataStorage xmlns:go="http://customooxmlschemas.google.com/" xmlns:r="http://schemas.openxmlformats.org/officeDocument/2006/relationships" uri="GoogleDocsCustomDataVersion2">
+  <go:docsCustomData xmlns:go="http://customooxmlschemas.google.com/" roundtripDataSignature="AMtx7mgPv/YMSbvbhA3kNMM3tiDQCOh3kQ==">CgMxLjAyDmguZ2dnYjdsbzdwY3d2OABqKQoUc3VnZ2VzdC5xMXg0OGN0Mnlzc2kSEUthdGhsZWVuIEVtYmxldG9uciExSHRKZjJxbEJDWTczRWk2cThfbXNFZ0ZWendXbkF2TlE=</go:docsCustomData>
+</go:gDocsCustomXmlDataStorage>
+</file>
+
+<file path=customXml/item5.xml><?xml version="1.0" encoding="utf-8"?>
 <ct:contentTypeSchema xmlns:ct="http://schemas.microsoft.com/office/2006/metadata/contentType" xmlns:ma="http://schemas.microsoft.com/office/2006/metadata/properties/metaAttributes" ct:_="" ma:_="" ma:contentTypeName="Document" ma:contentTypeID="0x01010075A0AB62620A9E48A65417F736FABB0B" ma:contentTypeVersion="10" ma:contentTypeDescription="Create a new document." ma:contentTypeScope="" ma:versionID="434a117541db2a8bfd63fe92a45a4c14">
   <xsd:schema xmlns:xsd="http://www.w3.org/2001/XMLSchema" xmlns:xs="http://www.w3.org/2001/XMLSchema" xmlns:p="http://schemas.microsoft.com/office/2006/metadata/properties" xmlns:ns3="a234bba8-cf96-44a5-99b5-1e27cd8261fa" xmlns:ns4="3adf76b9-d0cc-4629-a936-25abb45f9698" targetNamespace="http://schemas.microsoft.com/office/2006/metadata/properties" ma:root="true" ma:fieldsID="97119db23675e0954929d3caaa04bb3d" ns3:_="" ns4:_="">
     <xsd:import namespace="a234bba8-cf96-44a5-99b5-1e27cd8261fa"/>
@@ -14086,22 +20095,6 @@
 </ct:contentTypeSchema>
 </file>
 
-<file path=customXml/item3.xml><?xml version="1.0" encoding="utf-8"?>
-<go:gDocsCustomXmlDataStorage xmlns:go="http://customooxmlschemas.google.com/" xmlns:r="http://schemas.openxmlformats.org/officeDocument/2006/relationships" uri="GoogleDocsCustomDataVersion2">
-  <go:docsCustomData xmlns:go="http://customooxmlschemas.google.com/" roundtripDataSignature="AMtx7mgPv/YMSbvbhA3kNMM3tiDQCOh3kQ==">CgMxLjAyDmguZ2dnYjdsbzdwY3d2OABqKQoUc3VnZ2VzdC5xMXg0OGN0Mnlzc2kSEUthdGhsZWVuIEVtYmxldG9uciExSHRKZjJxbEJDWTczRWk2cThfbXNFZ0ZWendXbkF2TlE=</go:docsCustomData>
-</go:gDocsCustomXmlDataStorage>
-</file>
-
-<file path=customXml/item4.xml><?xml version="1.0" encoding="utf-8"?>
-<b:Sources xmlns:b="http://schemas.openxmlformats.org/officeDocument/2006/bibliography" xmlns="http://schemas.openxmlformats.org/officeDocument/2006/bibliography" SelectedStyle="\APASixthEditionOfficeOnline.xsl" StyleName="APA" Version="6"/>
-</file>
-
-<file path=customXml/item5.xml><?xml version="1.0" encoding="utf-8"?>
-<p:properties xmlns:p="http://schemas.microsoft.com/office/2006/metadata/properties" xmlns:xsi="http://www.w3.org/2001/XMLSchema-instance" xmlns:pc="http://schemas.microsoft.com/office/infopath/2007/PartnerControls">
-  <documentManagement/>
-</p:properties>
-</file>
-
 <file path=customXml/itemProps1.xml><?xml version="1.0" encoding="utf-8"?>
 <ds:datastoreItem xmlns:ds="http://schemas.openxmlformats.org/officeDocument/2006/customXml" ds:itemID="{9F4DE22F-8806-4DEB-96C1-50C32FE23D52}">
   <ds:schemaRefs>
@@ -14111,6 +20104,32 @@
 </file>
 
 <file path=customXml/itemProps2.xml><?xml version="1.0" encoding="utf-8"?>
+<ds:datastoreItem xmlns:ds="http://schemas.openxmlformats.org/officeDocument/2006/customXml" ds:itemID="{5AC7E669-8600-4827-B934-CFD0E4A4DB0F}">
+  <ds:schemaRefs>
+    <ds:schemaRef ds:uri="http://schemas.microsoft.com/office/2006/metadata/properties"/>
+    <ds:schemaRef ds:uri="http://schemas.microsoft.com/office/infopath/2007/PartnerControls"/>
+  </ds:schemaRefs>
+</ds:datastoreItem>
+</file>
+
+<file path=customXml/itemProps3.xml><?xml version="1.0" encoding="utf-8"?>
+<ds:datastoreItem xmlns:ds="http://schemas.openxmlformats.org/officeDocument/2006/customXml" ds:itemID="{2949FBB1-E056-4CB5-815D-F06108B9100D}">
+  <ds:schemaRefs>
+    <ds:schemaRef ds:uri="http://schemas.openxmlformats.org/officeDocument/2006/bibliography"/>
+  </ds:schemaRefs>
+</ds:datastoreItem>
+</file>
+
+<file path=customXml/itemProps4.xml><?xml version="1.0" encoding="utf-8"?>
+<ds:datastoreItem xmlns:ds="http://schemas.openxmlformats.org/officeDocument/2006/customXml" ds:itemID="{11111111-1234-1234-1234-123412341234}">
+  <ds:schemaRefs>
+    <ds:schemaRef ds:uri="http://customooxmlschemas.google.com/"/>
+    <ds:schemaRef ds:uri="http://schemas.openxmlformats.org/officeDocument/2006/relationships"/>
+  </ds:schemaRefs>
+</ds:datastoreItem>
+</file>
+
+<file path=customXml/itemProps5.xml><?xml version="1.0" encoding="utf-8"?>
 <ds:datastoreItem xmlns:ds="http://schemas.openxmlformats.org/officeDocument/2006/customXml" ds:itemID="{AF6BE1DB-3B71-477A-99C7-9B3777E60F70}">
   <ds:schemaRefs>
     <ds:schemaRef ds:uri="http://schemas.microsoft.com/office/2006/metadata/contentType"/>
@@ -14129,32 +20148,6 @@
 </ds:datastoreItem>
 </file>
 
-<file path=customXml/itemProps3.xml><?xml version="1.0" encoding="utf-8"?>
-<ds:datastoreItem xmlns:ds="http://schemas.openxmlformats.org/officeDocument/2006/customXml" ds:itemID="{11111111-1234-1234-1234-123412341234}">
-  <ds:schemaRefs>
-    <ds:schemaRef ds:uri="http://customooxmlschemas.google.com/"/>
-    <ds:schemaRef ds:uri="http://schemas.openxmlformats.org/officeDocument/2006/relationships"/>
-  </ds:schemaRefs>
-</ds:datastoreItem>
-</file>
-
-<file path=customXml/itemProps4.xml><?xml version="1.0" encoding="utf-8"?>
-<ds:datastoreItem xmlns:ds="http://schemas.openxmlformats.org/officeDocument/2006/customXml" ds:itemID="{2949FBB1-E056-4CB5-815D-F06108B9100D}">
-  <ds:schemaRefs>
-    <ds:schemaRef ds:uri="http://schemas.openxmlformats.org/officeDocument/2006/bibliography"/>
-  </ds:schemaRefs>
-</ds:datastoreItem>
-</file>
-
-<file path=customXml/itemProps5.xml><?xml version="1.0" encoding="utf-8"?>
-<ds:datastoreItem xmlns:ds="http://schemas.openxmlformats.org/officeDocument/2006/customXml" ds:itemID="{5AC7E669-8600-4827-B934-CFD0E4A4DB0F}">
-  <ds:schemaRefs>
-    <ds:schemaRef ds:uri="http://schemas.microsoft.com/office/2006/metadata/properties"/>
-    <ds:schemaRef ds:uri="http://schemas.microsoft.com/office/infopath/2007/PartnerControls"/>
-  </ds:schemaRefs>
-</ds:datastoreItem>
-</file>
-
 <file path=docMetadata/LabelInfo.xml><?xml version="1.0" encoding="utf-8"?>
 <clbl:labelList xmlns:clbl="http://schemas.microsoft.com/office/2020/mipLabelMetadata">
   <clbl:label id="{72921c98-1775-47af-8cbd-4178e32c8fb6}" enabled="1" method="Privileged" siteId="{4c1d9e0f-5c27-4228-a35a-de7b4083ff7b}" removed="0"/>
